--- a/cloud.docx
+++ b/cloud.docx
@@ -371,6 +371,98 @@
           <w:lang w:val="en-US"/>
         </w:rPr>
         <w:t>Nếu tải Video thì phải 1 thời gian sau khi tải mới coi được Video</w:t>
+      </w:r>
+    </w:p>
+    <w:p>
+      <w:pPr>
+        <w:rPr>
+          <w:lang w:val="en-US"/>
+        </w:rPr>
+      </w:pPr>
+    </w:p>
+    <w:p>
+      <w:pPr>
+        <w:rPr>
+          <w:lang w:val="en-US"/>
+        </w:rPr>
+      </w:pPr>
+      <w:r>
+        <w:rPr>
+          <w:lang w:val="en-US"/>
+        </w:rPr>
+        <w:t>Gmail:</w:t>
+      </w:r>
+    </w:p>
+    <w:p>
+      <w:pPr>
+        <w:pStyle w:val="ListParagraph"/>
+        <w:numPr>
+          <w:ilvl w:val="0"/>
+          <w:numId w:val="3"/>
+        </w:numPr>
+        <w:rPr>
+          <w:lang w:val="en-US"/>
+        </w:rPr>
+      </w:pPr>
+      <w:r>
+        <w:rPr>
+          <w:lang w:val="en-US"/>
+        </w:rPr>
+        <w:t>Cách Chặn 1 Người?</w:t>
+      </w:r>
+    </w:p>
+    <w:p>
+      <w:pPr>
+        <w:pStyle w:val="ListParagraph"/>
+        <w:numPr>
+          <w:ilvl w:val="0"/>
+          <w:numId w:val="2"/>
+        </w:numPr>
+        <w:rPr>
+          <w:lang w:val="en-US"/>
+        </w:rPr>
+      </w:pPr>
+      <w:r>
+        <w:rPr>
+          <w:lang w:val="en-US"/>
+        </w:rPr>
+        <w:t>Mở tin nhắn bất kì của người đó + Click nút 3 chấm + chọn “Chặn”</w:t>
+      </w:r>
+    </w:p>
+    <w:p>
+      <w:pPr>
+        <w:pStyle w:val="ListParagraph"/>
+        <w:numPr>
+          <w:ilvl w:val="0"/>
+          <w:numId w:val="3"/>
+        </w:numPr>
+        <w:rPr>
+          <w:lang w:val="en-US"/>
+        </w:rPr>
+      </w:pPr>
+      <w:r>
+        <w:rPr>
+          <w:lang w:val="en-US"/>
+        </w:rPr>
+        <w:t>Chuyển Tất Cả Tin Nhắn Từ 1 Người Nào Đó Vào Thùng Rác?</w:t>
+      </w:r>
+    </w:p>
+    <w:p>
+      <w:pPr>
+        <w:pStyle w:val="ListParagraph"/>
+        <w:numPr>
+          <w:ilvl w:val="0"/>
+          <w:numId w:val="2"/>
+        </w:numPr>
+        <w:rPr>
+          <w:lang w:val="en-US"/>
+        </w:rPr>
+      </w:pPr>
+      <w:r>
+        <w:rPr>
+          <w:lang w:val="en-US"/>
+        </w:rPr>
+        <w:t>Nhập lên thanh tìm kiếm tiêu đề hay tên hay bất cứ thứ gì thường có trong thư của người đó để lọc + nhấn “Enter” + Tick vào ô vuông ở trên cùng để chọn tất cả + Click vào biểu tượng thùng rác</w:t>
       </w:r>
       <w:bookmarkStart w:id="0" w:name="_GoBack"/>
       <w:bookmarkEnd w:id="0"/>
@@ -588,11 +680,103 @@
       </w:pPr>
     </w:lvl>
   </w:abstractNum>
+  <w:abstractNum w:abstractNumId="2">
+    <w:nsid w:val="2F227041"/>
+    <w:multiLevelType w:val="hybridMultilevel"/>
+    <w:tmpl w:val="8A54273A"/>
+    <w:lvl w:ilvl="0" w:tplc="2F88D958">
+      <w:start w:val="1"/>
+      <w:numFmt w:val="decimal"/>
+      <w:lvlText w:val="%1."/>
+      <w:lvlJc w:val="left"/>
+      <w:pPr>
+        <w:ind w:left="1080" w:hanging="360"/>
+      </w:pPr>
+      <w:rPr>
+        <w:rFonts w:hint="default"/>
+      </w:rPr>
+    </w:lvl>
+    <w:lvl w:ilvl="1" w:tplc="042A0019" w:tentative="1">
+      <w:start w:val="1"/>
+      <w:numFmt w:val="lowerLetter"/>
+      <w:lvlText w:val="%2."/>
+      <w:lvlJc w:val="left"/>
+      <w:pPr>
+        <w:ind w:left="1800" w:hanging="360"/>
+      </w:pPr>
+    </w:lvl>
+    <w:lvl w:ilvl="2" w:tplc="042A001B" w:tentative="1">
+      <w:start w:val="1"/>
+      <w:numFmt w:val="lowerRoman"/>
+      <w:lvlText w:val="%3."/>
+      <w:lvlJc w:val="right"/>
+      <w:pPr>
+        <w:ind w:left="2520" w:hanging="180"/>
+      </w:pPr>
+    </w:lvl>
+    <w:lvl w:ilvl="3" w:tplc="042A000F" w:tentative="1">
+      <w:start w:val="1"/>
+      <w:numFmt w:val="decimal"/>
+      <w:lvlText w:val="%4."/>
+      <w:lvlJc w:val="left"/>
+      <w:pPr>
+        <w:ind w:left="3240" w:hanging="360"/>
+      </w:pPr>
+    </w:lvl>
+    <w:lvl w:ilvl="4" w:tplc="042A0019" w:tentative="1">
+      <w:start w:val="1"/>
+      <w:numFmt w:val="lowerLetter"/>
+      <w:lvlText w:val="%5."/>
+      <w:lvlJc w:val="left"/>
+      <w:pPr>
+        <w:ind w:left="3960" w:hanging="360"/>
+      </w:pPr>
+    </w:lvl>
+    <w:lvl w:ilvl="5" w:tplc="042A001B" w:tentative="1">
+      <w:start w:val="1"/>
+      <w:numFmt w:val="lowerRoman"/>
+      <w:lvlText w:val="%6."/>
+      <w:lvlJc w:val="right"/>
+      <w:pPr>
+        <w:ind w:left="4680" w:hanging="180"/>
+      </w:pPr>
+    </w:lvl>
+    <w:lvl w:ilvl="6" w:tplc="042A000F" w:tentative="1">
+      <w:start w:val="1"/>
+      <w:numFmt w:val="decimal"/>
+      <w:lvlText w:val="%7."/>
+      <w:lvlJc w:val="left"/>
+      <w:pPr>
+        <w:ind w:left="5400" w:hanging="360"/>
+      </w:pPr>
+    </w:lvl>
+    <w:lvl w:ilvl="7" w:tplc="042A0019" w:tentative="1">
+      <w:start w:val="1"/>
+      <w:numFmt w:val="lowerLetter"/>
+      <w:lvlText w:val="%8."/>
+      <w:lvlJc w:val="left"/>
+      <w:pPr>
+        <w:ind w:left="6120" w:hanging="360"/>
+      </w:pPr>
+    </w:lvl>
+    <w:lvl w:ilvl="8" w:tplc="042A001B" w:tentative="1">
+      <w:start w:val="1"/>
+      <w:numFmt w:val="lowerRoman"/>
+      <w:lvlText w:val="%9."/>
+      <w:lvlJc w:val="right"/>
+      <w:pPr>
+        <w:ind w:left="6840" w:hanging="180"/>
+      </w:pPr>
+    </w:lvl>
+  </w:abstractNum>
   <w:num w:numId="1">
     <w:abstractNumId w:val="1"/>
   </w:num>
   <w:num w:numId="2">
     <w:abstractNumId w:val="0"/>
+  </w:num>
+  <w:num w:numId="3">
+    <w:abstractNumId w:val="2"/>
   </w:num>
 </w:numbering>
 </file>

--- a/cloud.docx
+++ b/cloud.docx
@@ -464,8 +464,65 @@
         </w:rPr>
         <w:t>Nhập lên thanh tìm kiếm tiêu đề hay tên hay bất cứ thứ gì thường có trong thư của người đó để lọc + nhấn “Enter” + Tick vào ô vuông ở trên cùng để chọn tất cả + Click vào biểu tượng thùng rác</w:t>
       </w:r>
+    </w:p>
+    <w:p>
+      <w:pPr>
+        <w:rPr>
+          <w:lang w:val="en-US"/>
+        </w:rPr>
+      </w:pPr>
+    </w:p>
+    <w:p>
+      <w:pPr>
+        <w:rPr>
+          <w:lang w:val="en-US"/>
+        </w:rPr>
+      </w:pPr>
+      <w:r>
+        <w:rPr>
+          <w:lang w:val="en-US"/>
+        </w:rPr>
+        <w:t>Chat GPT:</w:t>
+      </w:r>
+    </w:p>
+    <w:p>
+      <w:pPr>
+        <w:pStyle w:val="ListParagraph"/>
+        <w:numPr>
+          <w:ilvl w:val="0"/>
+          <w:numId w:val="4"/>
+        </w:numPr>
+        <w:rPr>
+          <w:lang w:val="en-US"/>
+        </w:rPr>
+      </w:pPr>
+      <w:r>
+        <w:rPr>
+          <w:lang w:val="en-US"/>
+        </w:rPr>
+        <w:t>Truy Cập?</w:t>
+      </w:r>
       <w:bookmarkStart w:id="0" w:name="_GoBack"/>
       <w:bookmarkEnd w:id="0"/>
+    </w:p>
+    <w:p>
+      <w:pPr>
+        <w:pStyle w:val="ListParagraph"/>
+        <w:numPr>
+          <w:ilvl w:val="0"/>
+          <w:numId w:val="2"/>
+        </w:numPr>
+        <w:rPr>
+          <w:lang w:val="en-US"/>
+        </w:rPr>
+      </w:pPr>
+      <w:r>
+        <w:rPr>
+          <w:lang w:val="en-US"/>
+        </w:rPr>
+        <w:lastRenderedPageBreak/>
+        <w:t>https://chat.chatgptdemo.net/</w:t>
+      </w:r>
     </w:p>
     <w:sectPr>
       <w:pgSz w:w="11906" w:h="16838"/>
@@ -480,6 +537,95 @@
 <file path=word/numbering.xml><?xml version="1.0" encoding="utf-8"?>
 <w:numbering xmlns:wpc="http://schemas.microsoft.com/office/word/2010/wordprocessingCanvas" xmlns:mc="http://schemas.openxmlformats.org/markup-compatibility/2006" xmlns:o="urn:schemas-microsoft-com:office:office" xmlns:r="http://schemas.openxmlformats.org/officeDocument/2006/relationships" xmlns:m="http://schemas.openxmlformats.org/officeDocument/2006/math" xmlns:v="urn:schemas-microsoft-com:vml" xmlns:wp14="http://schemas.microsoft.com/office/word/2010/wordprocessingDrawing" xmlns:wp="http://schemas.openxmlformats.org/drawingml/2006/wordprocessingDrawing" xmlns:w10="urn:schemas-microsoft-com:office:word" xmlns:w="http://schemas.openxmlformats.org/wordprocessingml/2006/main" xmlns:w14="http://schemas.microsoft.com/office/word/2010/wordml" xmlns:wpg="http://schemas.microsoft.com/office/word/2010/wordprocessingGroup" xmlns:wpi="http://schemas.microsoft.com/office/word/2010/wordprocessingInk" xmlns:wne="http://schemas.microsoft.com/office/word/2006/wordml" xmlns:wps="http://schemas.microsoft.com/office/word/2010/wordprocessingShape" mc:Ignorable="w14 wp14">
   <w:abstractNum w:abstractNumId="0">
+    <w:nsid w:val="07033BED"/>
+    <w:multiLevelType w:val="hybridMultilevel"/>
+    <w:tmpl w:val="FA52E84E"/>
+    <w:lvl w:ilvl="0" w:tplc="2BF22A7A">
+      <w:start w:val="1"/>
+      <w:numFmt w:val="decimal"/>
+      <w:lvlText w:val="%1."/>
+      <w:lvlJc w:val="left"/>
+      <w:pPr>
+        <w:ind w:left="1080" w:hanging="360"/>
+      </w:pPr>
+      <w:rPr>
+        <w:rFonts w:hint="default"/>
+      </w:rPr>
+    </w:lvl>
+    <w:lvl w:ilvl="1" w:tplc="042A0019" w:tentative="1">
+      <w:start w:val="1"/>
+      <w:numFmt w:val="lowerLetter"/>
+      <w:lvlText w:val="%2."/>
+      <w:lvlJc w:val="left"/>
+      <w:pPr>
+        <w:ind w:left="1800" w:hanging="360"/>
+      </w:pPr>
+    </w:lvl>
+    <w:lvl w:ilvl="2" w:tplc="042A001B" w:tentative="1">
+      <w:start w:val="1"/>
+      <w:numFmt w:val="lowerRoman"/>
+      <w:lvlText w:val="%3."/>
+      <w:lvlJc w:val="right"/>
+      <w:pPr>
+        <w:ind w:left="2520" w:hanging="180"/>
+      </w:pPr>
+    </w:lvl>
+    <w:lvl w:ilvl="3" w:tplc="042A000F" w:tentative="1">
+      <w:start w:val="1"/>
+      <w:numFmt w:val="decimal"/>
+      <w:lvlText w:val="%4."/>
+      <w:lvlJc w:val="left"/>
+      <w:pPr>
+        <w:ind w:left="3240" w:hanging="360"/>
+      </w:pPr>
+    </w:lvl>
+    <w:lvl w:ilvl="4" w:tplc="042A0019" w:tentative="1">
+      <w:start w:val="1"/>
+      <w:numFmt w:val="lowerLetter"/>
+      <w:lvlText w:val="%5."/>
+      <w:lvlJc w:val="left"/>
+      <w:pPr>
+        <w:ind w:left="3960" w:hanging="360"/>
+      </w:pPr>
+    </w:lvl>
+    <w:lvl w:ilvl="5" w:tplc="042A001B" w:tentative="1">
+      <w:start w:val="1"/>
+      <w:numFmt w:val="lowerRoman"/>
+      <w:lvlText w:val="%6."/>
+      <w:lvlJc w:val="right"/>
+      <w:pPr>
+        <w:ind w:left="4680" w:hanging="180"/>
+      </w:pPr>
+    </w:lvl>
+    <w:lvl w:ilvl="6" w:tplc="042A000F" w:tentative="1">
+      <w:start w:val="1"/>
+      <w:numFmt w:val="decimal"/>
+      <w:lvlText w:val="%7."/>
+      <w:lvlJc w:val="left"/>
+      <w:pPr>
+        <w:ind w:left="5400" w:hanging="360"/>
+      </w:pPr>
+    </w:lvl>
+    <w:lvl w:ilvl="7" w:tplc="042A0019" w:tentative="1">
+      <w:start w:val="1"/>
+      <w:numFmt w:val="lowerLetter"/>
+      <w:lvlText w:val="%8."/>
+      <w:lvlJc w:val="left"/>
+      <w:pPr>
+        <w:ind w:left="6120" w:hanging="360"/>
+      </w:pPr>
+    </w:lvl>
+    <w:lvl w:ilvl="8" w:tplc="042A001B" w:tentative="1">
+      <w:start w:val="1"/>
+      <w:numFmt w:val="lowerRoman"/>
+      <w:lvlText w:val="%9."/>
+      <w:lvlJc w:val="right"/>
+      <w:pPr>
+        <w:ind w:left="6840" w:hanging="180"/>
+      </w:pPr>
+    </w:lvl>
+  </w:abstractNum>
+  <w:abstractNum w:abstractNumId="1">
     <w:nsid w:val="0CDB6CF9"/>
     <w:multiLevelType w:val="hybridMultilevel"/>
     <w:tmpl w:val="65F00BD2"/>
@@ -591,7 +737,7 @@
       </w:rPr>
     </w:lvl>
   </w:abstractNum>
-  <w:abstractNum w:abstractNumId="1">
+  <w:abstractNum w:abstractNumId="2">
     <w:nsid w:val="11A47D9D"/>
     <w:multiLevelType w:val="hybridMultilevel"/>
     <w:tmpl w:val="7EE45760"/>
@@ -680,7 +826,7 @@
       </w:pPr>
     </w:lvl>
   </w:abstractNum>
-  <w:abstractNum w:abstractNumId="2">
+  <w:abstractNum w:abstractNumId="3">
     <w:nsid w:val="2F227041"/>
     <w:multiLevelType w:val="hybridMultilevel"/>
     <w:tmpl w:val="8A54273A"/>
@@ -770,13 +916,16 @@
     </w:lvl>
   </w:abstractNum>
   <w:num w:numId="1">
+    <w:abstractNumId w:val="2"/>
+  </w:num>
+  <w:num w:numId="2">
     <w:abstractNumId w:val="1"/>
   </w:num>
-  <w:num w:numId="2">
+  <w:num w:numId="3">
+    <w:abstractNumId w:val="3"/>
+  </w:num>
+  <w:num w:numId="4">
     <w:abstractNumId w:val="0"/>
-  </w:num>
-  <w:num w:numId="3">
-    <w:abstractNumId w:val="2"/>
   </w:num>
 </w:numbering>
 </file>

--- a/cloud.docx
+++ b/cloud.docx
@@ -502,8 +502,580 @@
         </w:rPr>
         <w:t>Truy Cập?</w:t>
       </w:r>
+    </w:p>
+    <w:p>
+      <w:pPr>
+        <w:pStyle w:val="ListParagraph"/>
+        <w:numPr>
+          <w:ilvl w:val="0"/>
+          <w:numId w:val="2"/>
+        </w:numPr>
+        <w:rPr>
+          <w:lang w:val="en-US"/>
+        </w:rPr>
+      </w:pPr>
+      <w:hyperlink r:id="rId12" w:history="1">
+        <w:r>
+          <w:rPr>
+            <w:rStyle w:val="Hyperlink"/>
+            <w:lang w:val="en-US"/>
+          </w:rPr>
+          <w:t>https://chat.chatgptdemo.net/</w:t>
+        </w:r>
+      </w:hyperlink>
+    </w:p>
+    <w:p>
+      <w:pPr>
+        <w:rPr>
+          <w:lang w:val="en-US"/>
+        </w:rPr>
+      </w:pPr>
+    </w:p>
+    <w:p>
+      <w:pPr>
+        <w:rPr>
+          <w:lang w:val="en-US"/>
+        </w:rPr>
+      </w:pPr>
+      <w:r>
+        <w:rPr>
+          <w:lang w:val="en-US"/>
+        </w:rPr>
+        <w:t>Google Maps:</w:t>
+      </w:r>
+    </w:p>
+    <w:p>
+      <w:pPr>
+        <w:pStyle w:val="ListParagraph"/>
+        <w:numPr>
+          <w:ilvl w:val="0"/>
+          <w:numId w:val="5"/>
+        </w:numPr>
+        <w:rPr>
+          <w:lang w:val="en-US"/>
+        </w:rPr>
+      </w:pPr>
+      <w:r>
+        <w:rPr>
+          <w:lang w:val="en-US"/>
+        </w:rPr>
+        <w:t xml:space="preserve">Truy </w:t>
+      </w:r>
+      <w:r>
+        <w:rPr>
+          <w:lang w:val="en-US"/>
+        </w:rPr>
+        <w:t>Cập?</w:t>
+      </w:r>
+    </w:p>
+    <w:p>
+      <w:pPr>
+        <w:pStyle w:val="ListParagraph"/>
+        <w:numPr>
+          <w:ilvl w:val="0"/>
+          <w:numId w:val="2"/>
+        </w:numPr>
+        <w:rPr>
+          <w:lang w:val="en-US"/>
+        </w:rPr>
+      </w:pPr>
+      <w:hyperlink r:id="rId13" w:history="1">
+        <w:r>
+          <w:rPr>
+            <w:rStyle w:val="Hyperlink"/>
+            <w:lang w:val="en-US"/>
+          </w:rPr>
+          <w:t>https://www.google.com/maps</w:t>
+        </w:r>
+      </w:hyperlink>
+    </w:p>
+    <w:p>
+      <w:pPr>
+        <w:pStyle w:val="ListParagraph"/>
+        <w:numPr>
+          <w:ilvl w:val="0"/>
+          <w:numId w:val="2"/>
+        </w:numPr>
+        <w:rPr>
+          <w:lang w:val="en-US"/>
+        </w:rPr>
+      </w:pPr>
+      <w:r>
+        <w:rPr>
+          <w:lang w:val="en-US"/>
+        </w:rPr>
+        <w:t>Đăng nhập = tài khoảng Google</w:t>
+      </w:r>
+    </w:p>
+    <w:p>
+      <w:pPr>
+        <w:pStyle w:val="ListParagraph"/>
+        <w:numPr>
+          <w:ilvl w:val="0"/>
+          <w:numId w:val="5"/>
+        </w:numPr>
+        <w:rPr>
+          <w:lang w:val="en-US"/>
+        </w:rPr>
+      </w:pPr>
+      <w:r>
+        <w:rPr>
+          <w:lang w:val="en-US"/>
+        </w:rPr>
+        <w:t>Cách Phóng To Thu Nhỏ Bản Đồ?</w:t>
+      </w:r>
+    </w:p>
+    <w:p>
+      <w:pPr>
+        <w:pStyle w:val="ListParagraph"/>
+        <w:numPr>
+          <w:ilvl w:val="0"/>
+          <w:numId w:val="2"/>
+        </w:numPr>
+        <w:rPr>
+          <w:lang w:val="en-US"/>
+        </w:rPr>
+      </w:pPr>
+      <w:r>
+        <w:rPr>
+          <w:lang w:val="en-US"/>
+        </w:rPr>
+        <w:t>Double Click chuột trái trên 1 điểm để phóng to nó</w:t>
+      </w:r>
+    </w:p>
+    <w:p>
+      <w:pPr>
+        <w:pStyle w:val="ListParagraph"/>
+        <w:numPr>
+          <w:ilvl w:val="0"/>
+          <w:numId w:val="2"/>
+        </w:numPr>
+        <w:rPr>
+          <w:lang w:val="en-US"/>
+        </w:rPr>
+      </w:pPr>
+      <w:r>
+        <w:rPr>
+          <w:lang w:val="en-US"/>
+        </w:rPr>
+        <w:t>Double Click chuột phải trên 1 điểm để thu nhỏ nó</w:t>
+      </w:r>
+    </w:p>
+    <w:p>
+      <w:pPr>
+        <w:pStyle w:val="ListParagraph"/>
+        <w:numPr>
+          <w:ilvl w:val="0"/>
+          <w:numId w:val="5"/>
+        </w:numPr>
+        <w:rPr>
+          <w:lang w:val="en-US"/>
+        </w:rPr>
+      </w:pPr>
+      <w:r>
+        <w:rPr>
+          <w:lang w:val="en-US"/>
+        </w:rPr>
+        <w:t>Cách Đổi Sang Kiểu Bản Đồ Khác?</w:t>
+      </w:r>
+    </w:p>
+    <w:p>
+      <w:pPr>
+        <w:pStyle w:val="ListParagraph"/>
+        <w:numPr>
+          <w:ilvl w:val="0"/>
+          <w:numId w:val="2"/>
+        </w:numPr>
+        <w:rPr>
+          <w:lang w:val="en-US"/>
+        </w:rPr>
+      </w:pPr>
+      <w:r>
+        <w:rPr>
+          <w:lang w:val="en-US"/>
+        </w:rPr>
+        <w:t>Di chuột vào biểu tượng “Layers” + chọn “More” + tùy chỉnh + Click “X”</w:t>
+      </w:r>
+    </w:p>
+    <w:p>
+      <w:pPr>
+        <w:pStyle w:val="ListParagraph"/>
+        <w:numPr>
+          <w:ilvl w:val="0"/>
+          <w:numId w:val="2"/>
+        </w:numPr>
+        <w:rPr>
+          <w:lang w:val="en-US"/>
+        </w:rPr>
+      </w:pPr>
+      <w:r>
+        <w:rPr>
+          <w:lang w:val="en-US"/>
+        </w:rPr>
+        <w:t>Khi tùy chỉnh, tại thẻ “Map tools”, Tick chọn “Measure”, rồi Click tại 1 điểm nào đó trên bản đồ, Tick thêm lần nữa tại điểm khác, khi này ta sẽ đo được khoảng cách giữa 2 điểm, hiện ở mục “Total distance”, Click thêm tại những điểm khác nữa sẽ ra đường gấp khúc, ta sẽ đo được tổng chiều dài của đường gấp khúc này, nếu đường gấp khúc kín, ta đo được diện tích của nó ở mục “Total area”, để không đo nữa, bỏ Tick “Measure”</w:t>
+      </w:r>
+    </w:p>
+    <w:p>
+      <w:pPr>
+        <w:pStyle w:val="ListParagraph"/>
+        <w:numPr>
+          <w:ilvl w:val="0"/>
+          <w:numId w:val="2"/>
+        </w:numPr>
+        <w:rPr>
+          <w:lang w:val="en-US"/>
+        </w:rPr>
+      </w:pPr>
+      <w:r>
+        <w:rPr>
+          <w:lang w:val="en-US"/>
+        </w:rPr>
+        <w:t>Tick chọn “Globe view” để khi phóng to đủ, thì bạn sẽ thấy trái đất hình cầu, còn không thì phẳng</w:t>
+      </w:r>
+    </w:p>
+    <w:p>
+      <w:pPr>
+        <w:pStyle w:val="ListParagraph"/>
+        <w:numPr>
+          <w:ilvl w:val="0"/>
+          <w:numId w:val="2"/>
+        </w:numPr>
+        <w:rPr>
+          <w:lang w:val="en-US"/>
+        </w:rPr>
+      </w:pPr>
+      <w:r>
+        <w:rPr>
+          <w:lang w:val="en-US"/>
+        </w:rPr>
+        <w:t>Tick chọn “Labels” để hiện tên địa điểm</w:t>
+      </w:r>
+      <w:r>
+        <w:rPr>
+          <w:lang w:val="en-US"/>
+        </w:rPr>
+        <w:t xml:space="preserve"> trên bản đồ</w:t>
+      </w:r>
       <w:bookmarkStart w:id="0" w:name="_GoBack"/>
       <w:bookmarkEnd w:id="0"/>
+      <w:r>
+        <w:rPr>
+          <w:lang w:val="en-US"/>
+        </w:rPr>
+        <w:t>, bỏ chọn để ẩn</w:t>
+      </w:r>
+    </w:p>
+    <w:p>
+      <w:pPr>
+        <w:pStyle w:val="ListParagraph"/>
+        <w:numPr>
+          <w:ilvl w:val="0"/>
+          <w:numId w:val="2"/>
+        </w:numPr>
+        <w:rPr>
+          <w:lang w:val="en-US"/>
+        </w:rPr>
+      </w:pPr>
+      <w:r>
+        <w:rPr>
+          <w:lang w:val="en-US"/>
+        </w:rPr>
+        <w:t>Kiểu bản đồ dễ nhìn nhất là bạn bỏ Tick tất cả, chọn mỗi “Satellite”, “Globe view” và “Labels”</w:t>
+      </w:r>
+    </w:p>
+    <w:p>
+      <w:pPr>
+        <w:pStyle w:val="ListParagraph"/>
+        <w:numPr>
+          <w:ilvl w:val="0"/>
+          <w:numId w:val="5"/>
+        </w:numPr>
+        <w:rPr>
+          <w:lang w:val="en-US"/>
+        </w:rPr>
+      </w:pPr>
+      <w:r>
+        <w:rPr>
+          <w:lang w:val="en-US"/>
+        </w:rPr>
+        <w:t xml:space="preserve">Chuyển </w:t>
+      </w:r>
+      <w:r>
+        <w:rPr>
+          <w:lang w:val="en-US"/>
+        </w:rPr>
+        <w:t>Sang Chế Độ Góc Nhìn Thứ Nhất?</w:t>
+      </w:r>
+    </w:p>
+    <w:p>
+      <w:pPr>
+        <w:pStyle w:val="ListParagraph"/>
+        <w:numPr>
+          <w:ilvl w:val="0"/>
+          <w:numId w:val="2"/>
+        </w:numPr>
+        <w:rPr>
+          <w:lang w:val="en-US"/>
+        </w:rPr>
+      </w:pPr>
+      <w:r>
+        <w:rPr>
+          <w:lang w:val="en-US"/>
+        </w:rPr>
+        <w:t>Click và giữ biểu tượng thằng người ở góc phải dưới rồi kéo thả tới 1 điểm trên 1 con đường hoặc điểm được đánh dấu hình chữ “O”</w:t>
+      </w:r>
+    </w:p>
+    <w:p>
+      <w:pPr>
+        <w:pStyle w:val="ListParagraph"/>
+        <w:numPr>
+          <w:ilvl w:val="0"/>
+          <w:numId w:val="2"/>
+        </w:numPr>
+        <w:rPr>
+          <w:lang w:val="en-US"/>
+        </w:rPr>
+      </w:pPr>
+      <w:r>
+        <w:rPr>
+          <w:lang w:val="en-US"/>
+        </w:rPr>
+        <w:t>Khi này bạn sẽ có tầm nhìn của thằng người đang đứng ở điểm đó</w:t>
+      </w:r>
+    </w:p>
+    <w:p>
+      <w:pPr>
+        <w:pStyle w:val="ListParagraph"/>
+        <w:numPr>
+          <w:ilvl w:val="0"/>
+          <w:numId w:val="2"/>
+        </w:numPr>
+        <w:rPr>
+          <w:lang w:val="en-US"/>
+        </w:rPr>
+      </w:pPr>
+      <w:r>
+        <w:rPr>
+          <w:lang w:val="en-US"/>
+        </w:rPr>
+        <w:t>Để cho thằng người tiến lên phía trước, Click trái chuột về phía trước, chỉ áp dụng nếu bạn thả nó trên đường</w:t>
+      </w:r>
+    </w:p>
+    <w:p>
+      <w:pPr>
+        <w:pStyle w:val="ListParagraph"/>
+        <w:numPr>
+          <w:ilvl w:val="0"/>
+          <w:numId w:val="2"/>
+        </w:numPr>
+        <w:rPr>
+          <w:lang w:val="en-US"/>
+        </w:rPr>
+      </w:pPr>
+      <w:r>
+        <w:rPr>
+          <w:lang w:val="en-US"/>
+        </w:rPr>
+        <w:t>Để thoát, Click “X”</w:t>
+      </w:r>
+    </w:p>
+    <w:p>
+      <w:pPr>
+        <w:pStyle w:val="ListParagraph"/>
+        <w:numPr>
+          <w:ilvl w:val="0"/>
+          <w:numId w:val="5"/>
+        </w:numPr>
+        <w:rPr>
+          <w:lang w:val="en-US"/>
+        </w:rPr>
+      </w:pPr>
+      <w:r>
+        <w:rPr>
+          <w:lang w:val="en-US"/>
+        </w:rPr>
+        <w:t xml:space="preserve">Hiện </w:t>
+      </w:r>
+      <w:r>
+        <w:rPr>
+          <w:lang w:val="en-US"/>
+        </w:rPr>
+        <w:t>1 Số Ảnh Tại Khu Vực Đang Xem?</w:t>
+      </w:r>
+    </w:p>
+    <w:p>
+      <w:pPr>
+        <w:pStyle w:val="ListParagraph"/>
+        <w:numPr>
+          <w:ilvl w:val="0"/>
+          <w:numId w:val="2"/>
+        </w:numPr>
+        <w:rPr>
+          <w:lang w:val="en-US"/>
+        </w:rPr>
+      </w:pPr>
+      <w:r>
+        <w:rPr>
+          <w:lang w:val="en-US"/>
+        </w:rPr>
+        <w:t>Click biểu tượng 2 mũi tên hướng lên ở góc phải dưới</w:t>
+      </w:r>
+    </w:p>
+    <w:p>
+      <w:pPr>
+        <w:pStyle w:val="ListParagraph"/>
+        <w:numPr>
+          <w:ilvl w:val="0"/>
+          <w:numId w:val="2"/>
+        </w:numPr>
+        <w:rPr>
+          <w:lang w:val="en-US"/>
+        </w:rPr>
+      </w:pPr>
+      <w:r>
+        <w:rPr>
+          <w:lang w:val="en-US"/>
+        </w:rPr>
+        <w:t>Khi này 1 số hình ảnh tạ</w:t>
+      </w:r>
+      <w:r>
+        <w:rPr>
+          <w:lang w:val="en-US"/>
+        </w:rPr>
+        <w:t xml:space="preserve">i khu </w:t>
+      </w:r>
+      <w:r>
+        <w:rPr>
+          <w:lang w:val="en-US"/>
+        </w:rPr>
+        <w:t>vực đang xem sẽ hiện lên, Click vào tấm ảnh bất kì để xem rõ, Click “X” để đóng ảnh</w:t>
+      </w:r>
+    </w:p>
+    <w:p>
+      <w:pPr>
+        <w:pStyle w:val="ListParagraph"/>
+        <w:numPr>
+          <w:ilvl w:val="0"/>
+          <w:numId w:val="2"/>
+        </w:numPr>
+        <w:rPr>
+          <w:lang w:val="en-US"/>
+        </w:rPr>
+      </w:pPr>
+      <w:r>
+        <w:rPr>
+          <w:lang w:val="en-US"/>
+        </w:rPr>
+        <w:t>Click “Explore” để ẩn lại các ảnh</w:t>
+      </w:r>
+    </w:p>
+    <w:p>
+      <w:pPr>
+        <w:pStyle w:val="ListParagraph"/>
+        <w:numPr>
+          <w:ilvl w:val="0"/>
+          <w:numId w:val="5"/>
+        </w:numPr>
+        <w:rPr>
+          <w:lang w:val="en-US"/>
+        </w:rPr>
+      </w:pPr>
+      <w:r>
+        <w:rPr>
+          <w:lang w:val="en-US"/>
+        </w:rPr>
+        <w:t xml:space="preserve">Cách </w:t>
+      </w:r>
+      <w:r>
+        <w:rPr>
+          <w:lang w:val="en-US"/>
+        </w:rPr>
+        <w:t>Tìm Kiếm Địa Điểm?</w:t>
+      </w:r>
+    </w:p>
+    <w:p>
+      <w:pPr>
+        <w:pStyle w:val="ListParagraph"/>
+        <w:numPr>
+          <w:ilvl w:val="0"/>
+          <w:numId w:val="2"/>
+        </w:numPr>
+        <w:rPr>
+          <w:lang w:val="en-US"/>
+        </w:rPr>
+      </w:pPr>
+      <w:r>
+        <w:rPr>
+          <w:lang w:val="en-US"/>
+        </w:rPr>
+        <w:t>Nhập thông tin vào thanh tìm kiếm rồi “Enter”, nếu thông tin mơ hồ thì nó sẽ hiện ra các địa điểm liên quan</w:t>
+      </w:r>
+    </w:p>
+    <w:p>
+      <w:pPr>
+        <w:pStyle w:val="ListParagraph"/>
+        <w:numPr>
+          <w:ilvl w:val="0"/>
+          <w:numId w:val="2"/>
+        </w:numPr>
+        <w:rPr>
+          <w:lang w:val="en-US"/>
+        </w:rPr>
+      </w:pPr>
+      <w:r>
+        <w:rPr>
+          <w:lang w:val="en-US"/>
+        </w:rPr>
+        <w:t>Click vào 1 địa điểm sẽ di chuyển tầm nhìn của bạn tới địa điểm đó, đồng thời ảnh và thông tin của nó sẽ hiện ra</w:t>
+      </w:r>
+    </w:p>
+    <w:p>
+      <w:pPr>
+        <w:pStyle w:val="ListParagraph"/>
+        <w:numPr>
+          <w:ilvl w:val="0"/>
+          <w:numId w:val="2"/>
+        </w:numPr>
+        <w:rPr>
+          <w:lang w:val="en-US"/>
+        </w:rPr>
+      </w:pPr>
+      <w:r>
+        <w:rPr>
+          <w:lang w:val="en-US"/>
+        </w:rPr>
+        <w:t>Click vào “Directions” để xác định tuyến đường đến địa điểm này, tại ô “Choose starting point, or click on the map…”, nhập thông tin điểm xuất phát, sẽ có gợi ý hiện lên, chọn gợi ý mong muốn, khi này sẽ có 1 tuyến đường in đậm hiện ra từ địa điểm xuất phát đến địa điểm muốn tới</w:t>
+      </w:r>
+      <w:r>
+        <w:rPr>
+          <w:lang w:val="en-US"/>
+        </w:rPr>
+        <w:t xml:space="preserve">, </w:t>
+      </w:r>
+      <w:r>
+        <w:rPr>
+          <w:lang w:val="en-US"/>
+        </w:rPr>
+        <w:t xml:space="preserve">tuyến đường </w:t>
+      </w:r>
+      <w:r>
+        <w:rPr>
+          <w:lang w:val="en-US"/>
+        </w:rPr>
+        <w:t>sẽ phụ thuộc vào phương thức di chuyển</w:t>
+      </w:r>
+      <w:r>
+        <w:rPr>
+          <w:lang w:val="en-US"/>
+        </w:rPr>
+        <w:t>, Click vào 1 biểu tượng  trong các biểu tượng ở trên cùng để chọn phương thức di chuyển</w:t>
+      </w:r>
+      <w:r>
+        <w:rPr>
+          <w:lang w:val="en-US"/>
+        </w:rPr>
+        <w:t>, lưu ý sẽ có nhiều tuyến để bạn chọn, mặc định chọn tuyến ngắn nhất</w:t>
+      </w:r>
     </w:p>
     <w:p>
       <w:pPr>
@@ -521,7 +1093,25 @@
           <w:lang w:val="en-US"/>
         </w:rPr>
         <w:lastRenderedPageBreak/>
-        <w:t>https://chat.chatgptdemo.net/</w:t>
+        <w:t>Click “X” để ẩn tuyến đường</w:t>
+      </w:r>
+    </w:p>
+    <w:p>
+      <w:pPr>
+        <w:pStyle w:val="ListParagraph"/>
+        <w:numPr>
+          <w:ilvl w:val="0"/>
+          <w:numId w:val="2"/>
+        </w:numPr>
+        <w:rPr>
+          <w:lang w:val="en-US"/>
+        </w:rPr>
+      </w:pPr>
+      <w:r>
+        <w:rPr>
+          <w:lang w:val="en-US"/>
+        </w:rPr>
+        <w:t>Ngoài ra, còn cách khác không cần phải nhập lên thanh tìm kiếm đó là bạn chỉ cần Click trái chuột tại điểm mong muốn, Click lần nữa để bỏ</w:t>
       </w:r>
     </w:p>
     <w:sectPr>
@@ -915,6 +1505,95 @@
       </w:pPr>
     </w:lvl>
   </w:abstractNum>
+  <w:abstractNum w:abstractNumId="4">
+    <w:nsid w:val="7029222C"/>
+    <w:multiLevelType w:val="hybridMultilevel"/>
+    <w:tmpl w:val="BE9AD04E"/>
+    <w:lvl w:ilvl="0" w:tplc="2E82BB9C">
+      <w:start w:val="1"/>
+      <w:numFmt w:val="decimal"/>
+      <w:lvlText w:val="%1."/>
+      <w:lvlJc w:val="left"/>
+      <w:pPr>
+        <w:ind w:left="1080" w:hanging="360"/>
+      </w:pPr>
+      <w:rPr>
+        <w:rFonts w:hint="default"/>
+      </w:rPr>
+    </w:lvl>
+    <w:lvl w:ilvl="1" w:tplc="042A0019" w:tentative="1">
+      <w:start w:val="1"/>
+      <w:numFmt w:val="lowerLetter"/>
+      <w:lvlText w:val="%2."/>
+      <w:lvlJc w:val="left"/>
+      <w:pPr>
+        <w:ind w:left="1800" w:hanging="360"/>
+      </w:pPr>
+    </w:lvl>
+    <w:lvl w:ilvl="2" w:tplc="042A001B" w:tentative="1">
+      <w:start w:val="1"/>
+      <w:numFmt w:val="lowerRoman"/>
+      <w:lvlText w:val="%3."/>
+      <w:lvlJc w:val="right"/>
+      <w:pPr>
+        <w:ind w:left="2520" w:hanging="180"/>
+      </w:pPr>
+    </w:lvl>
+    <w:lvl w:ilvl="3" w:tplc="042A000F" w:tentative="1">
+      <w:start w:val="1"/>
+      <w:numFmt w:val="decimal"/>
+      <w:lvlText w:val="%4."/>
+      <w:lvlJc w:val="left"/>
+      <w:pPr>
+        <w:ind w:left="3240" w:hanging="360"/>
+      </w:pPr>
+    </w:lvl>
+    <w:lvl w:ilvl="4" w:tplc="042A0019" w:tentative="1">
+      <w:start w:val="1"/>
+      <w:numFmt w:val="lowerLetter"/>
+      <w:lvlText w:val="%5."/>
+      <w:lvlJc w:val="left"/>
+      <w:pPr>
+        <w:ind w:left="3960" w:hanging="360"/>
+      </w:pPr>
+    </w:lvl>
+    <w:lvl w:ilvl="5" w:tplc="042A001B" w:tentative="1">
+      <w:start w:val="1"/>
+      <w:numFmt w:val="lowerRoman"/>
+      <w:lvlText w:val="%6."/>
+      <w:lvlJc w:val="right"/>
+      <w:pPr>
+        <w:ind w:left="4680" w:hanging="180"/>
+      </w:pPr>
+    </w:lvl>
+    <w:lvl w:ilvl="6" w:tplc="042A000F" w:tentative="1">
+      <w:start w:val="1"/>
+      <w:numFmt w:val="decimal"/>
+      <w:lvlText w:val="%7."/>
+      <w:lvlJc w:val="left"/>
+      <w:pPr>
+        <w:ind w:left="5400" w:hanging="360"/>
+      </w:pPr>
+    </w:lvl>
+    <w:lvl w:ilvl="7" w:tplc="042A0019" w:tentative="1">
+      <w:start w:val="1"/>
+      <w:numFmt w:val="lowerLetter"/>
+      <w:lvlText w:val="%8."/>
+      <w:lvlJc w:val="left"/>
+      <w:pPr>
+        <w:ind w:left="6120" w:hanging="360"/>
+      </w:pPr>
+    </w:lvl>
+    <w:lvl w:ilvl="8" w:tplc="042A001B" w:tentative="1">
+      <w:start w:val="1"/>
+      <w:numFmt w:val="lowerRoman"/>
+      <w:lvlText w:val="%9."/>
+      <w:lvlJc w:val="right"/>
+      <w:pPr>
+        <w:ind w:left="6840" w:hanging="180"/>
+      </w:pPr>
+    </w:lvl>
+  </w:abstractNum>
   <w:num w:numId="1">
     <w:abstractNumId w:val="2"/>
   </w:num>
@@ -926,6 +1605,9 @@
   </w:num>
   <w:num w:numId="4">
     <w:abstractNumId w:val="0"/>
+  </w:num>
+  <w:num w:numId="5">
+    <w:abstractNumId w:val="4"/>
   </w:num>
 </w:numbering>
 </file>

--- a/cloud.docx
+++ b/cloud.docx
@@ -756,32 +756,164 @@
         </w:rPr>
         <w:t xml:space="preserve"> trên bản đồ</w:t>
       </w:r>
+      <w:r>
+        <w:rPr>
+          <w:lang w:val="en-US"/>
+        </w:rPr>
+        <w:t>, bỏ chọn để ẩn</w:t>
+      </w:r>
+    </w:p>
+    <w:p>
+      <w:pPr>
+        <w:pStyle w:val="ListParagraph"/>
+        <w:numPr>
+          <w:ilvl w:val="0"/>
+          <w:numId w:val="2"/>
+        </w:numPr>
+        <w:rPr>
+          <w:lang w:val="en-US"/>
+        </w:rPr>
+      </w:pPr>
+      <w:r>
+        <w:rPr>
+          <w:lang w:val="en-US"/>
+        </w:rPr>
+        <w:t>Kiểu bản đồ dễ nhìn nhất là bạn bỏ Tick tất cả, chọn mỗi “Satellite”, “Globe view” và “Labels”</w:t>
+      </w:r>
+    </w:p>
+    <w:p>
+      <w:pPr>
+        <w:pStyle w:val="ListParagraph"/>
+        <w:numPr>
+          <w:ilvl w:val="0"/>
+          <w:numId w:val="5"/>
+        </w:numPr>
+        <w:rPr>
+          <w:lang w:val="en-US"/>
+        </w:rPr>
+      </w:pPr>
+      <w:r>
+        <w:rPr>
+          <w:lang w:val="en-US"/>
+        </w:rPr>
+        <w:t xml:space="preserve">Chuyển </w:t>
+      </w:r>
+      <w:r>
+        <w:rPr>
+          <w:lang w:val="en-US"/>
+        </w:rPr>
+        <w:t>Sang Chế Độ Góc Nhìn Thứ Nhất?</w:t>
+      </w:r>
+    </w:p>
+    <w:p>
+      <w:pPr>
+        <w:pStyle w:val="ListParagraph"/>
+        <w:numPr>
+          <w:ilvl w:val="0"/>
+          <w:numId w:val="2"/>
+        </w:numPr>
+        <w:rPr>
+          <w:lang w:val="en-US"/>
+        </w:rPr>
+      </w:pPr>
+      <w:r>
+        <w:rPr>
+          <w:lang w:val="en-US"/>
+        </w:rPr>
+        <w:t>Click và giữ biểu tượng thằng người ở góc phải dưới rồi kéo thả tới 1 điểm trên 1 con đường hoặc điểm được đánh dấu hình chữ “O”</w:t>
+      </w:r>
+    </w:p>
+    <w:p>
+      <w:pPr>
+        <w:pStyle w:val="ListParagraph"/>
+        <w:numPr>
+          <w:ilvl w:val="0"/>
+          <w:numId w:val="2"/>
+        </w:numPr>
+        <w:rPr>
+          <w:lang w:val="en-US"/>
+        </w:rPr>
+      </w:pPr>
+      <w:r>
+        <w:rPr>
+          <w:lang w:val="en-US"/>
+        </w:rPr>
+        <w:t>Khi này bạn sẽ có tầm nhìn của thằng người đang đứng ở điểm đó</w:t>
+      </w:r>
+    </w:p>
+    <w:p>
+      <w:pPr>
+        <w:pStyle w:val="ListParagraph"/>
+        <w:numPr>
+          <w:ilvl w:val="0"/>
+          <w:numId w:val="2"/>
+        </w:numPr>
+        <w:rPr>
+          <w:lang w:val="en-US"/>
+        </w:rPr>
+      </w:pPr>
+      <w:r>
+        <w:rPr>
+          <w:lang w:val="en-US"/>
+        </w:rPr>
+        <w:t>Để cho thằng người tiến lên phía trước, Click trái chuột về phía trước, chỉ áp dụng nếu bạn thả nó trên đường</w:t>
+      </w:r>
+    </w:p>
+    <w:p>
+      <w:pPr>
+        <w:pStyle w:val="ListParagraph"/>
+        <w:numPr>
+          <w:ilvl w:val="0"/>
+          <w:numId w:val="2"/>
+        </w:numPr>
+        <w:rPr>
+          <w:lang w:val="en-US"/>
+        </w:rPr>
+      </w:pPr>
+      <w:r>
+        <w:rPr>
+          <w:lang w:val="en-US"/>
+        </w:rPr>
+        <w:t>Để thoát, Click “X”</w:t>
+      </w:r>
+    </w:p>
+    <w:p>
+      <w:pPr>
+        <w:pStyle w:val="ListParagraph"/>
+        <w:numPr>
+          <w:ilvl w:val="0"/>
+          <w:numId w:val="2"/>
+        </w:numPr>
+        <w:rPr>
+          <w:lang w:val="en-US"/>
+        </w:rPr>
+      </w:pPr>
+      <w:r>
+        <w:rPr>
+          <w:lang w:val="en-US"/>
+        </w:rPr>
+        <w:t xml:space="preserve">Để dễ dàng định hướng rằng mình đang nhìn vào </w:t>
+      </w:r>
+      <w:r>
+        <w:rPr>
+          <w:lang w:val="en-US"/>
+        </w:rPr>
+        <w:t>tòa nhà</w:t>
+      </w:r>
+      <w:r>
+        <w:rPr>
+          <w:lang w:val="en-US"/>
+        </w:rPr>
+        <w:t xml:space="preserve"> nào thì xem biểu tượng la bàn ở bên phải</w:t>
+      </w:r>
+      <w:r>
+        <w:rPr>
+          <w:lang w:val="en-US"/>
+        </w:rPr>
+        <w:t>, vì khi ở góc nhìn thứ 3 và 1 thì đều dùng chung 1 la bàn</w:t>
+      </w:r>
       <w:bookmarkStart w:id="0" w:name="_GoBack"/>
       <w:bookmarkEnd w:id="0"/>
-      <w:r>
-        <w:rPr>
-          <w:lang w:val="en-US"/>
-        </w:rPr>
-        <w:t>, bỏ chọn để ẩn</w:t>
-      </w:r>
-    </w:p>
-    <w:p>
-      <w:pPr>
-        <w:pStyle w:val="ListParagraph"/>
-        <w:numPr>
-          <w:ilvl w:val="0"/>
-          <w:numId w:val="2"/>
-        </w:numPr>
-        <w:rPr>
-          <w:lang w:val="en-US"/>
-        </w:rPr>
-      </w:pPr>
-      <w:r>
-        <w:rPr>
-          <w:lang w:val="en-US"/>
-        </w:rPr>
-        <w:t>Kiểu bản đồ dễ nhìn nhất là bạn bỏ Tick tất cả, chọn mỗi “Satellite”, “Globe view” và “Labels”</w:t>
-      </w:r>
     </w:p>
     <w:p>
       <w:pPr>
@@ -798,85 +930,79 @@
         <w:rPr>
           <w:lang w:val="en-US"/>
         </w:rPr>
-        <w:t xml:space="preserve">Chuyển </w:t>
-      </w:r>
-      <w:r>
-        <w:rPr>
-          <w:lang w:val="en-US"/>
-        </w:rPr>
-        <w:t>Sang Chế Độ Góc Nhìn Thứ Nhất?</w:t>
-      </w:r>
-    </w:p>
-    <w:p>
-      <w:pPr>
-        <w:pStyle w:val="ListParagraph"/>
-        <w:numPr>
-          <w:ilvl w:val="0"/>
-          <w:numId w:val="2"/>
-        </w:numPr>
-        <w:rPr>
-          <w:lang w:val="en-US"/>
-        </w:rPr>
-      </w:pPr>
-      <w:r>
-        <w:rPr>
-          <w:lang w:val="en-US"/>
-        </w:rPr>
-        <w:t>Click và giữ biểu tượng thằng người ở góc phải dưới rồi kéo thả tới 1 điểm trên 1 con đường hoặc điểm được đánh dấu hình chữ “O”</w:t>
-      </w:r>
-    </w:p>
-    <w:p>
-      <w:pPr>
-        <w:pStyle w:val="ListParagraph"/>
-        <w:numPr>
-          <w:ilvl w:val="0"/>
-          <w:numId w:val="2"/>
-        </w:numPr>
-        <w:rPr>
-          <w:lang w:val="en-US"/>
-        </w:rPr>
-      </w:pPr>
-      <w:r>
-        <w:rPr>
-          <w:lang w:val="en-US"/>
-        </w:rPr>
-        <w:t>Khi này bạn sẽ có tầm nhìn của thằng người đang đứng ở điểm đó</w:t>
-      </w:r>
-    </w:p>
-    <w:p>
-      <w:pPr>
-        <w:pStyle w:val="ListParagraph"/>
-        <w:numPr>
-          <w:ilvl w:val="0"/>
-          <w:numId w:val="2"/>
-        </w:numPr>
-        <w:rPr>
-          <w:lang w:val="en-US"/>
-        </w:rPr>
-      </w:pPr>
-      <w:r>
-        <w:rPr>
-          <w:lang w:val="en-US"/>
-        </w:rPr>
-        <w:t>Để cho thằng người tiến lên phía trước, Click trái chuột về phía trước, chỉ áp dụng nếu bạn thả nó trên đường</w:t>
-      </w:r>
-    </w:p>
-    <w:p>
-      <w:pPr>
-        <w:pStyle w:val="ListParagraph"/>
-        <w:numPr>
-          <w:ilvl w:val="0"/>
-          <w:numId w:val="2"/>
-        </w:numPr>
-        <w:rPr>
-          <w:lang w:val="en-US"/>
-        </w:rPr>
-      </w:pPr>
-      <w:r>
-        <w:rPr>
-          <w:lang w:val="en-US"/>
-        </w:rPr>
-        <w:t>Để thoát, Click “X”</w:t>
+        <w:t xml:space="preserve">Hiện </w:t>
+      </w:r>
+      <w:r>
+        <w:rPr>
+          <w:lang w:val="en-US"/>
+        </w:rPr>
+        <w:t>1 Số Ảnh Tại Khu Vực Đang Xem?</w:t>
+      </w:r>
+    </w:p>
+    <w:p>
+      <w:pPr>
+        <w:pStyle w:val="ListParagraph"/>
+        <w:numPr>
+          <w:ilvl w:val="0"/>
+          <w:numId w:val="2"/>
+        </w:numPr>
+        <w:rPr>
+          <w:lang w:val="en-US"/>
+        </w:rPr>
+      </w:pPr>
+      <w:r>
+        <w:rPr>
+          <w:lang w:val="en-US"/>
+        </w:rPr>
+        <w:t>Click biểu tượng 2 mũi tên hướng lên ở góc phải dưới</w:t>
+      </w:r>
+    </w:p>
+    <w:p>
+      <w:pPr>
+        <w:pStyle w:val="ListParagraph"/>
+        <w:numPr>
+          <w:ilvl w:val="0"/>
+          <w:numId w:val="2"/>
+        </w:numPr>
+        <w:rPr>
+          <w:lang w:val="en-US"/>
+        </w:rPr>
+      </w:pPr>
+      <w:r>
+        <w:rPr>
+          <w:lang w:val="en-US"/>
+        </w:rPr>
+        <w:t>Khi này 1 số hình ảnh tạ</w:t>
+      </w:r>
+      <w:r>
+        <w:rPr>
+          <w:lang w:val="en-US"/>
+        </w:rPr>
+        <w:t xml:space="preserve">i khu </w:t>
+      </w:r>
+      <w:r>
+        <w:rPr>
+          <w:lang w:val="en-US"/>
+        </w:rPr>
+        <w:t>vực đang xem sẽ hiện lên, Click vào tấm ảnh bất kì để xem rõ, Click “X” để đóng ảnh</w:t>
+      </w:r>
+    </w:p>
+    <w:p>
+      <w:pPr>
+        <w:pStyle w:val="ListParagraph"/>
+        <w:numPr>
+          <w:ilvl w:val="0"/>
+          <w:numId w:val="2"/>
+        </w:numPr>
+        <w:rPr>
+          <w:lang w:val="en-US"/>
+        </w:rPr>
+      </w:pPr>
+      <w:r>
+        <w:rPr>
+          <w:lang w:val="en-US"/>
+        </w:rPr>
+        <w:t>Click “Explore” để ẩn lại các ảnh</w:t>
       </w:r>
     </w:p>
     <w:p>
@@ -894,79 +1020,140 @@
         <w:rPr>
           <w:lang w:val="en-US"/>
         </w:rPr>
-        <w:t xml:space="preserve">Hiện </w:t>
-      </w:r>
-      <w:r>
-        <w:rPr>
-          <w:lang w:val="en-US"/>
-        </w:rPr>
-        <w:t>1 Số Ảnh Tại Khu Vực Đang Xem?</w:t>
-      </w:r>
-    </w:p>
-    <w:p>
-      <w:pPr>
-        <w:pStyle w:val="ListParagraph"/>
-        <w:numPr>
-          <w:ilvl w:val="0"/>
-          <w:numId w:val="2"/>
-        </w:numPr>
-        <w:rPr>
-          <w:lang w:val="en-US"/>
-        </w:rPr>
-      </w:pPr>
-      <w:r>
-        <w:rPr>
-          <w:lang w:val="en-US"/>
-        </w:rPr>
-        <w:t>Click biểu tượng 2 mũi tên hướng lên ở góc phải dưới</w:t>
-      </w:r>
-    </w:p>
-    <w:p>
-      <w:pPr>
-        <w:pStyle w:val="ListParagraph"/>
-        <w:numPr>
-          <w:ilvl w:val="0"/>
-          <w:numId w:val="2"/>
-        </w:numPr>
-        <w:rPr>
-          <w:lang w:val="en-US"/>
-        </w:rPr>
-      </w:pPr>
-      <w:r>
-        <w:rPr>
-          <w:lang w:val="en-US"/>
-        </w:rPr>
-        <w:t>Khi này 1 số hình ảnh tạ</w:t>
-      </w:r>
-      <w:r>
-        <w:rPr>
-          <w:lang w:val="en-US"/>
-        </w:rPr>
-        <w:t xml:space="preserve">i khu </w:t>
-      </w:r>
-      <w:r>
-        <w:rPr>
-          <w:lang w:val="en-US"/>
-        </w:rPr>
-        <w:t>vực đang xem sẽ hiện lên, Click vào tấm ảnh bất kì để xem rõ, Click “X” để đóng ảnh</w:t>
-      </w:r>
-    </w:p>
-    <w:p>
-      <w:pPr>
-        <w:pStyle w:val="ListParagraph"/>
-        <w:numPr>
-          <w:ilvl w:val="0"/>
-          <w:numId w:val="2"/>
-        </w:numPr>
-        <w:rPr>
-          <w:lang w:val="en-US"/>
-        </w:rPr>
-      </w:pPr>
-      <w:r>
-        <w:rPr>
-          <w:lang w:val="en-US"/>
-        </w:rPr>
-        <w:t>Click “Explore” để ẩn lại các ảnh</w:t>
+        <w:t xml:space="preserve">Cách </w:t>
+      </w:r>
+      <w:r>
+        <w:rPr>
+          <w:lang w:val="en-US"/>
+        </w:rPr>
+        <w:t>Tìm Kiếm Địa Điểm?</w:t>
+      </w:r>
+    </w:p>
+    <w:p>
+      <w:pPr>
+        <w:pStyle w:val="ListParagraph"/>
+        <w:numPr>
+          <w:ilvl w:val="0"/>
+          <w:numId w:val="2"/>
+        </w:numPr>
+        <w:rPr>
+          <w:lang w:val="en-US"/>
+        </w:rPr>
+      </w:pPr>
+      <w:r>
+        <w:rPr>
+          <w:lang w:val="en-US"/>
+        </w:rPr>
+        <w:t>Nhập thông tin vào thanh tìm kiếm rồi “Enter”, nếu thông tin mơ hồ thì nó sẽ hiện ra các địa điểm liên quan</w:t>
+      </w:r>
+    </w:p>
+    <w:p>
+      <w:pPr>
+        <w:pStyle w:val="ListParagraph"/>
+        <w:numPr>
+          <w:ilvl w:val="0"/>
+          <w:numId w:val="2"/>
+        </w:numPr>
+        <w:rPr>
+          <w:lang w:val="en-US"/>
+        </w:rPr>
+      </w:pPr>
+      <w:r>
+        <w:rPr>
+          <w:lang w:val="en-US"/>
+        </w:rPr>
+        <w:t>Click vào 1 địa điểm sẽ di chuyển tầm nhìn của bạn tới địa điểm đó, đồng thời ảnh và thông tin của nó sẽ hiện ra</w:t>
+      </w:r>
+    </w:p>
+    <w:p>
+      <w:pPr>
+        <w:pStyle w:val="ListParagraph"/>
+        <w:numPr>
+          <w:ilvl w:val="0"/>
+          <w:numId w:val="2"/>
+        </w:numPr>
+        <w:rPr>
+          <w:lang w:val="en-US"/>
+        </w:rPr>
+      </w:pPr>
+      <w:r>
+        <w:rPr>
+          <w:lang w:val="en-US"/>
+        </w:rPr>
+        <w:t>Click vào “Directions” để xác định tuyến đường đến địa điểm này, tại ô “Choose starting point, or click on the map…”, nhập thông tin điểm xuất phát, sẽ có gợi ý hiện lên, chọn gợi ý mong muốn, khi này sẽ có 1 tuyến đường in đậm hiện ra từ địa điểm xuất phát đến địa điểm muốn tới</w:t>
+      </w:r>
+      <w:r>
+        <w:rPr>
+          <w:lang w:val="en-US"/>
+        </w:rPr>
+        <w:t xml:space="preserve">, </w:t>
+      </w:r>
+      <w:r>
+        <w:rPr>
+          <w:lang w:val="en-US"/>
+        </w:rPr>
+        <w:t xml:space="preserve">tuyến đường </w:t>
+      </w:r>
+      <w:r>
+        <w:rPr>
+          <w:lang w:val="en-US"/>
+        </w:rPr>
+        <w:t xml:space="preserve">sẽ phụ thuộc vào </w:t>
+      </w:r>
+      <w:r>
+        <w:rPr>
+          <w:lang w:val="en-US"/>
+        </w:rPr>
+        <w:lastRenderedPageBreak/>
+        <w:t>phương thức di chuyển</w:t>
+      </w:r>
+      <w:r>
+        <w:rPr>
+          <w:lang w:val="en-US"/>
+        </w:rPr>
+        <w:t>, Click vào 1 biểu tượng  trong các biểu tượng ở trên cùng để chọn phương thức di chuyển</w:t>
+      </w:r>
+      <w:r>
+        <w:rPr>
+          <w:lang w:val="en-US"/>
+        </w:rPr>
+        <w:t>, lưu ý sẽ có nhiều tuyến để bạn chọn, mặc định chọn tuyến ngắn nhất</w:t>
+      </w:r>
+    </w:p>
+    <w:p>
+      <w:pPr>
+        <w:pStyle w:val="ListParagraph"/>
+        <w:numPr>
+          <w:ilvl w:val="0"/>
+          <w:numId w:val="2"/>
+        </w:numPr>
+        <w:rPr>
+          <w:lang w:val="en-US"/>
+        </w:rPr>
+      </w:pPr>
+      <w:r>
+        <w:rPr>
+          <w:lang w:val="en-US"/>
+        </w:rPr>
+        <w:t>Click “X” để ẩn tuyến đường</w:t>
+      </w:r>
+    </w:p>
+    <w:p>
+      <w:pPr>
+        <w:pStyle w:val="ListParagraph"/>
+        <w:numPr>
+          <w:ilvl w:val="0"/>
+          <w:numId w:val="2"/>
+        </w:numPr>
+        <w:rPr>
+          <w:lang w:val="en-US"/>
+        </w:rPr>
+      </w:pPr>
+      <w:r>
+        <w:rPr>
+          <w:lang w:val="en-US"/>
+        </w:rPr>
+        <w:t>Ngoài ra, còn cách khác không cần phải nhập lên thanh tìm kiếm đó là bạn chỉ cần Click trái chuột tại điểm mong muốn, Click lần nữa để bỏ</w:t>
       </w:r>
     </w:p>
     <w:p>
@@ -984,134 +1171,61 @@
         <w:rPr>
           <w:lang w:val="en-US"/>
         </w:rPr>
-        <w:t xml:space="preserve">Cách </w:t>
-      </w:r>
-      <w:r>
-        <w:rPr>
-          <w:lang w:val="en-US"/>
-        </w:rPr>
-        <w:t>Tìm Kiếm Địa Điểm?</w:t>
-      </w:r>
-    </w:p>
-    <w:p>
-      <w:pPr>
-        <w:pStyle w:val="ListParagraph"/>
-        <w:numPr>
-          <w:ilvl w:val="0"/>
-          <w:numId w:val="2"/>
-        </w:numPr>
-        <w:rPr>
-          <w:lang w:val="en-US"/>
-        </w:rPr>
-      </w:pPr>
-      <w:r>
-        <w:rPr>
-          <w:lang w:val="en-US"/>
-        </w:rPr>
-        <w:t>Nhập thông tin vào thanh tìm kiếm rồi “Enter”, nếu thông tin mơ hồ thì nó sẽ hiện ra các địa điểm liên quan</w:t>
-      </w:r>
-    </w:p>
-    <w:p>
-      <w:pPr>
-        <w:pStyle w:val="ListParagraph"/>
-        <w:numPr>
-          <w:ilvl w:val="0"/>
-          <w:numId w:val="2"/>
-        </w:numPr>
-        <w:rPr>
-          <w:lang w:val="en-US"/>
-        </w:rPr>
-      </w:pPr>
-      <w:r>
-        <w:rPr>
-          <w:lang w:val="en-US"/>
-        </w:rPr>
-        <w:t>Click vào 1 địa điểm sẽ di chuyển tầm nhìn của bạn tới địa điểm đó, đồng thời ảnh và thông tin của nó sẽ hiện ra</w:t>
-      </w:r>
-    </w:p>
-    <w:p>
-      <w:pPr>
-        <w:pStyle w:val="ListParagraph"/>
-        <w:numPr>
-          <w:ilvl w:val="0"/>
-          <w:numId w:val="2"/>
-        </w:numPr>
-        <w:rPr>
-          <w:lang w:val="en-US"/>
-        </w:rPr>
-      </w:pPr>
-      <w:r>
-        <w:rPr>
-          <w:lang w:val="en-US"/>
-        </w:rPr>
-        <w:t>Click vào “Directions” để xác định tuyến đường đến địa điểm này, tại ô “Choose starting point, or click on the map…”, nhập thông tin điểm xuất phát, sẽ có gợi ý hiện lên, chọn gợi ý mong muốn, khi này sẽ có 1 tuyến đường in đậm hiện ra từ địa điểm xuất phát đến địa điểm muốn tới</w:t>
-      </w:r>
-      <w:r>
-        <w:rPr>
-          <w:lang w:val="en-US"/>
-        </w:rPr>
-        <w:t xml:space="preserve">, </w:t>
-      </w:r>
-      <w:r>
-        <w:rPr>
-          <w:lang w:val="en-US"/>
-        </w:rPr>
-        <w:t xml:space="preserve">tuyến đường </w:t>
-      </w:r>
-      <w:r>
-        <w:rPr>
-          <w:lang w:val="en-US"/>
-        </w:rPr>
-        <w:t>sẽ phụ thuộc vào phương thức di chuyển</w:t>
-      </w:r>
-      <w:r>
-        <w:rPr>
-          <w:lang w:val="en-US"/>
-        </w:rPr>
-        <w:t>, Click vào 1 biểu tượng  trong các biểu tượng ở trên cùng để chọn phương thức di chuyển</w:t>
-      </w:r>
-      <w:r>
-        <w:rPr>
-          <w:lang w:val="en-US"/>
-        </w:rPr>
-        <w:t>, lưu ý sẽ có nhiều tuyến để bạn chọn, mặc định chọn tuyến ngắn nhất</w:t>
-      </w:r>
-    </w:p>
-    <w:p>
-      <w:pPr>
-        <w:pStyle w:val="ListParagraph"/>
-        <w:numPr>
-          <w:ilvl w:val="0"/>
-          <w:numId w:val="2"/>
-        </w:numPr>
-        <w:rPr>
-          <w:lang w:val="en-US"/>
-        </w:rPr>
-      </w:pPr>
-      <w:r>
-        <w:rPr>
-          <w:lang w:val="en-US"/>
-        </w:rPr>
-        <w:lastRenderedPageBreak/>
-        <w:t>Click “X” để ẩn tuyến đường</w:t>
-      </w:r>
-    </w:p>
-    <w:p>
-      <w:pPr>
-        <w:pStyle w:val="ListParagraph"/>
-        <w:numPr>
-          <w:ilvl w:val="0"/>
-          <w:numId w:val="2"/>
-        </w:numPr>
-        <w:rPr>
-          <w:lang w:val="en-US"/>
-        </w:rPr>
-      </w:pPr>
-      <w:r>
-        <w:rPr>
-          <w:lang w:val="en-US"/>
-        </w:rPr>
-        <w:t>Ngoài ra, còn cách khác không cần phải nhập lên thanh tìm kiếm đó là bạn chỉ cần Click trái chuột tại điểm mong muốn, Click lần nữa để bỏ</w:t>
+        <w:t>Trạm Xe Bus?</w:t>
+      </w:r>
+    </w:p>
+    <w:p>
+      <w:pPr>
+        <w:pStyle w:val="ListParagraph"/>
+        <w:numPr>
+          <w:ilvl w:val="0"/>
+          <w:numId w:val="2"/>
+        </w:numPr>
+        <w:rPr>
+          <w:lang w:val="en-US"/>
+        </w:rPr>
+      </w:pPr>
+      <w:r>
+        <w:rPr>
+          <w:lang w:val="en-US"/>
+        </w:rPr>
+        <w:t>Trạm xe bus sẽ có biểu tượng là hình xe bus trên bản đồ, Click vào nó, tại mục “Buses” sẽ có các số xe đi qua trạm này</w:t>
+      </w:r>
+    </w:p>
+    <w:p>
+      <w:pPr>
+        <w:pStyle w:val="ListParagraph"/>
+        <w:numPr>
+          <w:ilvl w:val="0"/>
+          <w:numId w:val="5"/>
+        </w:numPr>
+        <w:rPr>
+          <w:lang w:val="en-US"/>
+        </w:rPr>
+      </w:pPr>
+      <w:r>
+        <w:rPr>
+          <w:lang w:val="en-US"/>
+        </w:rPr>
+        <w:t>Quay Bản Đồ?</w:t>
+      </w:r>
+    </w:p>
+    <w:p>
+      <w:pPr>
+        <w:pStyle w:val="ListParagraph"/>
+        <w:numPr>
+          <w:ilvl w:val="0"/>
+          <w:numId w:val="2"/>
+        </w:numPr>
+        <w:rPr>
+          <w:lang w:val="en-US"/>
+        </w:rPr>
+      </w:pPr>
+      <w:r>
+        <w:rPr>
+          <w:lang w:val="en-US"/>
+        </w:rPr>
+        <w:t>Giữ “Ctrl” + kéo giữ chuột trái</w:t>
       </w:r>
     </w:p>
     <w:sectPr>

--- a/cloud.docx
+++ b/cloud.docx
@@ -2604,6 +2604,9 @@
           <w:numId w:val="2"/>
         </w:numPr>
         <w:rPr>
+          <w:rStyle w:val="Hyperlink"/>
+          <w:color w:val="auto"/>
+          <w:u w:val="none"/>
           <w:lang w:val="en-US"/>
         </w:rPr>
       </w:pPr>
@@ -2628,6 +2631,425 @@
           <w:lang w:val="en-US"/>
         </w:rPr>
       </w:pPr>
+      <w:r>
+        <w:rPr>
+          <w:lang w:val="en-US"/>
+        </w:rPr>
+        <w:t xml:space="preserve">Email </w:t>
+      </w:r>
+      <w:proofErr w:type="spellStart"/>
+      <w:r>
+        <w:rPr>
+          <w:lang w:val="en-US"/>
+        </w:rPr>
+        <w:t>phòng</w:t>
+      </w:r>
+      <w:proofErr w:type="spellEnd"/>
+      <w:r>
+        <w:rPr>
+          <w:lang w:val="en-US"/>
+        </w:rPr>
+        <w:t xml:space="preserve"> </w:t>
+      </w:r>
+      <w:proofErr w:type="spellStart"/>
+      <w:r>
+        <w:rPr>
+          <w:lang w:val="en-US"/>
+        </w:rPr>
+        <w:t>công</w:t>
+      </w:r>
+      <w:proofErr w:type="spellEnd"/>
+      <w:r>
+        <w:rPr>
+          <w:lang w:val="en-US"/>
+        </w:rPr>
+        <w:t xml:space="preserve"> </w:t>
+      </w:r>
+      <w:proofErr w:type="spellStart"/>
+      <w:r>
+        <w:rPr>
+          <w:lang w:val="en-US"/>
+        </w:rPr>
+        <w:t>tác</w:t>
+      </w:r>
+      <w:proofErr w:type="spellEnd"/>
+      <w:r>
+        <w:rPr>
+          <w:lang w:val="en-US"/>
+        </w:rPr>
+        <w:t xml:space="preserve"> </w:t>
+      </w:r>
+      <w:proofErr w:type="spellStart"/>
+      <w:r>
+        <w:rPr>
+          <w:lang w:val="en-US"/>
+        </w:rPr>
+        <w:t>chính</w:t>
+      </w:r>
+      <w:proofErr w:type="spellEnd"/>
+      <w:r>
+        <w:rPr>
+          <w:lang w:val="en-US"/>
+        </w:rPr>
+        <w:t xml:space="preserve"> </w:t>
+      </w:r>
+      <w:proofErr w:type="spellStart"/>
+      <w:r>
+        <w:rPr>
+          <w:lang w:val="en-US"/>
+        </w:rPr>
+        <w:t>trị</w:t>
+      </w:r>
+      <w:proofErr w:type="spellEnd"/>
+      <w:r>
+        <w:rPr>
+          <w:lang w:val="en-US"/>
+        </w:rPr>
+        <w:t xml:space="preserve"> </w:t>
+      </w:r>
+      <w:proofErr w:type="spellStart"/>
+      <w:r>
+        <w:rPr>
+          <w:lang w:val="en-US"/>
+        </w:rPr>
+        <w:t>sinh</w:t>
+      </w:r>
+      <w:proofErr w:type="spellEnd"/>
+      <w:r>
+        <w:rPr>
+          <w:lang w:val="en-US"/>
+        </w:rPr>
+        <w:t xml:space="preserve"> </w:t>
+      </w:r>
+      <w:proofErr w:type="spellStart"/>
+      <w:r>
+        <w:rPr>
+          <w:lang w:val="en-US"/>
+        </w:rPr>
+        <w:t>viên</w:t>
+      </w:r>
+      <w:proofErr w:type="spellEnd"/>
+    </w:p>
+    <w:p>
+      <w:pPr>
+        <w:pStyle w:val="ListParagraph"/>
+        <w:numPr>
+          <w:ilvl w:val="0"/>
+          <w:numId w:val="2"/>
+        </w:numPr>
+        <w:rPr>
+          <w:lang w:val="en-US"/>
+        </w:rPr>
+      </w:pPr>
+      <w:hyperlink r:id="rId18" w:history="1">
+        <w:r>
+          <w:rPr>
+            <w:rStyle w:val="Hyperlink"/>
+            <w:lang w:val="en-US"/>
+          </w:rPr>
+          <w:t>ctctsv@hcmut.edu.vn</w:t>
+        </w:r>
+      </w:hyperlink>
+    </w:p>
+    <w:p>
+      <w:pPr>
+        <w:pStyle w:val="ListParagraph"/>
+        <w:numPr>
+          <w:ilvl w:val="0"/>
+          <w:numId w:val="2"/>
+        </w:numPr>
+        <w:rPr>
+          <w:lang w:val="en-US"/>
+        </w:rPr>
+      </w:pPr>
+    </w:p>
+    <w:p>
+      <w:pPr>
+        <w:pStyle w:val="ListParagraph"/>
+        <w:numPr>
+          <w:ilvl w:val="0"/>
+          <w:numId w:val="3"/>
+        </w:numPr>
+        <w:rPr>
+          <w:lang w:val="en-US"/>
+        </w:rPr>
+      </w:pPr>
+      <w:r>
+        <w:rPr>
+          <w:lang w:val="en-US"/>
+        </w:rPr>
+        <w:t xml:space="preserve">Gmail </w:t>
+      </w:r>
+      <w:proofErr w:type="spellStart"/>
+      <w:r>
+        <w:rPr>
+          <w:lang w:val="en-US"/>
+        </w:rPr>
+        <w:t>Trên</w:t>
+      </w:r>
+      <w:proofErr w:type="spellEnd"/>
+      <w:r>
+        <w:rPr>
+          <w:lang w:val="en-US"/>
+        </w:rPr>
+        <w:t xml:space="preserve"> </w:t>
+      </w:r>
+      <w:proofErr w:type="spellStart"/>
+      <w:r>
+        <w:rPr>
+          <w:lang w:val="en-US"/>
+        </w:rPr>
+        <w:t>Điện</w:t>
+      </w:r>
+      <w:proofErr w:type="spellEnd"/>
+      <w:r>
+        <w:rPr>
+          <w:lang w:val="en-US"/>
+        </w:rPr>
+        <w:t xml:space="preserve"> </w:t>
+      </w:r>
+      <w:proofErr w:type="spellStart"/>
+      <w:r>
+        <w:rPr>
+          <w:lang w:val="en-US"/>
+        </w:rPr>
+        <w:t>Thoại</w:t>
+      </w:r>
+      <w:proofErr w:type="spellEnd"/>
+      <w:r>
+        <w:rPr>
+          <w:lang w:val="en-US"/>
+        </w:rPr>
+        <w:t xml:space="preserve"> </w:t>
+      </w:r>
+      <w:proofErr w:type="spellStart"/>
+      <w:r>
+        <w:rPr>
+          <w:lang w:val="en-US"/>
+        </w:rPr>
+        <w:t>Đang</w:t>
+      </w:r>
+      <w:proofErr w:type="spellEnd"/>
+      <w:r>
+        <w:rPr>
+          <w:lang w:val="en-US"/>
+        </w:rPr>
+        <w:t xml:space="preserve"> </w:t>
+      </w:r>
+      <w:proofErr w:type="spellStart"/>
+      <w:r>
+        <w:rPr>
+          <w:lang w:val="en-US"/>
+        </w:rPr>
+        <w:t>Xếp</w:t>
+      </w:r>
+      <w:proofErr w:type="spellEnd"/>
+      <w:r>
+        <w:rPr>
+          <w:lang w:val="en-US"/>
+        </w:rPr>
+        <w:t xml:space="preserve"> Hang </w:t>
+      </w:r>
+      <w:proofErr w:type="spellStart"/>
+      <w:r>
+        <w:rPr>
+          <w:lang w:val="en-US"/>
+        </w:rPr>
+        <w:t>Chờ</w:t>
+      </w:r>
+      <w:proofErr w:type="spellEnd"/>
+      <w:r>
+        <w:rPr>
+          <w:lang w:val="en-US"/>
+        </w:rPr>
+        <w:t>?</w:t>
+      </w:r>
+    </w:p>
+    <w:p>
+      <w:pPr>
+        <w:pStyle w:val="ListParagraph"/>
+        <w:numPr>
+          <w:ilvl w:val="0"/>
+          <w:numId w:val="2"/>
+        </w:numPr>
+        <w:rPr>
+          <w:lang w:val="en-US"/>
+        </w:rPr>
+      </w:pPr>
+      <w:proofErr w:type="spellStart"/>
+      <w:r>
+        <w:rPr>
+          <w:lang w:val="en-US"/>
+        </w:rPr>
+        <w:t>Bị</w:t>
+      </w:r>
+      <w:proofErr w:type="spellEnd"/>
+      <w:r>
+        <w:rPr>
+          <w:lang w:val="en-US"/>
+        </w:rPr>
+        <w:t xml:space="preserve"> </w:t>
+      </w:r>
+      <w:proofErr w:type="spellStart"/>
+      <w:r>
+        <w:rPr>
+          <w:lang w:val="en-US"/>
+        </w:rPr>
+        <w:t>lỗi</w:t>
+      </w:r>
+      <w:proofErr w:type="spellEnd"/>
+      <w:r>
+        <w:rPr>
+          <w:lang w:val="en-US"/>
+        </w:rPr>
+        <w:t xml:space="preserve"> </w:t>
+      </w:r>
+      <w:proofErr w:type="spellStart"/>
+      <w:r>
+        <w:rPr>
+          <w:lang w:val="en-US"/>
+        </w:rPr>
+        <w:t>đồng</w:t>
+      </w:r>
+      <w:proofErr w:type="spellEnd"/>
+      <w:r>
+        <w:rPr>
+          <w:lang w:val="en-US"/>
+        </w:rPr>
+        <w:t xml:space="preserve"> </w:t>
+      </w:r>
+      <w:proofErr w:type="spellStart"/>
+      <w:r>
+        <w:rPr>
+          <w:lang w:val="en-US"/>
+        </w:rPr>
+        <w:t>bộ</w:t>
+      </w:r>
+      <w:proofErr w:type="spellEnd"/>
+      <w:r>
+        <w:rPr>
+          <w:lang w:val="en-US"/>
+        </w:rPr>
+        <w:t xml:space="preserve"> </w:t>
+      </w:r>
+      <w:proofErr w:type="spellStart"/>
+      <w:r>
+        <w:rPr>
+          <w:lang w:val="en-US"/>
+        </w:rPr>
+        <w:t>hóa</w:t>
+      </w:r>
+      <w:proofErr w:type="spellEnd"/>
+    </w:p>
+    <w:p>
+      <w:pPr>
+        <w:pStyle w:val="ListParagraph"/>
+        <w:numPr>
+          <w:ilvl w:val="0"/>
+          <w:numId w:val="2"/>
+        </w:numPr>
+        <w:rPr>
+          <w:lang w:val="en-US"/>
+        </w:rPr>
+      </w:pPr>
+      <w:proofErr w:type="spellStart"/>
+      <w:r>
+        <w:rPr>
+          <w:lang w:val="en-US"/>
+        </w:rPr>
+        <w:t>Đặt</w:t>
+      </w:r>
+      <w:proofErr w:type="spellEnd"/>
+      <w:r>
+        <w:rPr>
+          <w:lang w:val="en-US"/>
+        </w:rPr>
+        <w:t xml:space="preserve"> </w:t>
+      </w:r>
+      <w:proofErr w:type="spellStart"/>
+      <w:r>
+        <w:rPr>
+          <w:lang w:val="en-US"/>
+        </w:rPr>
+        <w:t>mật</w:t>
+      </w:r>
+      <w:proofErr w:type="spellEnd"/>
+      <w:r>
+        <w:rPr>
+          <w:lang w:val="en-US"/>
+        </w:rPr>
+        <w:t xml:space="preserve"> </w:t>
+      </w:r>
+      <w:proofErr w:type="spellStart"/>
+      <w:r>
+        <w:rPr>
+          <w:lang w:val="en-US"/>
+        </w:rPr>
+        <w:t>khẩu</w:t>
+      </w:r>
+      <w:proofErr w:type="spellEnd"/>
+      <w:r>
+        <w:rPr>
+          <w:lang w:val="en-US"/>
+        </w:rPr>
+        <w:t xml:space="preserve"> </w:t>
+      </w:r>
+      <w:proofErr w:type="spellStart"/>
+      <w:r>
+        <w:rPr>
+          <w:lang w:val="en-US"/>
+        </w:rPr>
+        <w:t>cho</w:t>
+      </w:r>
+      <w:proofErr w:type="spellEnd"/>
+      <w:r>
+        <w:rPr>
+          <w:lang w:val="en-US"/>
+        </w:rPr>
+        <w:t xml:space="preserve"> </w:t>
+      </w:r>
+      <w:proofErr w:type="spellStart"/>
+      <w:r>
+        <w:rPr>
+          <w:lang w:val="en-US"/>
+        </w:rPr>
+        <w:t>điện</w:t>
+      </w:r>
+      <w:proofErr w:type="spellEnd"/>
+      <w:r>
+        <w:rPr>
+          <w:lang w:val="en-US"/>
+        </w:rPr>
+        <w:t xml:space="preserve"> </w:t>
+      </w:r>
+      <w:proofErr w:type="spellStart"/>
+      <w:r>
+        <w:rPr>
+          <w:lang w:val="en-US"/>
+        </w:rPr>
+        <w:t>thoại</w:t>
+      </w:r>
+      <w:proofErr w:type="spellEnd"/>
+      <w:r>
+        <w:rPr>
+          <w:lang w:val="en-US"/>
+        </w:rPr>
+        <w:t xml:space="preserve"> </w:t>
+      </w:r>
+      <w:proofErr w:type="spellStart"/>
+      <w:r>
+        <w:rPr>
+          <w:lang w:val="en-US"/>
+        </w:rPr>
+        <w:t>là</w:t>
+      </w:r>
+      <w:proofErr w:type="spellEnd"/>
+      <w:r>
+        <w:rPr>
+          <w:lang w:val="en-US"/>
+        </w:rPr>
+        <w:t xml:space="preserve"> OK</w:t>
+      </w:r>
     </w:p>
     <w:p>
       <w:pPr>
@@ -2709,7 +3131,7 @@
           <w:lang w:val="en-US"/>
         </w:rPr>
       </w:pPr>
-      <w:hyperlink r:id="rId18" w:history="1">
+      <w:hyperlink r:id="rId19" w:history="1">
         <w:r>
           <w:rPr>
             <w:rStyle w:val="Hyperlink"/>
@@ -2790,7 +3212,7 @@
           <w:lang w:val="en-US"/>
         </w:rPr>
       </w:pPr>
-      <w:hyperlink r:id="rId19" w:history="1">
+      <w:hyperlink r:id="rId20" w:history="1">
         <w:r>
           <w:rPr>
             <w:rStyle w:val="Hyperlink"/>
@@ -4840,6 +5262,7 @@
         <w:rPr>
           <w:lang w:val="en-US"/>
         </w:rPr>
+        <w:lastRenderedPageBreak/>
         <w:t>Kiểu</w:t>
       </w:r>
       <w:proofErr w:type="spellEnd"/>
@@ -5503,7 +5926,6 @@
         <w:rPr>
           <w:lang w:val="en-US"/>
         </w:rPr>
-        <w:lastRenderedPageBreak/>
         <w:t xml:space="preserve">Khi </w:t>
       </w:r>
       <w:proofErr w:type="spellStart"/>
@@ -10059,7 +10481,7 @@
         <w:rFonts w:ascii="Wingdings" w:eastAsiaTheme="minorHAnsi" w:hAnsi="Wingdings" w:cstheme="minorBidi" w:hint="default"/>
       </w:rPr>
     </w:lvl>
-    <w:lvl w:ilvl="1" w:tplc="042A0003" w:tentative="1">
+    <w:lvl w:ilvl="1" w:tplc="042A0003">
       <w:start w:val="1"/>
       <w:numFmt w:val="bullet"/>
       <w:lvlText w:val="o"/>

--- a/cloud.docx
+++ b/cloud.docx
@@ -375,6 +375,24 @@
     </w:p>
     <w:p>
       <w:pPr>
+        <w:pStyle w:val="ListParagraph"/>
+        <w:numPr>
+          <w:ilvl w:val="0"/>
+          <w:numId w:val="2"/>
+        </w:numPr>
+        <w:rPr>
+          <w:lang w:val="en-US"/>
+        </w:rPr>
+      </w:pPr>
+      <w:r>
+        <w:rPr>
+          <w:lang w:val="en-US"/>
+        </w:rPr>
+        <w:t>Tên File trong đây có thể giống nhau</w:t>
+      </w:r>
+    </w:p>
+    <w:p>
+      <w:pPr>
         <w:rPr>
           <w:lang w:val="en-US"/>
         </w:rPr>
@@ -594,7 +612,6 @@
         <w:rPr>
           <w:lang w:val="en-US"/>
         </w:rPr>
-        <w:lastRenderedPageBreak/>
         <w:t>Email do trường cấp để giao tiếp với trường</w:t>
       </w:r>
     </w:p>
@@ -951,6 +968,391 @@
     </w:p>
     <w:p>
       <w:pPr>
+        <w:pStyle w:val="ListParagraph"/>
+        <w:ind w:left="0"/>
+        <w:rPr>
+          <w:lang w:val="en-US"/>
+        </w:rPr>
+      </w:pPr>
+      <w:r>
+        <w:rPr>
+          <w:lang w:val="en-US"/>
+        </w:rPr>
+        <w:t>Google Form:</w:t>
+      </w:r>
+    </w:p>
+    <w:p>
+      <w:pPr>
+        <w:pStyle w:val="ListParagraph"/>
+        <w:numPr>
+          <w:ilvl w:val="0"/>
+          <w:numId w:val="9"/>
+        </w:numPr>
+        <w:rPr>
+          <w:lang w:val="en-US"/>
+        </w:rPr>
+      </w:pPr>
+      <w:r>
+        <w:rPr>
+          <w:lang w:val="en-US"/>
+        </w:rPr>
+        <w:t>Truy Cập?</w:t>
+      </w:r>
+    </w:p>
+    <w:p>
+      <w:pPr>
+        <w:pStyle w:val="ListParagraph"/>
+        <w:numPr>
+          <w:ilvl w:val="0"/>
+          <w:numId w:val="2"/>
+        </w:numPr>
+        <w:rPr>
+          <w:lang w:val="en-US"/>
+        </w:rPr>
+      </w:pPr>
+      <w:r>
+        <w:rPr>
+          <w:lang w:val="en-US"/>
+        </w:rPr>
+        <w:t>Vào Link</w:t>
+      </w:r>
+    </w:p>
+    <w:p>
+      <w:pPr>
+        <w:pStyle w:val="ListParagraph"/>
+        <w:numPr>
+          <w:ilvl w:val="0"/>
+          <w:numId w:val="2"/>
+        </w:numPr>
+        <w:rPr>
+          <w:lang w:val="en-US"/>
+        </w:rPr>
+      </w:pPr>
+      <w:hyperlink r:id="rId19" w:history="1">
+        <w:r>
+          <w:rPr>
+            <w:rStyle w:val="Hyperlink"/>
+            <w:lang w:val="en-US"/>
+          </w:rPr>
+          <w:t>https://docs.google.com/forms/u/0/?tgif=d</w:t>
+        </w:r>
+      </w:hyperlink>
+    </w:p>
+    <w:p>
+      <w:pPr>
+        <w:pStyle w:val="ListParagraph"/>
+        <w:numPr>
+          <w:ilvl w:val="0"/>
+          <w:numId w:val="2"/>
+        </w:numPr>
+        <w:rPr>
+          <w:lang w:val="en-US"/>
+        </w:rPr>
+      </w:pPr>
+      <w:r>
+        <w:rPr>
+          <w:lang w:val="en-US"/>
+        </w:rPr>
+        <w:t>Rồi đăng nhập = tài khoản Google</w:t>
+      </w:r>
+    </w:p>
+    <w:p>
+      <w:pPr>
+        <w:pStyle w:val="ListParagraph"/>
+        <w:numPr>
+          <w:ilvl w:val="0"/>
+          <w:numId w:val="9"/>
+        </w:numPr>
+        <w:rPr>
+          <w:lang w:val="en-US"/>
+        </w:rPr>
+      </w:pPr>
+      <w:r>
+        <w:rPr>
+          <w:lang w:val="en-US"/>
+        </w:rPr>
+        <w:t xml:space="preserve">Cách Form </w:t>
+      </w:r>
+      <w:r>
+        <w:rPr>
+          <w:lang w:val="en-US"/>
+        </w:rPr>
+        <w:t>Hoạt Động?</w:t>
+      </w:r>
+    </w:p>
+    <w:p>
+      <w:pPr>
+        <w:pStyle w:val="ListParagraph"/>
+        <w:numPr>
+          <w:ilvl w:val="0"/>
+          <w:numId w:val="2"/>
+        </w:numPr>
+        <w:rPr>
+          <w:lang w:val="en-US"/>
+        </w:rPr>
+      </w:pPr>
+      <w:r>
+        <w:rPr>
+          <w:lang w:val="en-US"/>
+        </w:rPr>
+        <w:t>Bạn chỉ cần có đường Link của 1 Form, vào Link đó, điền Form, rồi gửi là trong cơ sở dữ liệu của người tạo Form có thông tin bạn điền</w:t>
+      </w:r>
+    </w:p>
+    <w:p>
+      <w:pPr>
+        <w:pStyle w:val="ListParagraph"/>
+        <w:numPr>
+          <w:ilvl w:val="0"/>
+          <w:numId w:val="2"/>
+        </w:numPr>
+        <w:rPr>
+          <w:lang w:val="en-US"/>
+        </w:rPr>
+      </w:pPr>
+      <w:r>
+        <w:rPr>
+          <w:lang w:val="en-US"/>
+        </w:rPr>
+        <w:t>Không quan tâm bạn là ai, sử dụng tài khoản Google nào, chỉ có thông tin trong Form được gửi đi</w:t>
+      </w:r>
+      <w:r>
+        <w:rPr>
+          <w:lang w:val="en-US"/>
+        </w:rPr>
+        <w:t>, nên bạn gửi nhiều lần thì mỗi lần tính là người mới</w:t>
+      </w:r>
+    </w:p>
+    <w:p>
+      <w:pPr>
+        <w:pStyle w:val="ListParagraph"/>
+        <w:numPr>
+          <w:ilvl w:val="0"/>
+          <w:numId w:val="9"/>
+        </w:numPr>
+        <w:rPr>
+          <w:lang w:val="en-US"/>
+        </w:rPr>
+      </w:pPr>
+      <w:r>
+        <w:rPr>
+          <w:lang w:val="en-US"/>
+        </w:rPr>
+        <w:t>Tạo 1 Form?</w:t>
+      </w:r>
+    </w:p>
+    <w:p>
+      <w:pPr>
+        <w:pStyle w:val="ListParagraph"/>
+        <w:numPr>
+          <w:ilvl w:val="0"/>
+          <w:numId w:val="2"/>
+        </w:numPr>
+        <w:rPr>
+          <w:lang w:val="en-US"/>
+        </w:rPr>
+      </w:pPr>
+      <w:r>
+        <w:rPr>
+          <w:lang w:val="en-US"/>
+        </w:rPr>
+        <w:t>Tại mục “Bắt đầu biểu mẫu mới” + Click ảnh có tiêu đề “Trống” + tiến hành chỉnh sửa + Click biểu tượng “Biểu mẫu” góc trái trên</w:t>
+      </w:r>
+    </w:p>
+    <w:p>
+      <w:pPr>
+        <w:pStyle w:val="ListParagraph"/>
+        <w:numPr>
+          <w:ilvl w:val="0"/>
+          <w:numId w:val="2"/>
+        </w:numPr>
+        <w:rPr>
+          <w:lang w:val="en-US"/>
+        </w:rPr>
+      </w:pPr>
+      <w:r>
+        <w:rPr>
+          <w:lang w:val="en-US"/>
+        </w:rPr>
+        <w:t xml:space="preserve">Khi này, chỉ cần Form của bạn khác cái mặc định là nó tự động lưu vào </w:t>
+      </w:r>
+      <w:r>
+        <w:rPr>
+          <w:lang w:val="en-US"/>
+        </w:rPr>
+        <w:t xml:space="preserve">thư mục gốc trong </w:t>
+      </w:r>
+      <w:r>
+        <w:rPr>
+          <w:lang w:val="en-US"/>
+        </w:rPr>
+        <w:t xml:space="preserve">Google </w:t>
+      </w:r>
+      <w:r>
+        <w:rPr>
+          <w:lang w:val="en-US"/>
+        </w:rPr>
+        <w:t>Drive</w:t>
+      </w:r>
+      <w:r>
+        <w:rPr>
+          <w:lang w:val="en-US"/>
+        </w:rPr>
+        <w:t>, chúng đồng bộ với nhau</w:t>
+      </w:r>
+    </w:p>
+    <w:p>
+      <w:pPr>
+        <w:pStyle w:val="ListParagraph"/>
+        <w:numPr>
+          <w:ilvl w:val="0"/>
+          <w:numId w:val="9"/>
+        </w:numPr>
+        <w:rPr>
+          <w:lang w:val="en-US"/>
+        </w:rPr>
+      </w:pPr>
+      <w:r>
+        <w:rPr>
+          <w:lang w:val="en-US"/>
+        </w:rPr>
+        <w:t>Liệt Kê Tất Cả Form Có Trong Google Drive Hiện Tại?</w:t>
+      </w:r>
+    </w:p>
+    <w:p>
+      <w:pPr>
+        <w:pStyle w:val="ListParagraph"/>
+        <w:numPr>
+          <w:ilvl w:val="0"/>
+          <w:numId w:val="2"/>
+        </w:numPr>
+        <w:rPr>
+          <w:lang w:val="en-US"/>
+        </w:rPr>
+      </w:pPr>
+      <w:r>
+        <w:rPr>
+          <w:lang w:val="en-US"/>
+        </w:rPr>
+        <w:t>Tất cả các Form không cần biết đường dẫn đều được liệt kê tại mục “Biểu mẫu gần đây”</w:t>
+      </w:r>
+    </w:p>
+    <w:p>
+      <w:pPr>
+        <w:pStyle w:val="ListParagraph"/>
+        <w:numPr>
+          <w:ilvl w:val="0"/>
+          <w:numId w:val="9"/>
+        </w:numPr>
+        <w:rPr>
+          <w:lang w:val="en-US"/>
+        </w:rPr>
+      </w:pPr>
+      <w:r>
+        <w:rPr>
+          <w:lang w:val="en-US"/>
+        </w:rPr>
+        <w:t>Đổi Tên 1 Form?</w:t>
+      </w:r>
+    </w:p>
+    <w:p>
+      <w:pPr>
+        <w:pStyle w:val="ListParagraph"/>
+        <w:numPr>
+          <w:ilvl w:val="0"/>
+          <w:numId w:val="2"/>
+        </w:numPr>
+        <w:rPr>
+          <w:lang w:val="en-US"/>
+        </w:rPr>
+      </w:pPr>
+      <w:r>
+        <w:rPr>
+          <w:lang w:val="en-US"/>
+        </w:rPr>
+        <w:t>Tại chế độ chỉnh sửa + nhập tên mới vào tên cũ ở góc trái trên</w:t>
+      </w:r>
+    </w:p>
+    <w:p>
+      <w:pPr>
+        <w:pStyle w:val="ListParagraph"/>
+        <w:numPr>
+          <w:ilvl w:val="0"/>
+          <w:numId w:val="9"/>
+        </w:numPr>
+        <w:rPr>
+          <w:lang w:val="en-US"/>
+        </w:rPr>
+      </w:pPr>
+      <w:r>
+        <w:rPr>
+          <w:lang w:val="en-US"/>
+        </w:rPr>
+        <w:t>Câu Hỏi?</w:t>
+      </w:r>
+    </w:p>
+    <w:p>
+      <w:pPr>
+        <w:pStyle w:val="ListParagraph"/>
+        <w:numPr>
+          <w:ilvl w:val="0"/>
+          <w:numId w:val="2"/>
+        </w:numPr>
+        <w:rPr>
+          <w:lang w:val="en-US"/>
+        </w:rPr>
+      </w:pPr>
+      <w:r>
+        <w:rPr>
+          <w:lang w:val="en-US"/>
+        </w:rPr>
+        <w:t>Bố cục 1 Form gồm ô đầu tiên là ô tiêu đề, ô này không thể bị tác động xóa hay di chuyển</w:t>
+      </w:r>
+    </w:p>
+    <w:p>
+      <w:pPr>
+        <w:pStyle w:val="ListParagraph"/>
+        <w:numPr>
+          <w:ilvl w:val="0"/>
+          <w:numId w:val="2"/>
+        </w:numPr>
+        <w:rPr>
+          <w:lang w:val="en-US"/>
+        </w:rPr>
+      </w:pPr>
+      <w:r>
+        <w:rPr>
+          <w:lang w:val="en-US"/>
+        </w:rPr>
+        <w:t>Ô tiêu đề gồm dòng tiêu đề và phần mô tả</w:t>
+      </w:r>
+    </w:p>
+    <w:p>
+      <w:pPr>
+        <w:pStyle w:val="ListParagraph"/>
+        <w:numPr>
+          <w:ilvl w:val="0"/>
+          <w:numId w:val="2"/>
+        </w:numPr>
+        <w:rPr>
+          <w:lang w:val="en-US"/>
+        </w:rPr>
+      </w:pPr>
+      <w:r>
+        <w:rPr>
+          <w:lang w:val="en-US"/>
+        </w:rPr>
+        <w:t>Các ô tiếp theo là ô câu hỏi, để chèn thêm 1 ô câu hỏi dưới ô đang chọn, Click biểu tượng “Thêm câu hỏi” ở bên phải ô đó</w:t>
+      </w:r>
+    </w:p>
+    <w:p>
+      <w:pPr>
+        <w:rPr>
+          <w:lang w:val="en-US"/>
+        </w:rPr>
+      </w:pPr>
+    </w:p>
+    <w:p>
+      <w:pPr>
         <w:rPr>
           <w:lang w:val="en-US"/>
         </w:rPr>
@@ -1191,7 +1593,7 @@
           <w:lang w:val="en-US"/>
         </w:rPr>
       </w:pPr>
-      <w:hyperlink r:id="rId19" w:history="1">
+      <w:hyperlink r:id="rId20" w:history="1">
         <w:r>
           <w:rPr>
             <w:rStyle w:val="Hyperlink"/>
@@ -1256,7 +1658,7 @@
           <w:lang w:val="en-US"/>
         </w:rPr>
       </w:pPr>
-      <w:hyperlink r:id="rId20" w:history="1">
+      <w:hyperlink r:id="rId21" w:history="1">
         <w:r>
           <w:rPr>
             <w:rStyle w:val="Hyperlink"/>
@@ -1299,44 +1701,296 @@
         <w:rPr>
           <w:lang w:val="en-US"/>
         </w:rPr>
+        <w:t>Cách Phóng To Thu Nhỏ Bản Đồ?</w:t>
+      </w:r>
+    </w:p>
+    <w:p>
+      <w:pPr>
+        <w:pStyle w:val="ListParagraph"/>
+        <w:numPr>
+          <w:ilvl w:val="0"/>
+          <w:numId w:val="2"/>
+        </w:numPr>
+        <w:rPr>
+          <w:lang w:val="en-US"/>
+        </w:rPr>
+      </w:pPr>
+      <w:r>
+        <w:rPr>
+          <w:lang w:val="en-US"/>
+        </w:rPr>
+        <w:t>Double Click chuột trái trên 1 điểm để phóng to nó</w:t>
+      </w:r>
+    </w:p>
+    <w:p>
+      <w:pPr>
+        <w:pStyle w:val="ListParagraph"/>
+        <w:numPr>
+          <w:ilvl w:val="0"/>
+          <w:numId w:val="2"/>
+        </w:numPr>
+        <w:rPr>
+          <w:lang w:val="en-US"/>
+        </w:rPr>
+      </w:pPr>
+      <w:r>
+        <w:rPr>
+          <w:lang w:val="en-US"/>
+        </w:rPr>
+        <w:t>Double Click chuột phải trên 1 điểm để thu nhỏ nó</w:t>
+      </w:r>
+    </w:p>
+    <w:p>
+      <w:pPr>
+        <w:pStyle w:val="ListParagraph"/>
+        <w:numPr>
+          <w:ilvl w:val="0"/>
+          <w:numId w:val="5"/>
+        </w:numPr>
+        <w:rPr>
+          <w:lang w:val="en-US"/>
+        </w:rPr>
+      </w:pPr>
+      <w:r>
+        <w:rPr>
+          <w:lang w:val="en-US"/>
+        </w:rPr>
+        <w:t>Cách Đổi Sang Kiểu Bản Đồ Khác?</w:t>
+      </w:r>
+    </w:p>
+    <w:p>
+      <w:pPr>
+        <w:pStyle w:val="ListParagraph"/>
+        <w:numPr>
+          <w:ilvl w:val="0"/>
+          <w:numId w:val="2"/>
+        </w:numPr>
+        <w:rPr>
+          <w:lang w:val="en-US"/>
+        </w:rPr>
+      </w:pPr>
+      <w:r>
+        <w:rPr>
+          <w:lang w:val="en-US"/>
+        </w:rPr>
+        <w:t>Di chuột vào biểu tượng “Layers” + chọn “More” + tùy chỉnh + Click “X”</w:t>
+      </w:r>
+    </w:p>
+    <w:p>
+      <w:pPr>
+        <w:pStyle w:val="ListParagraph"/>
+        <w:numPr>
+          <w:ilvl w:val="0"/>
+          <w:numId w:val="2"/>
+        </w:numPr>
+        <w:rPr>
+          <w:lang w:val="en-US"/>
+        </w:rPr>
+      </w:pPr>
+      <w:r>
+        <w:rPr>
+          <w:lang w:val="en-US"/>
+        </w:rPr>
+        <w:t>Khi tùy chỉnh, tại thẻ “Map tools”, Tick chọn “Measure”, rồi Click tại 1 điểm nào đó trên bản đồ, Tick thêm lần nữa tại điểm khác, khi này ta sẽ đo được khoảng cách giữa 2 điểm, hiện ở mục “Total distance”, Click thêm tại những điểm khác nữa sẽ ra đường gấp khúc, ta sẽ đo được tổng chiều dài của đường gấp khúc này, nếu đường gấp khúc kín, ta đo được diện tích của nó ở mục “Total area”, để không đo nữa, bỏ Tick “Measure”</w:t>
+      </w:r>
+    </w:p>
+    <w:p>
+      <w:pPr>
+        <w:pStyle w:val="ListParagraph"/>
+        <w:numPr>
+          <w:ilvl w:val="0"/>
+          <w:numId w:val="2"/>
+        </w:numPr>
+        <w:rPr>
+          <w:lang w:val="en-US"/>
+        </w:rPr>
+      </w:pPr>
+      <w:r>
+        <w:rPr>
+          <w:lang w:val="en-US"/>
+        </w:rPr>
+        <w:t>Tick chọn “Globe view” để khi phóng to đủ, thì bạn sẽ thấy trái đất hình cầu, còn không thì phẳng</w:t>
+      </w:r>
+    </w:p>
+    <w:p>
+      <w:pPr>
+        <w:pStyle w:val="ListParagraph"/>
+        <w:numPr>
+          <w:ilvl w:val="0"/>
+          <w:numId w:val="2"/>
+        </w:numPr>
+        <w:rPr>
+          <w:lang w:val="en-US"/>
+        </w:rPr>
+      </w:pPr>
+      <w:r>
+        <w:rPr>
+          <w:lang w:val="en-US"/>
+        </w:rPr>
+        <w:t>Tick chọn “Labels” để hiện tên địa điểm</w:t>
+      </w:r>
+      <w:r>
+        <w:rPr>
+          <w:lang w:val="en-US"/>
+        </w:rPr>
+        <w:t xml:space="preserve"> trên bản đồ</w:t>
+      </w:r>
+      <w:r>
+        <w:rPr>
+          <w:lang w:val="en-US"/>
+        </w:rPr>
+        <w:t>, bỏ chọn để ẩn</w:t>
+      </w:r>
+    </w:p>
+    <w:p>
+      <w:pPr>
+        <w:pStyle w:val="ListParagraph"/>
+        <w:numPr>
+          <w:ilvl w:val="0"/>
+          <w:numId w:val="2"/>
+        </w:numPr>
+        <w:rPr>
+          <w:lang w:val="en-US"/>
+        </w:rPr>
+      </w:pPr>
+      <w:r>
+        <w:rPr>
+          <w:lang w:val="en-US"/>
+        </w:rPr>
+        <w:t>Kiểu bản đồ dễ nhìn nhất là bạn bỏ Tick tất cả, chọn mỗi “Satellite”, “Globe view” và “Labels”</w:t>
+      </w:r>
+    </w:p>
+    <w:p>
+      <w:pPr>
+        <w:pStyle w:val="ListParagraph"/>
+        <w:numPr>
+          <w:ilvl w:val="0"/>
+          <w:numId w:val="5"/>
+        </w:numPr>
+        <w:rPr>
+          <w:lang w:val="en-US"/>
+        </w:rPr>
+      </w:pPr>
+      <w:r>
+        <w:rPr>
+          <w:lang w:val="en-US"/>
+        </w:rPr>
+        <w:t xml:space="preserve">Chuyển </w:t>
+      </w:r>
+      <w:r>
+        <w:rPr>
+          <w:lang w:val="en-US"/>
+        </w:rPr>
+        <w:t>Sang Chế Độ Góc Nhìn Thứ Nhất?</w:t>
+      </w:r>
+    </w:p>
+    <w:p>
+      <w:pPr>
+        <w:pStyle w:val="ListParagraph"/>
+        <w:numPr>
+          <w:ilvl w:val="0"/>
+          <w:numId w:val="2"/>
+        </w:numPr>
+        <w:rPr>
+          <w:lang w:val="en-US"/>
+        </w:rPr>
+      </w:pPr>
+      <w:r>
+        <w:rPr>
+          <w:lang w:val="en-US"/>
+        </w:rPr>
+        <w:t>Click và giữ biểu tượng thằng người ở góc phải dưới rồi kéo thả tới 1 điểm trên 1 con đường hoặc điểm được đánh dấu hình chữ “O”</w:t>
+      </w:r>
+    </w:p>
+    <w:p>
+      <w:pPr>
+        <w:pStyle w:val="ListParagraph"/>
+        <w:numPr>
+          <w:ilvl w:val="0"/>
+          <w:numId w:val="2"/>
+        </w:numPr>
+        <w:rPr>
+          <w:lang w:val="en-US"/>
+        </w:rPr>
+      </w:pPr>
+      <w:r>
+        <w:rPr>
+          <w:lang w:val="en-US"/>
+        </w:rPr>
         <w:lastRenderedPageBreak/>
-        <w:t>Cách Phóng To Thu Nhỏ Bản Đồ?</w:t>
-      </w:r>
-    </w:p>
-    <w:p>
-      <w:pPr>
-        <w:pStyle w:val="ListParagraph"/>
-        <w:numPr>
-          <w:ilvl w:val="0"/>
-          <w:numId w:val="2"/>
-        </w:numPr>
-        <w:rPr>
-          <w:lang w:val="en-US"/>
-        </w:rPr>
-      </w:pPr>
-      <w:r>
-        <w:rPr>
-          <w:lang w:val="en-US"/>
-        </w:rPr>
-        <w:t>Double Click chuột trái trên 1 điểm để phóng to nó</w:t>
-      </w:r>
-    </w:p>
-    <w:p>
-      <w:pPr>
-        <w:pStyle w:val="ListParagraph"/>
-        <w:numPr>
-          <w:ilvl w:val="0"/>
-          <w:numId w:val="2"/>
-        </w:numPr>
-        <w:rPr>
-          <w:lang w:val="en-US"/>
-        </w:rPr>
-      </w:pPr>
-      <w:r>
-        <w:rPr>
-          <w:lang w:val="en-US"/>
-        </w:rPr>
-        <w:t>Double Click chuột phải trên 1 điểm để thu nhỏ nó</w:t>
+        <w:t>Khi này bạn sẽ có tầm nhìn của thằng người đang đứng ở điểm đó</w:t>
+      </w:r>
+    </w:p>
+    <w:p>
+      <w:pPr>
+        <w:pStyle w:val="ListParagraph"/>
+        <w:numPr>
+          <w:ilvl w:val="0"/>
+          <w:numId w:val="2"/>
+        </w:numPr>
+        <w:rPr>
+          <w:lang w:val="en-US"/>
+        </w:rPr>
+      </w:pPr>
+      <w:r>
+        <w:rPr>
+          <w:lang w:val="en-US"/>
+        </w:rPr>
+        <w:t>Để cho thằng người tiến lên phía trước, Click trái chuột về phía trước, chỉ áp dụng nếu bạn thả nó trên đường</w:t>
+      </w:r>
+    </w:p>
+    <w:p>
+      <w:pPr>
+        <w:pStyle w:val="ListParagraph"/>
+        <w:numPr>
+          <w:ilvl w:val="0"/>
+          <w:numId w:val="2"/>
+        </w:numPr>
+        <w:rPr>
+          <w:lang w:val="en-US"/>
+        </w:rPr>
+      </w:pPr>
+      <w:r>
+        <w:rPr>
+          <w:lang w:val="en-US"/>
+        </w:rPr>
+        <w:t>Để thoát, Click “X”</w:t>
+      </w:r>
+    </w:p>
+    <w:p>
+      <w:pPr>
+        <w:pStyle w:val="ListParagraph"/>
+        <w:numPr>
+          <w:ilvl w:val="0"/>
+          <w:numId w:val="2"/>
+        </w:numPr>
+        <w:rPr>
+          <w:lang w:val="en-US"/>
+        </w:rPr>
+      </w:pPr>
+      <w:r>
+        <w:rPr>
+          <w:lang w:val="en-US"/>
+        </w:rPr>
+        <w:t xml:space="preserve">Để dễ dàng định hướng rằng mình đang nhìn vào </w:t>
+      </w:r>
+      <w:r>
+        <w:rPr>
+          <w:lang w:val="en-US"/>
+        </w:rPr>
+        <w:t>tòa nhà</w:t>
+      </w:r>
+      <w:r>
+        <w:rPr>
+          <w:lang w:val="en-US"/>
+        </w:rPr>
+        <w:t xml:space="preserve"> nào thì xem biểu tượng la bàn ở bên phải</w:t>
+      </w:r>
+      <w:r>
+        <w:rPr>
+          <w:lang w:val="en-US"/>
+        </w:rPr>
+        <w:t>, vì khi ở góc nhìn thứ 3 và 1 thì đều dùng chung 1 la bàn</w:t>
       </w:r>
     </w:p>
     <w:p>
@@ -1354,109 +2008,79 @@
         <w:rPr>
           <w:lang w:val="en-US"/>
         </w:rPr>
-        <w:t>Cách Đổi Sang Kiểu Bản Đồ Khác?</w:t>
-      </w:r>
-    </w:p>
-    <w:p>
-      <w:pPr>
-        <w:pStyle w:val="ListParagraph"/>
-        <w:numPr>
-          <w:ilvl w:val="0"/>
-          <w:numId w:val="2"/>
-        </w:numPr>
-        <w:rPr>
-          <w:lang w:val="en-US"/>
-        </w:rPr>
-      </w:pPr>
-      <w:r>
-        <w:rPr>
-          <w:lang w:val="en-US"/>
-        </w:rPr>
-        <w:t>Di chuột vào biểu tượng “Layers” + chọn “More” + tùy chỉnh + Click “X”</w:t>
-      </w:r>
-    </w:p>
-    <w:p>
-      <w:pPr>
-        <w:pStyle w:val="ListParagraph"/>
-        <w:numPr>
-          <w:ilvl w:val="0"/>
-          <w:numId w:val="2"/>
-        </w:numPr>
-        <w:rPr>
-          <w:lang w:val="en-US"/>
-        </w:rPr>
-      </w:pPr>
-      <w:r>
-        <w:rPr>
-          <w:lang w:val="en-US"/>
-        </w:rPr>
-        <w:t>Khi tùy chỉnh, tại thẻ “Map tools”, Tick chọn “Measure”, rồi Click tại 1 điểm nào đó trên bản đồ, Tick thêm lần nữa tại điểm khác, khi này ta sẽ đo được khoảng cách giữa 2 điểm, hiện ở mục “Total distance”, Click thêm tại những điểm khác nữa sẽ ra đường gấp khúc, ta sẽ đo được tổng chiều dài của đường gấp khúc này, nếu đường gấp khúc kín, ta đo được diện tích của nó ở mục “Total area”, để không đo nữa, bỏ Tick “Measure”</w:t>
-      </w:r>
-    </w:p>
-    <w:p>
-      <w:pPr>
-        <w:pStyle w:val="ListParagraph"/>
-        <w:numPr>
-          <w:ilvl w:val="0"/>
-          <w:numId w:val="2"/>
-        </w:numPr>
-        <w:rPr>
-          <w:lang w:val="en-US"/>
-        </w:rPr>
-      </w:pPr>
-      <w:r>
-        <w:rPr>
-          <w:lang w:val="en-US"/>
-        </w:rPr>
-        <w:t>Tick chọn “Globe view” để khi phóng to đủ, thì bạn sẽ thấy trái đất hình cầu, còn không thì phẳng</w:t>
-      </w:r>
-    </w:p>
-    <w:p>
-      <w:pPr>
-        <w:pStyle w:val="ListParagraph"/>
-        <w:numPr>
-          <w:ilvl w:val="0"/>
-          <w:numId w:val="2"/>
-        </w:numPr>
-        <w:rPr>
-          <w:lang w:val="en-US"/>
-        </w:rPr>
-      </w:pPr>
-      <w:r>
-        <w:rPr>
-          <w:lang w:val="en-US"/>
-        </w:rPr>
-        <w:t>Tick chọn “Labels” để hiện tên địa điểm</w:t>
-      </w:r>
-      <w:r>
-        <w:rPr>
-          <w:lang w:val="en-US"/>
-        </w:rPr>
-        <w:t xml:space="preserve"> trên bản đồ</w:t>
-      </w:r>
-      <w:r>
-        <w:rPr>
-          <w:lang w:val="en-US"/>
-        </w:rPr>
-        <w:t>, bỏ chọn để ẩn</w:t>
-      </w:r>
-    </w:p>
-    <w:p>
-      <w:pPr>
-        <w:pStyle w:val="ListParagraph"/>
-        <w:numPr>
-          <w:ilvl w:val="0"/>
-          <w:numId w:val="2"/>
-        </w:numPr>
-        <w:rPr>
-          <w:lang w:val="en-US"/>
-        </w:rPr>
-      </w:pPr>
-      <w:r>
-        <w:rPr>
-          <w:lang w:val="en-US"/>
-        </w:rPr>
-        <w:t>Kiểu bản đồ dễ nhìn nhất là bạn bỏ Tick tất cả, chọn mỗi “Satellite”, “Globe view” và “Labels”</w:t>
+        <w:t xml:space="preserve">Hiện </w:t>
+      </w:r>
+      <w:r>
+        <w:rPr>
+          <w:lang w:val="en-US"/>
+        </w:rPr>
+        <w:t>1 Số Ảnh Tại Khu Vực Đang Xem?</w:t>
+      </w:r>
+    </w:p>
+    <w:p>
+      <w:pPr>
+        <w:pStyle w:val="ListParagraph"/>
+        <w:numPr>
+          <w:ilvl w:val="0"/>
+          <w:numId w:val="2"/>
+        </w:numPr>
+        <w:rPr>
+          <w:lang w:val="en-US"/>
+        </w:rPr>
+      </w:pPr>
+      <w:r>
+        <w:rPr>
+          <w:lang w:val="en-US"/>
+        </w:rPr>
+        <w:t>Click biểu tượng 2 mũi tên hướng lên ở góc phải dưới</w:t>
+      </w:r>
+    </w:p>
+    <w:p>
+      <w:pPr>
+        <w:pStyle w:val="ListParagraph"/>
+        <w:numPr>
+          <w:ilvl w:val="0"/>
+          <w:numId w:val="2"/>
+        </w:numPr>
+        <w:rPr>
+          <w:lang w:val="en-US"/>
+        </w:rPr>
+      </w:pPr>
+      <w:r>
+        <w:rPr>
+          <w:lang w:val="en-US"/>
+        </w:rPr>
+        <w:t>Khi này 1 số hình ảnh tạ</w:t>
+      </w:r>
+      <w:r>
+        <w:rPr>
+          <w:lang w:val="en-US"/>
+        </w:rPr>
+        <w:t xml:space="preserve">i khu </w:t>
+      </w:r>
+      <w:r>
+        <w:rPr>
+          <w:lang w:val="en-US"/>
+        </w:rPr>
+        <w:t>vực đang xem sẽ hiện lên, Click vào tấm ảnh bất kì để xem rõ, Click “X” để đóng ảnh</w:t>
+      </w:r>
+    </w:p>
+    <w:p>
+      <w:pPr>
+        <w:pStyle w:val="ListParagraph"/>
+        <w:numPr>
+          <w:ilvl w:val="0"/>
+          <w:numId w:val="2"/>
+        </w:numPr>
+        <w:rPr>
+          <w:lang w:val="en-US"/>
+        </w:rPr>
+      </w:pPr>
+      <w:r>
+        <w:rPr>
+          <w:lang w:val="en-US"/>
+        </w:rPr>
+        <w:t>Click “Explore” để ẩn lại các ảnh</w:t>
       </w:r>
     </w:p>
     <w:p>
@@ -1474,121 +2098,133 @@
         <w:rPr>
           <w:lang w:val="en-US"/>
         </w:rPr>
-        <w:t xml:space="preserve">Chuyển </w:t>
-      </w:r>
-      <w:r>
-        <w:rPr>
-          <w:lang w:val="en-US"/>
-        </w:rPr>
-        <w:t>Sang Chế Độ Góc Nhìn Thứ Nhất?</w:t>
-      </w:r>
-    </w:p>
-    <w:p>
-      <w:pPr>
-        <w:pStyle w:val="ListParagraph"/>
-        <w:numPr>
-          <w:ilvl w:val="0"/>
-          <w:numId w:val="2"/>
-        </w:numPr>
-        <w:rPr>
-          <w:lang w:val="en-US"/>
-        </w:rPr>
-      </w:pPr>
-      <w:r>
-        <w:rPr>
-          <w:lang w:val="en-US"/>
-        </w:rPr>
-        <w:t>Click và giữ biểu tượng thằng người ở góc phải dưới rồi kéo thả tới 1 điểm trên 1 con đường hoặc điểm được đánh dấu hình chữ “O”</w:t>
-      </w:r>
-    </w:p>
-    <w:p>
-      <w:pPr>
-        <w:pStyle w:val="ListParagraph"/>
-        <w:numPr>
-          <w:ilvl w:val="0"/>
-          <w:numId w:val="2"/>
-        </w:numPr>
-        <w:rPr>
-          <w:lang w:val="en-US"/>
-        </w:rPr>
-      </w:pPr>
-      <w:r>
-        <w:rPr>
-          <w:lang w:val="en-US"/>
-        </w:rPr>
-        <w:t>Khi này bạn sẽ có tầm nhìn của thằng người đang đứng ở điểm đó</w:t>
-      </w:r>
-    </w:p>
-    <w:p>
-      <w:pPr>
-        <w:pStyle w:val="ListParagraph"/>
-        <w:numPr>
-          <w:ilvl w:val="0"/>
-          <w:numId w:val="2"/>
-        </w:numPr>
-        <w:rPr>
-          <w:lang w:val="en-US"/>
-        </w:rPr>
-      </w:pPr>
-      <w:r>
-        <w:rPr>
-          <w:lang w:val="en-US"/>
-        </w:rPr>
-        <w:t>Để cho thằng người tiến lên phía trước, Click trái chuột về phía trước, chỉ áp dụng nếu bạn thả nó trên đường</w:t>
-      </w:r>
-    </w:p>
-    <w:p>
-      <w:pPr>
-        <w:pStyle w:val="ListParagraph"/>
-        <w:numPr>
-          <w:ilvl w:val="0"/>
-          <w:numId w:val="2"/>
-        </w:numPr>
-        <w:rPr>
-          <w:lang w:val="en-US"/>
-        </w:rPr>
-      </w:pPr>
-      <w:r>
-        <w:rPr>
-          <w:lang w:val="en-US"/>
-        </w:rPr>
-        <w:t>Để thoát, Click “X”</w:t>
-      </w:r>
-    </w:p>
-    <w:p>
-      <w:pPr>
-        <w:pStyle w:val="ListParagraph"/>
-        <w:numPr>
-          <w:ilvl w:val="0"/>
-          <w:numId w:val="2"/>
-        </w:numPr>
-        <w:rPr>
-          <w:lang w:val="en-US"/>
-        </w:rPr>
-      </w:pPr>
-      <w:r>
-        <w:rPr>
-          <w:lang w:val="en-US"/>
-        </w:rPr>
-        <w:t xml:space="preserve">Để dễ dàng định hướng rằng mình đang nhìn vào </w:t>
-      </w:r>
-      <w:r>
-        <w:rPr>
-          <w:lang w:val="en-US"/>
-        </w:rPr>
-        <w:t>tòa nhà</w:t>
-      </w:r>
-      <w:r>
-        <w:rPr>
-          <w:lang w:val="en-US"/>
-        </w:rPr>
-        <w:t xml:space="preserve"> nào thì xem biểu tượng la bàn ở bên phải</w:t>
-      </w:r>
-      <w:r>
-        <w:rPr>
-          <w:lang w:val="en-US"/>
-        </w:rPr>
-        <w:t>, vì khi ở góc nhìn thứ 3 và 1 thì đều dùng chung 1 la bàn</w:t>
+        <w:t xml:space="preserve">Cách </w:t>
+      </w:r>
+      <w:r>
+        <w:rPr>
+          <w:lang w:val="en-US"/>
+        </w:rPr>
+        <w:t>Tìm Kiếm Địa Điểm?</w:t>
+      </w:r>
+    </w:p>
+    <w:p>
+      <w:pPr>
+        <w:pStyle w:val="ListParagraph"/>
+        <w:numPr>
+          <w:ilvl w:val="0"/>
+          <w:numId w:val="2"/>
+        </w:numPr>
+        <w:rPr>
+          <w:lang w:val="en-US"/>
+        </w:rPr>
+      </w:pPr>
+      <w:r>
+        <w:rPr>
+          <w:lang w:val="en-US"/>
+        </w:rPr>
+        <w:t>Nhập thông tin vào thanh tìm kiếm rồi “Enter”, nếu thông tin mơ hồ thì nó sẽ hiện ra các địa điểm liên quan</w:t>
+      </w:r>
+    </w:p>
+    <w:p>
+      <w:pPr>
+        <w:pStyle w:val="ListParagraph"/>
+        <w:numPr>
+          <w:ilvl w:val="0"/>
+          <w:numId w:val="2"/>
+        </w:numPr>
+        <w:rPr>
+          <w:lang w:val="en-US"/>
+        </w:rPr>
+      </w:pPr>
+      <w:r>
+        <w:rPr>
+          <w:lang w:val="en-US"/>
+        </w:rPr>
+        <w:t>Click vào 1 địa điểm sẽ di chuyển tầm nhìn của bạn tới địa điểm đó, đồng thời ảnh và thông tin của nó sẽ hiện ra</w:t>
+      </w:r>
+    </w:p>
+    <w:p>
+      <w:pPr>
+        <w:pStyle w:val="ListParagraph"/>
+        <w:numPr>
+          <w:ilvl w:val="0"/>
+          <w:numId w:val="2"/>
+        </w:numPr>
+        <w:rPr>
+          <w:lang w:val="en-US"/>
+        </w:rPr>
+      </w:pPr>
+      <w:r>
+        <w:rPr>
+          <w:lang w:val="en-US"/>
+        </w:rPr>
+        <w:t>Click vào “Directions” để xác định tuyến đường đến địa điểm này, tại ô “Choose starting point, or click on the map…”, nhập thông tin điểm xuất phát, sẽ có gợi ý hiện lên, chọn gợi ý mong muốn, khi này sẽ có 1 tuyến đường in đậm hiện ra từ địa điểm xuất phát đến địa điểm muốn tới</w:t>
+      </w:r>
+      <w:r>
+        <w:rPr>
+          <w:lang w:val="en-US"/>
+        </w:rPr>
+        <w:t xml:space="preserve">, </w:t>
+      </w:r>
+      <w:r>
+        <w:rPr>
+          <w:lang w:val="en-US"/>
+        </w:rPr>
+        <w:t xml:space="preserve">tuyến đường </w:t>
+      </w:r>
+      <w:r>
+        <w:rPr>
+          <w:lang w:val="en-US"/>
+        </w:rPr>
+        <w:t>sẽ phụ thuộc vào phương thức di chuyển</w:t>
+      </w:r>
+      <w:r>
+        <w:rPr>
+          <w:lang w:val="en-US"/>
+        </w:rPr>
+        <w:t>, Click vào 1 biểu tượng  trong các biểu tượng ở trên cùng để chọn phương thức di chuyển</w:t>
+      </w:r>
+      <w:r>
+        <w:rPr>
+          <w:lang w:val="en-US"/>
+        </w:rPr>
+        <w:t>, lưu ý sẽ có nhiều tuyến để bạn chọn, mặc định chọn tuyến ngắn nhất</w:t>
+      </w:r>
+    </w:p>
+    <w:p>
+      <w:pPr>
+        <w:pStyle w:val="ListParagraph"/>
+        <w:numPr>
+          <w:ilvl w:val="0"/>
+          <w:numId w:val="2"/>
+        </w:numPr>
+        <w:rPr>
+          <w:lang w:val="en-US"/>
+        </w:rPr>
+      </w:pPr>
+      <w:r>
+        <w:rPr>
+          <w:lang w:val="en-US"/>
+        </w:rPr>
+        <w:t>Click “X” để ẩn tuyến đường</w:t>
+      </w:r>
+    </w:p>
+    <w:p>
+      <w:pPr>
+        <w:pStyle w:val="ListParagraph"/>
+        <w:numPr>
+          <w:ilvl w:val="0"/>
+          <w:numId w:val="2"/>
+        </w:numPr>
+        <w:rPr>
+          <w:lang w:val="en-US"/>
+        </w:rPr>
+      </w:pPr>
+      <w:r>
+        <w:rPr>
+          <w:lang w:val="en-US"/>
+        </w:rPr>
+        <w:t>Ngoài ra, còn cách khác không cần phải nhập lên thanh tìm kiếm đó là bạn chỉ cần Click trái chuột tại điểm mong muốn, Click lần nữa để bỏ</w:t>
       </w:r>
     </w:p>
     <w:p>
@@ -1606,240 +2242,6 @@
         <w:rPr>
           <w:lang w:val="en-US"/>
         </w:rPr>
-        <w:t xml:space="preserve">Hiện </w:t>
-      </w:r>
-      <w:r>
-        <w:rPr>
-          <w:lang w:val="en-US"/>
-        </w:rPr>
-        <w:t>1 Số Ảnh Tại Khu Vực Đang Xem?</w:t>
-      </w:r>
-    </w:p>
-    <w:p>
-      <w:pPr>
-        <w:pStyle w:val="ListParagraph"/>
-        <w:numPr>
-          <w:ilvl w:val="0"/>
-          <w:numId w:val="2"/>
-        </w:numPr>
-        <w:rPr>
-          <w:lang w:val="en-US"/>
-        </w:rPr>
-      </w:pPr>
-      <w:r>
-        <w:rPr>
-          <w:lang w:val="en-US"/>
-        </w:rPr>
-        <w:t>Click biểu tượng 2 mũi tên hướng lên ở góc phải dưới</w:t>
-      </w:r>
-    </w:p>
-    <w:p>
-      <w:pPr>
-        <w:pStyle w:val="ListParagraph"/>
-        <w:numPr>
-          <w:ilvl w:val="0"/>
-          <w:numId w:val="2"/>
-        </w:numPr>
-        <w:rPr>
-          <w:lang w:val="en-US"/>
-        </w:rPr>
-      </w:pPr>
-      <w:r>
-        <w:rPr>
-          <w:lang w:val="en-US"/>
-        </w:rPr>
-        <w:t>Khi này 1 số hình ảnh tạ</w:t>
-      </w:r>
-      <w:r>
-        <w:rPr>
-          <w:lang w:val="en-US"/>
-        </w:rPr>
-        <w:t xml:space="preserve">i khu </w:t>
-      </w:r>
-      <w:r>
-        <w:rPr>
-          <w:lang w:val="en-US"/>
-        </w:rPr>
-        <w:t>vực đang xem sẽ hiện lên, Click vào tấm ảnh bất kì để xem rõ, Click “X” để đóng ảnh</w:t>
-      </w:r>
-    </w:p>
-    <w:p>
-      <w:pPr>
-        <w:pStyle w:val="ListParagraph"/>
-        <w:numPr>
-          <w:ilvl w:val="0"/>
-          <w:numId w:val="2"/>
-        </w:numPr>
-        <w:rPr>
-          <w:lang w:val="en-US"/>
-        </w:rPr>
-      </w:pPr>
-      <w:r>
-        <w:rPr>
-          <w:lang w:val="en-US"/>
-        </w:rPr>
-        <w:t>Click “Explore” để ẩn lại các ảnh</w:t>
-      </w:r>
-    </w:p>
-    <w:p>
-      <w:pPr>
-        <w:pStyle w:val="ListParagraph"/>
-        <w:numPr>
-          <w:ilvl w:val="0"/>
-          <w:numId w:val="5"/>
-        </w:numPr>
-        <w:rPr>
-          <w:lang w:val="en-US"/>
-        </w:rPr>
-      </w:pPr>
-      <w:r>
-        <w:rPr>
-          <w:lang w:val="en-US"/>
-        </w:rPr>
-        <w:t xml:space="preserve">Cách </w:t>
-      </w:r>
-      <w:r>
-        <w:rPr>
-          <w:lang w:val="en-US"/>
-        </w:rPr>
-        <w:t>Tìm Kiếm Địa Điểm?</w:t>
-      </w:r>
-    </w:p>
-    <w:p>
-      <w:pPr>
-        <w:pStyle w:val="ListParagraph"/>
-        <w:numPr>
-          <w:ilvl w:val="0"/>
-          <w:numId w:val="2"/>
-        </w:numPr>
-        <w:rPr>
-          <w:lang w:val="en-US"/>
-        </w:rPr>
-      </w:pPr>
-      <w:r>
-        <w:rPr>
-          <w:lang w:val="en-US"/>
-        </w:rPr>
-        <w:t>Nhập thông tin vào thanh tìm kiếm rồi “Enter”, nếu thông tin mơ hồ thì nó sẽ hiện ra các địa điểm liên quan</w:t>
-      </w:r>
-    </w:p>
-    <w:p>
-      <w:pPr>
-        <w:pStyle w:val="ListParagraph"/>
-        <w:numPr>
-          <w:ilvl w:val="0"/>
-          <w:numId w:val="2"/>
-        </w:numPr>
-        <w:rPr>
-          <w:lang w:val="en-US"/>
-        </w:rPr>
-      </w:pPr>
-      <w:r>
-        <w:rPr>
-          <w:lang w:val="en-US"/>
-        </w:rPr>
-        <w:t>Click vào 1 địa điểm sẽ di chuyển tầm nhìn của bạn tới địa điểm đó, đồng thời ảnh và thông tin của nó sẽ hiện ra</w:t>
-      </w:r>
-    </w:p>
-    <w:p>
-      <w:pPr>
-        <w:pStyle w:val="ListParagraph"/>
-        <w:numPr>
-          <w:ilvl w:val="0"/>
-          <w:numId w:val="2"/>
-        </w:numPr>
-        <w:rPr>
-          <w:lang w:val="en-US"/>
-        </w:rPr>
-      </w:pPr>
-      <w:r>
-        <w:rPr>
-          <w:lang w:val="en-US"/>
-        </w:rPr>
-        <w:t>Click vào “Directions” để xác định tuyến đường đến địa điểm này, tại ô “Choose starting point, or click on the map…”, nhập thông tin điểm xuất phát, sẽ có gợi ý hiện lên, chọn gợi ý mong muốn, khi này sẽ có 1 tuyến đường in đậm hiện ra từ địa điểm xuất phát đến địa điểm muốn tới</w:t>
-      </w:r>
-      <w:r>
-        <w:rPr>
-          <w:lang w:val="en-US"/>
-        </w:rPr>
-        <w:t xml:space="preserve">, </w:t>
-      </w:r>
-      <w:r>
-        <w:rPr>
-          <w:lang w:val="en-US"/>
-        </w:rPr>
-        <w:t xml:space="preserve">tuyến đường </w:t>
-      </w:r>
-      <w:r>
-        <w:rPr>
-          <w:lang w:val="en-US"/>
-        </w:rPr>
-        <w:t>sẽ phụ thuộc vào phương thức di chuyển</w:t>
-      </w:r>
-      <w:r>
-        <w:rPr>
-          <w:lang w:val="en-US"/>
-        </w:rPr>
-        <w:t>, Click vào 1 biểu tượng  trong các biểu tượng ở trên cùng để chọn phương thức di chuyển</w:t>
-      </w:r>
-      <w:r>
-        <w:rPr>
-          <w:lang w:val="en-US"/>
-        </w:rPr>
-        <w:t>, lưu ý sẽ có nhiều tuyến để bạn chọn, mặc định chọn tuyến ngắn nhất</w:t>
-      </w:r>
-    </w:p>
-    <w:p>
-      <w:pPr>
-        <w:pStyle w:val="ListParagraph"/>
-        <w:numPr>
-          <w:ilvl w:val="0"/>
-          <w:numId w:val="2"/>
-        </w:numPr>
-        <w:rPr>
-          <w:lang w:val="en-US"/>
-        </w:rPr>
-      </w:pPr>
-      <w:r>
-        <w:rPr>
-          <w:lang w:val="en-US"/>
-        </w:rPr>
-        <w:t>Click “X” để ẩn tuyến đường</w:t>
-      </w:r>
-    </w:p>
-    <w:p>
-      <w:pPr>
-        <w:pStyle w:val="ListParagraph"/>
-        <w:numPr>
-          <w:ilvl w:val="0"/>
-          <w:numId w:val="2"/>
-        </w:numPr>
-        <w:rPr>
-          <w:lang w:val="en-US"/>
-        </w:rPr>
-      </w:pPr>
-      <w:r>
-        <w:rPr>
-          <w:lang w:val="en-US"/>
-        </w:rPr>
-        <w:t>Ngoài ra, còn cách khác không cần phải nhập lên thanh tìm kiếm đó là bạn chỉ cần Click trái chuột tại điểm mong muốn, Click lần nữa để bỏ</w:t>
-      </w:r>
-    </w:p>
-    <w:p>
-      <w:pPr>
-        <w:pStyle w:val="ListParagraph"/>
-        <w:numPr>
-          <w:ilvl w:val="0"/>
-          <w:numId w:val="5"/>
-        </w:numPr>
-        <w:rPr>
-          <w:lang w:val="en-US"/>
-        </w:rPr>
-      </w:pPr>
-      <w:r>
-        <w:rPr>
-          <w:lang w:val="en-US"/>
-        </w:rPr>
         <w:t>Trạm Xe Bus?</w:t>
       </w:r>
     </w:p>
@@ -1858,7 +2260,6 @@
         <w:rPr>
           <w:lang w:val="en-US"/>
         </w:rPr>
-        <w:lastRenderedPageBreak/>
         <w:t>Trạm xe bus sẽ có biểu tượng là hình xe bus trên bản đồ, Click vào nó, tại mục “Buses” sẽ có các số xe đi qua trạm này</w:t>
       </w:r>
     </w:p>
@@ -2290,6 +2691,95 @@
     </w:lvl>
   </w:abstractNum>
   <w:abstractNum w:abstractNumId="4" w15:restartNumberingAfterBreak="0">
+    <w:nsid w:val="507A207D"/>
+    <w:multiLevelType w:val="hybridMultilevel"/>
+    <w:tmpl w:val="70A04058"/>
+    <w:lvl w:ilvl="0" w:tplc="BC5C8F3C">
+      <w:start w:val="1"/>
+      <w:numFmt w:val="decimal"/>
+      <w:lvlText w:val="%1."/>
+      <w:lvlJc w:val="left"/>
+      <w:pPr>
+        <w:ind w:left="1080" w:hanging="360"/>
+      </w:pPr>
+      <w:rPr>
+        <w:rFonts w:hint="default"/>
+      </w:rPr>
+    </w:lvl>
+    <w:lvl w:ilvl="1" w:tplc="04090019" w:tentative="1">
+      <w:start w:val="1"/>
+      <w:numFmt w:val="lowerLetter"/>
+      <w:lvlText w:val="%2."/>
+      <w:lvlJc w:val="left"/>
+      <w:pPr>
+        <w:ind w:left="1800" w:hanging="360"/>
+      </w:pPr>
+    </w:lvl>
+    <w:lvl w:ilvl="2" w:tplc="0409001B" w:tentative="1">
+      <w:start w:val="1"/>
+      <w:numFmt w:val="lowerRoman"/>
+      <w:lvlText w:val="%3."/>
+      <w:lvlJc w:val="right"/>
+      <w:pPr>
+        <w:ind w:left="2520" w:hanging="180"/>
+      </w:pPr>
+    </w:lvl>
+    <w:lvl w:ilvl="3" w:tplc="0409000F" w:tentative="1">
+      <w:start w:val="1"/>
+      <w:numFmt w:val="decimal"/>
+      <w:lvlText w:val="%4."/>
+      <w:lvlJc w:val="left"/>
+      <w:pPr>
+        <w:ind w:left="3240" w:hanging="360"/>
+      </w:pPr>
+    </w:lvl>
+    <w:lvl w:ilvl="4" w:tplc="04090019" w:tentative="1">
+      <w:start w:val="1"/>
+      <w:numFmt w:val="lowerLetter"/>
+      <w:lvlText w:val="%5."/>
+      <w:lvlJc w:val="left"/>
+      <w:pPr>
+        <w:ind w:left="3960" w:hanging="360"/>
+      </w:pPr>
+    </w:lvl>
+    <w:lvl w:ilvl="5" w:tplc="0409001B" w:tentative="1">
+      <w:start w:val="1"/>
+      <w:numFmt w:val="lowerRoman"/>
+      <w:lvlText w:val="%6."/>
+      <w:lvlJc w:val="right"/>
+      <w:pPr>
+        <w:ind w:left="4680" w:hanging="180"/>
+      </w:pPr>
+    </w:lvl>
+    <w:lvl w:ilvl="6" w:tplc="0409000F" w:tentative="1">
+      <w:start w:val="1"/>
+      <w:numFmt w:val="decimal"/>
+      <w:lvlText w:val="%7."/>
+      <w:lvlJc w:val="left"/>
+      <w:pPr>
+        <w:ind w:left="5400" w:hanging="360"/>
+      </w:pPr>
+    </w:lvl>
+    <w:lvl w:ilvl="7" w:tplc="04090019" w:tentative="1">
+      <w:start w:val="1"/>
+      <w:numFmt w:val="lowerLetter"/>
+      <w:lvlText w:val="%8."/>
+      <w:lvlJc w:val="left"/>
+      <w:pPr>
+        <w:ind w:left="6120" w:hanging="360"/>
+      </w:pPr>
+    </w:lvl>
+    <w:lvl w:ilvl="8" w:tplc="0409001B" w:tentative="1">
+      <w:start w:val="1"/>
+      <w:numFmt w:val="lowerRoman"/>
+      <w:lvlText w:val="%9."/>
+      <w:lvlJc w:val="right"/>
+      <w:pPr>
+        <w:ind w:left="6840" w:hanging="180"/>
+      </w:pPr>
+    </w:lvl>
+  </w:abstractNum>
+  <w:abstractNum w:abstractNumId="5" w15:restartNumberingAfterBreak="0">
     <w:nsid w:val="6C735040"/>
     <w:multiLevelType w:val="hybridMultilevel"/>
     <w:tmpl w:val="1DBAF0E6"/>
@@ -2378,7 +2868,7 @@
       </w:pPr>
     </w:lvl>
   </w:abstractNum>
-  <w:abstractNum w:abstractNumId="5" w15:restartNumberingAfterBreak="0">
+  <w:abstractNum w:abstractNumId="6" w15:restartNumberingAfterBreak="0">
     <w:nsid w:val="6CA24F62"/>
     <w:multiLevelType w:val="hybridMultilevel"/>
     <w:tmpl w:val="63BC7E78"/>
@@ -2467,7 +2957,7 @@
       </w:pPr>
     </w:lvl>
   </w:abstractNum>
-  <w:abstractNum w:abstractNumId="6" w15:restartNumberingAfterBreak="0">
+  <w:abstractNum w:abstractNumId="7" w15:restartNumberingAfterBreak="0">
     <w:nsid w:val="7029222C"/>
     <w:multiLevelType w:val="hybridMultilevel"/>
     <w:tmpl w:val="BE9AD04E"/>
@@ -2556,7 +3046,7 @@
       </w:pPr>
     </w:lvl>
   </w:abstractNum>
-  <w:abstractNum w:abstractNumId="7" w15:restartNumberingAfterBreak="0">
+  <w:abstractNum w:abstractNumId="8" w15:restartNumberingAfterBreak="0">
     <w:nsid w:val="7F844A13"/>
     <w:multiLevelType w:val="hybridMultilevel"/>
     <w:tmpl w:val="6E842ABE"/>
@@ -2658,16 +3148,19 @@
     <w:abstractNumId w:val="0"/>
   </w:num>
   <w:num w:numId="5" w16cid:durableId="1976137868">
+    <w:abstractNumId w:val="7"/>
+  </w:num>
+  <w:num w:numId="6" w16cid:durableId="1918248400">
+    <w:abstractNumId w:val="8"/>
+  </w:num>
+  <w:num w:numId="7" w16cid:durableId="954559906">
+    <w:abstractNumId w:val="5"/>
+  </w:num>
+  <w:num w:numId="8" w16cid:durableId="577599504">
     <w:abstractNumId w:val="6"/>
   </w:num>
-  <w:num w:numId="6" w16cid:durableId="1918248400">
-    <w:abstractNumId w:val="7"/>
-  </w:num>
-  <w:num w:numId="7" w16cid:durableId="954559906">
+  <w:num w:numId="9" w16cid:durableId="1288010185">
     <w:abstractNumId w:val="4"/>
-  </w:num>
-  <w:num w:numId="8" w16cid:durableId="577599504">
-    <w:abstractNumId w:val="5"/>
   </w:num>
 </w:numbering>
 </file>

--- a/cloud.docx
+++ b/cloud.docx
@@ -1350,6 +1350,155 @@
           <w:lang w:val="en-US"/>
         </w:rPr>
       </w:pPr>
+      <w:r>
+        <w:rPr>
+          <w:lang w:val="en-US"/>
+        </w:rPr>
+        <w:lastRenderedPageBreak/>
+        <w:t>Google Sheet:</w:t>
+      </w:r>
+    </w:p>
+    <w:p>
+      <w:pPr>
+        <w:pStyle w:val="ListParagraph"/>
+        <w:numPr>
+          <w:ilvl w:val="0"/>
+          <w:numId w:val="10"/>
+        </w:numPr>
+        <w:rPr>
+          <w:lang w:val="en-US"/>
+        </w:rPr>
+      </w:pPr>
+      <w:r>
+        <w:rPr>
+          <w:lang w:val="en-US"/>
+        </w:rPr>
+        <w:t>Truy Cập?</w:t>
+      </w:r>
+    </w:p>
+    <w:p>
+      <w:pPr>
+        <w:pStyle w:val="ListParagraph"/>
+        <w:numPr>
+          <w:ilvl w:val="0"/>
+          <w:numId w:val="2"/>
+        </w:numPr>
+        <w:rPr>
+          <w:lang w:val="en-US"/>
+        </w:rPr>
+      </w:pPr>
+      <w:r>
+        <w:rPr>
+          <w:lang w:val="en-US"/>
+        </w:rPr>
+        <w:t>Vào Link</w:t>
+      </w:r>
+    </w:p>
+    <w:p>
+      <w:pPr>
+        <w:pStyle w:val="ListParagraph"/>
+        <w:numPr>
+          <w:ilvl w:val="0"/>
+          <w:numId w:val="2"/>
+        </w:numPr>
+        <w:rPr>
+          <w:lang w:val="en-US"/>
+        </w:rPr>
+      </w:pPr>
+      <w:hyperlink r:id="rId20" w:history="1">
+        <w:r>
+          <w:rPr>
+            <w:rStyle w:val="Hyperlink"/>
+            <w:lang w:val="en-US"/>
+          </w:rPr>
+          <w:t>https://docs.google.com/spreadsheets/u/0/</w:t>
+        </w:r>
+      </w:hyperlink>
+    </w:p>
+    <w:p>
+      <w:pPr>
+        <w:pStyle w:val="ListParagraph"/>
+        <w:numPr>
+          <w:ilvl w:val="0"/>
+          <w:numId w:val="2"/>
+        </w:numPr>
+        <w:rPr>
+          <w:lang w:val="en-US"/>
+        </w:rPr>
+      </w:pPr>
+      <w:r>
+        <w:rPr>
+          <w:lang w:val="en-US"/>
+        </w:rPr>
+        <w:t>Rồi đăng nhập = tài khoản Google</w:t>
+      </w:r>
+    </w:p>
+    <w:p>
+      <w:pPr>
+        <w:pStyle w:val="ListParagraph"/>
+        <w:numPr>
+          <w:ilvl w:val="0"/>
+          <w:numId w:val="2"/>
+        </w:numPr>
+        <w:rPr>
+          <w:lang w:val="en-US"/>
+        </w:rPr>
+      </w:pPr>
+      <w:r>
+        <w:rPr>
+          <w:lang w:val="en-US"/>
+        </w:rPr>
+        <w:t>Thủ tục y chang Google Form</w:t>
+      </w:r>
+    </w:p>
+    <w:p>
+      <w:pPr>
+        <w:pStyle w:val="ListParagraph"/>
+        <w:numPr>
+          <w:ilvl w:val="0"/>
+          <w:numId w:val="10"/>
+        </w:numPr>
+        <w:rPr>
+          <w:lang w:val="en-US"/>
+        </w:rPr>
+      </w:pPr>
+      <w:r>
+        <w:rPr>
+          <w:lang w:val="en-US"/>
+        </w:rPr>
+        <w:t xml:space="preserve">Chia </w:t>
+      </w:r>
+      <w:r>
+        <w:rPr>
+          <w:lang w:val="en-US"/>
+        </w:rPr>
+        <w:t>Sẻ 1 Trang Tính Để Ai Cũng Có Thể Chỉnh Sửa Trực Tuyến?</w:t>
+      </w:r>
+    </w:p>
+    <w:p>
+      <w:pPr>
+        <w:pStyle w:val="ListParagraph"/>
+        <w:numPr>
+          <w:ilvl w:val="0"/>
+          <w:numId w:val="2"/>
+        </w:numPr>
+        <w:rPr>
+          <w:lang w:val="en-US"/>
+        </w:rPr>
+      </w:pPr>
+      <w:r>
+        <w:rPr>
+          <w:lang w:val="en-US"/>
+        </w:rPr>
+        <w:t>Vào trang tính muốn chia sẻ + Click “Chia Sẻ” góc phải trên + tại mục “Quyền truy cập chung” + chọn “Bất kỳ ai có đường liên kết” + bên phải chọn “Người chỉnh sửa” + Click “Sao chép đường liên kết” + Click “Xong” + Paste đường liên kết vừa Copy lên nhóm để chúng nó vào sửa</w:t>
+      </w:r>
+    </w:p>
+    <w:p>
+      <w:pPr>
+        <w:rPr>
+          <w:lang w:val="en-US"/>
+        </w:rPr>
+      </w:pPr>
     </w:p>
     <w:p>
       <w:pPr>
@@ -1593,7 +1742,7 @@
           <w:lang w:val="en-US"/>
         </w:rPr>
       </w:pPr>
-      <w:hyperlink r:id="rId20" w:history="1">
+      <w:hyperlink r:id="rId21" w:history="1">
         <w:r>
           <w:rPr>
             <w:rStyle w:val="Hyperlink"/>
@@ -1658,7 +1807,7 @@
           <w:lang w:val="en-US"/>
         </w:rPr>
       </w:pPr>
-      <w:hyperlink r:id="rId21" w:history="1">
+      <w:hyperlink r:id="rId22" w:history="1">
         <w:r>
           <w:rPr>
             <w:rStyle w:val="Hyperlink"/>
@@ -1791,7 +1940,14 @@
         <w:rPr>
           <w:lang w:val="en-US"/>
         </w:rPr>
-        <w:t>Khi tùy chỉnh, tại thẻ “Map tools”, Tick chọn “Measure”, rồi Click tại 1 điểm nào đó trên bản đồ, Tick thêm lần nữa tại điểm khác, khi này ta sẽ đo được khoảng cách giữa 2 điểm, hiện ở mục “Total distance”, Click thêm tại những điểm khác nữa sẽ ra đường gấp khúc, ta sẽ đo được tổng chiều dài của đường gấp khúc này, nếu đường gấp khúc kín, ta đo được diện tích của nó ở mục “Total area”, để không đo nữa, bỏ Tick “Measure”</w:t>
+        <w:t xml:space="preserve">Khi tùy chỉnh, tại thẻ “Map tools”, Tick chọn “Measure”, rồi Click tại 1 điểm nào đó trên bản đồ, Tick thêm lần nữa tại điểm khác, khi này ta sẽ đo được khoảng cách </w:t>
+      </w:r>
+      <w:r>
+        <w:rPr>
+          <w:lang w:val="en-US"/>
+        </w:rPr>
+        <w:lastRenderedPageBreak/>
+        <w:t>giữa 2 điểm, hiện ở mục “Total distance”, Click thêm tại những điểm khác nữa sẽ ra đường gấp khúc, ta sẽ đo được tổng chiều dài của đường gấp khúc này, nếu đường gấp khúc kín, ta đo được diện tích của nó ở mục “Total area”, để không đo nữa, bỏ Tick “Measure”</w:t>
       </w:r>
     </w:p>
     <w:p>
@@ -1917,7 +2073,6 @@
         <w:rPr>
           <w:lang w:val="en-US"/>
         </w:rPr>
-        <w:lastRenderedPageBreak/>
         <w:t>Khi này bạn sẽ có tầm nhìn của thằng người đang đứng ở điểm đó</w:t>
       </w:r>
     </w:p>
@@ -2780,6 +2935,95 @@
     </w:lvl>
   </w:abstractNum>
   <w:abstractNum w:abstractNumId="5" w15:restartNumberingAfterBreak="0">
+    <w:nsid w:val="644D2C28"/>
+    <w:multiLevelType w:val="hybridMultilevel"/>
+    <w:tmpl w:val="5CF81084"/>
+    <w:lvl w:ilvl="0" w:tplc="A27272B0">
+      <w:start w:val="1"/>
+      <w:numFmt w:val="decimal"/>
+      <w:lvlText w:val="%1."/>
+      <w:lvlJc w:val="left"/>
+      <w:pPr>
+        <w:ind w:left="1080" w:hanging="360"/>
+      </w:pPr>
+      <w:rPr>
+        <w:rFonts w:hint="default"/>
+      </w:rPr>
+    </w:lvl>
+    <w:lvl w:ilvl="1" w:tplc="04090019" w:tentative="1">
+      <w:start w:val="1"/>
+      <w:numFmt w:val="lowerLetter"/>
+      <w:lvlText w:val="%2."/>
+      <w:lvlJc w:val="left"/>
+      <w:pPr>
+        <w:ind w:left="1800" w:hanging="360"/>
+      </w:pPr>
+    </w:lvl>
+    <w:lvl w:ilvl="2" w:tplc="0409001B" w:tentative="1">
+      <w:start w:val="1"/>
+      <w:numFmt w:val="lowerRoman"/>
+      <w:lvlText w:val="%3."/>
+      <w:lvlJc w:val="right"/>
+      <w:pPr>
+        <w:ind w:left="2520" w:hanging="180"/>
+      </w:pPr>
+    </w:lvl>
+    <w:lvl w:ilvl="3" w:tplc="0409000F" w:tentative="1">
+      <w:start w:val="1"/>
+      <w:numFmt w:val="decimal"/>
+      <w:lvlText w:val="%4."/>
+      <w:lvlJc w:val="left"/>
+      <w:pPr>
+        <w:ind w:left="3240" w:hanging="360"/>
+      </w:pPr>
+    </w:lvl>
+    <w:lvl w:ilvl="4" w:tplc="04090019" w:tentative="1">
+      <w:start w:val="1"/>
+      <w:numFmt w:val="lowerLetter"/>
+      <w:lvlText w:val="%5."/>
+      <w:lvlJc w:val="left"/>
+      <w:pPr>
+        <w:ind w:left="3960" w:hanging="360"/>
+      </w:pPr>
+    </w:lvl>
+    <w:lvl w:ilvl="5" w:tplc="0409001B" w:tentative="1">
+      <w:start w:val="1"/>
+      <w:numFmt w:val="lowerRoman"/>
+      <w:lvlText w:val="%6."/>
+      <w:lvlJc w:val="right"/>
+      <w:pPr>
+        <w:ind w:left="4680" w:hanging="180"/>
+      </w:pPr>
+    </w:lvl>
+    <w:lvl w:ilvl="6" w:tplc="0409000F" w:tentative="1">
+      <w:start w:val="1"/>
+      <w:numFmt w:val="decimal"/>
+      <w:lvlText w:val="%7."/>
+      <w:lvlJc w:val="left"/>
+      <w:pPr>
+        <w:ind w:left="5400" w:hanging="360"/>
+      </w:pPr>
+    </w:lvl>
+    <w:lvl w:ilvl="7" w:tplc="04090019" w:tentative="1">
+      <w:start w:val="1"/>
+      <w:numFmt w:val="lowerLetter"/>
+      <w:lvlText w:val="%8."/>
+      <w:lvlJc w:val="left"/>
+      <w:pPr>
+        <w:ind w:left="6120" w:hanging="360"/>
+      </w:pPr>
+    </w:lvl>
+    <w:lvl w:ilvl="8" w:tplc="0409001B" w:tentative="1">
+      <w:start w:val="1"/>
+      <w:numFmt w:val="lowerRoman"/>
+      <w:lvlText w:val="%9."/>
+      <w:lvlJc w:val="right"/>
+      <w:pPr>
+        <w:ind w:left="6840" w:hanging="180"/>
+      </w:pPr>
+    </w:lvl>
+  </w:abstractNum>
+  <w:abstractNum w:abstractNumId="6" w15:restartNumberingAfterBreak="0">
     <w:nsid w:val="6C735040"/>
     <w:multiLevelType w:val="hybridMultilevel"/>
     <w:tmpl w:val="1DBAF0E6"/>
@@ -2868,7 +3112,7 @@
       </w:pPr>
     </w:lvl>
   </w:abstractNum>
-  <w:abstractNum w:abstractNumId="6" w15:restartNumberingAfterBreak="0">
+  <w:abstractNum w:abstractNumId="7" w15:restartNumberingAfterBreak="0">
     <w:nsid w:val="6CA24F62"/>
     <w:multiLevelType w:val="hybridMultilevel"/>
     <w:tmpl w:val="63BC7E78"/>
@@ -2957,7 +3201,7 @@
       </w:pPr>
     </w:lvl>
   </w:abstractNum>
-  <w:abstractNum w:abstractNumId="7" w15:restartNumberingAfterBreak="0">
+  <w:abstractNum w:abstractNumId="8" w15:restartNumberingAfterBreak="0">
     <w:nsid w:val="7029222C"/>
     <w:multiLevelType w:val="hybridMultilevel"/>
     <w:tmpl w:val="BE9AD04E"/>
@@ -3046,7 +3290,7 @@
       </w:pPr>
     </w:lvl>
   </w:abstractNum>
-  <w:abstractNum w:abstractNumId="8" w15:restartNumberingAfterBreak="0">
+  <w:abstractNum w:abstractNumId="9" w15:restartNumberingAfterBreak="0">
     <w:nsid w:val="7F844A13"/>
     <w:multiLevelType w:val="hybridMultilevel"/>
     <w:tmpl w:val="6E842ABE"/>
@@ -3148,19 +3392,22 @@
     <w:abstractNumId w:val="0"/>
   </w:num>
   <w:num w:numId="5" w16cid:durableId="1976137868">
-    <w:abstractNumId w:val="7"/>
+    <w:abstractNumId w:val="8"/>
   </w:num>
   <w:num w:numId="6" w16cid:durableId="1918248400">
-    <w:abstractNumId w:val="8"/>
+    <w:abstractNumId w:val="9"/>
   </w:num>
   <w:num w:numId="7" w16cid:durableId="954559906">
-    <w:abstractNumId w:val="5"/>
+    <w:abstractNumId w:val="6"/>
   </w:num>
   <w:num w:numId="8" w16cid:durableId="577599504">
-    <w:abstractNumId w:val="6"/>
+    <w:abstractNumId w:val="7"/>
   </w:num>
   <w:num w:numId="9" w16cid:durableId="1288010185">
     <w:abstractNumId w:val="4"/>
+  </w:num>
+  <w:num w:numId="10" w16cid:durableId="704872221">
+    <w:abstractNumId w:val="5"/>
   </w:num>
 </w:numbering>
 </file>

--- a/cloud.docx
+++ b/cloud.docx
@@ -545,6 +545,9 @@
           <w:numId w:val="2"/>
         </w:numPr>
         <w:rPr>
+          <w:rStyle w:val="Hyperlink"/>
+          <w:color w:val="auto"/>
+          <w:u w:val="none"/>
           <w:lang w:val="en-US"/>
         </w:rPr>
       </w:pPr>
@@ -573,6 +576,25 @@
         <w:rPr>
           <w:lang w:val="en-US"/>
         </w:rPr>
+        <w:t>Mật khẩu = matkhau235719</w:t>
+      </w:r>
+    </w:p>
+    <w:p>
+      <w:pPr>
+        <w:pStyle w:val="ListParagraph"/>
+        <w:numPr>
+          <w:ilvl w:val="0"/>
+          <w:numId w:val="2"/>
+        </w:numPr>
+        <w:rPr>
+          <w:lang w:val="en-US"/>
+        </w:rPr>
+      </w:pPr>
+      <w:r>
+        <w:rPr>
+          <w:lang w:val="en-US"/>
+        </w:rPr>
+        <w:lastRenderedPageBreak/>
         <w:t>Email Github, chuẩn đàng hoàng</w:t>
       </w:r>
     </w:p>
@@ -651,7 +673,19 @@
         <w:rPr>
           <w:lang w:val="en-US"/>
         </w:rPr>
-        <w:t>Mật khẩu tất cả Email trên</w:t>
+        <w:t xml:space="preserve">Mật khẩu </w:t>
+      </w:r>
+      <w:r>
+        <w:rPr>
+          <w:lang w:val="en-US"/>
+        </w:rPr>
+        <w:t>2</w:t>
+      </w:r>
+      <w:r>
+        <w:rPr>
+          <w:lang w:val="en-US"/>
+        </w:rPr>
+        <w:t xml:space="preserve"> Email trên</w:t>
       </w:r>
     </w:p>
     <w:p>

--- a/cloud.docx
+++ b/cloud.docx
@@ -12,286 +12,39 @@
         <w:rPr>
           <w:lang w:val="en-US"/>
         </w:rPr>
-        <w:t>Glide App</w:t>
-      </w:r>
-      <w:r>
-        <w:rPr>
-          <w:lang w:val="en-US"/>
-        </w:rPr>
-        <w:t>s</w:t>
-      </w:r>
-      <w:r>
-        <w:rPr>
-          <w:lang w:val="en-US"/>
-        </w:rPr>
-        <w:t>: Make android app fast</w:t>
-      </w:r>
-    </w:p>
-    <w:p>
-      <w:pPr>
-        <w:rPr>
-          <w:lang w:val="en-US"/>
-        </w:rPr>
-      </w:pPr>
-      <w:r>
-        <w:rPr>
-          <w:lang w:val="en-US"/>
-        </w:rPr>
-        <w:t>Chat GPT: Chat bot</w:t>
-      </w:r>
-    </w:p>
-    <w:p>
-      <w:pPr>
-        <w:rPr>
-          <w:lang w:val="en-US"/>
-        </w:rPr>
-      </w:pPr>
-      <w:r>
-        <w:rPr>
-          <w:lang w:val="en-US"/>
-        </w:rPr>
-        <w:tab/>
-        <w:t>Account:</w:t>
-      </w:r>
-    </w:p>
-    <w:p>
-      <w:pPr>
-        <w:rPr>
-          <w:lang w:val="en-US"/>
-        </w:rPr>
-      </w:pPr>
-      <w:r>
-        <w:rPr>
-          <w:lang w:val="en-US"/>
-        </w:rPr>
-        <w:tab/>
-      </w:r>
-      <w:r>
-        <w:rPr>
-          <w:lang w:val="en-US"/>
-        </w:rPr>
-        <w:tab/>
-      </w:r>
+        <w:t>Google Drive:</w:t>
+      </w:r>
+    </w:p>
+    <w:p>
+      <w:pPr>
+        <w:pStyle w:val="ListParagraph"/>
+        <w:numPr>
+          <w:ilvl w:val="0"/>
+          <w:numId w:val="1"/>
+        </w:numPr>
+        <w:rPr>
+          <w:lang w:val="en-US"/>
+        </w:rPr>
+      </w:pPr>
+      <w:r>
+        <w:rPr>
+          <w:lang w:val="en-US"/>
+        </w:rPr>
+        <w:t>Truy Cập?</w:t>
+      </w:r>
+    </w:p>
+    <w:p>
+      <w:pPr>
+        <w:pStyle w:val="ListParagraph"/>
+        <w:numPr>
+          <w:ilvl w:val="0"/>
+          <w:numId w:val="2"/>
+        </w:numPr>
+        <w:rPr>
+          <w:lang w:val="en-US"/>
+        </w:rPr>
+      </w:pPr>
       <w:hyperlink r:id="rId5" w:history="1">
-        <w:r>
-          <w:rPr>
-            <w:rStyle w:val="Hyperlink"/>
-            <w:lang w:val="en-US"/>
-          </w:rPr>
-          <w:t>cungngaysinh127@gmail.com</w:t>
-        </w:r>
-      </w:hyperlink>
-    </w:p>
-    <w:p>
-      <w:pPr>
-        <w:rPr>
-          <w:lang w:val="en-US"/>
-        </w:rPr>
-      </w:pPr>
-      <w:r>
-        <w:rPr>
-          <w:lang w:val="en-US"/>
-        </w:rPr>
-        <w:tab/>
-      </w:r>
-      <w:r>
-        <w:rPr>
-          <w:lang w:val="en-US"/>
-        </w:rPr>
-        <w:tab/>
-        <w:t>galailaptrinh</w:t>
-      </w:r>
-    </w:p>
-    <w:p>
-      <w:pPr>
-        <w:rPr>
-          <w:lang w:val="en-US"/>
-        </w:rPr>
-      </w:pPr>
-      <w:r>
-        <w:rPr>
-          <w:lang w:val="en-US"/>
-        </w:rPr>
-        <w:t>Electromagnetic Field Simulation:</w:t>
-      </w:r>
-    </w:p>
-    <w:p>
-      <w:pPr>
-        <w:rPr>
-          <w:lang w:val="en-US"/>
-        </w:rPr>
-      </w:pPr>
-      <w:r>
-        <w:rPr>
-          <w:lang w:val="en-US"/>
-        </w:rPr>
-        <w:tab/>
-      </w:r>
-      <w:hyperlink r:id="rId6" w:history="1">
-        <w:r>
-          <w:rPr>
-            <w:rStyle w:val="Hyperlink"/>
-            <w:lang w:val="en-US"/>
-          </w:rPr>
-          <w:t>https://editor.p5js.org/simontiger/full/nIwYhXLdj</w:t>
-        </w:r>
-      </w:hyperlink>
-    </w:p>
-    <w:p>
-      <w:pPr>
-        <w:rPr>
-          <w:lang w:val="en-US"/>
-        </w:rPr>
-      </w:pPr>
-      <w:r>
-        <w:rPr>
-          <w:lang w:val="en-US"/>
-        </w:rPr>
-        <w:t>Gmail Storage Check:</w:t>
-      </w:r>
-    </w:p>
-    <w:p>
-      <w:pPr>
-        <w:rPr>
-          <w:lang w:val="en-US"/>
-        </w:rPr>
-      </w:pPr>
-      <w:r>
-        <w:rPr>
-          <w:lang w:val="en-US"/>
-        </w:rPr>
-        <w:tab/>
-      </w:r>
-      <w:hyperlink r:id="rId7" w:history="1">
-        <w:r>
-          <w:rPr>
-            <w:rStyle w:val="Hyperlink"/>
-            <w:lang w:val="en-US"/>
-          </w:rPr>
-          <w:t>https://one.google.com/storage</w:t>
-        </w:r>
-      </w:hyperlink>
-    </w:p>
-    <w:p>
-      <w:pPr>
-        <w:rPr>
-          <w:lang w:val="en-US"/>
-        </w:rPr>
-      </w:pPr>
-      <w:r>
-        <w:rPr>
-          <w:lang w:val="en-US"/>
-        </w:rPr>
-        <w:t>Acid Order:</w:t>
-      </w:r>
-    </w:p>
-    <w:p>
-      <w:pPr>
-        <w:rPr>
-          <w:lang w:val="en-US"/>
-        </w:rPr>
-      </w:pPr>
-      <w:r>
-        <w:rPr>
-          <w:lang w:val="en-US"/>
-        </w:rPr>
-        <w:tab/>
-      </w:r>
-      <w:hyperlink r:id="rId8" w:history="1">
-        <w:r>
-          <w:rPr>
-            <w:rStyle w:val="Hyperlink"/>
-            <w:lang w:val="en-US"/>
-          </w:rPr>
-          <w:t>https://depts.washington.edu/eooptic/links/acidstrength.html</w:t>
-        </w:r>
-      </w:hyperlink>
-    </w:p>
-    <w:p>
-      <w:pPr>
-        <w:rPr>
-          <w:lang w:val="en-US"/>
-        </w:rPr>
-      </w:pPr>
-      <w:r>
-        <w:rPr>
-          <w:lang w:val="en-US"/>
-        </w:rPr>
-        <w:t>Paypal:</w:t>
-      </w:r>
-    </w:p>
-    <w:p>
-      <w:pPr>
-        <w:rPr>
-          <w:lang w:val="en-US"/>
-        </w:rPr>
-      </w:pPr>
-      <w:r>
-        <w:rPr>
-          <w:lang w:val="en-US"/>
-        </w:rPr>
-        <w:tab/>
-      </w:r>
-      <w:hyperlink r:id="rId9" w:history="1">
-        <w:r>
-          <w:rPr>
-            <w:rStyle w:val="Hyperlink"/>
-            <w:lang w:val="en-US"/>
-          </w:rPr>
-          <w:t>https://www.paypal.com/myaccount/summary</w:t>
-        </w:r>
-      </w:hyperlink>
-    </w:p>
-    <w:p>
-      <w:pPr>
-        <w:rPr>
-          <w:lang w:val="en-US"/>
-        </w:rPr>
-      </w:pPr>
-    </w:p>
-    <w:p>
-      <w:pPr>
-        <w:rPr>
-          <w:lang w:val="en-US"/>
-        </w:rPr>
-      </w:pPr>
-      <w:r>
-        <w:rPr>
-          <w:lang w:val="en-US"/>
-        </w:rPr>
-        <w:t>Google Drive:</w:t>
-      </w:r>
-    </w:p>
-    <w:p>
-      <w:pPr>
-        <w:pStyle w:val="ListParagraph"/>
-        <w:numPr>
-          <w:ilvl w:val="0"/>
-          <w:numId w:val="1"/>
-        </w:numPr>
-        <w:rPr>
-          <w:lang w:val="en-US"/>
-        </w:rPr>
-      </w:pPr>
-      <w:r>
-        <w:rPr>
-          <w:lang w:val="en-US"/>
-        </w:rPr>
-        <w:t>Truy Cập?</w:t>
-      </w:r>
-    </w:p>
-    <w:p>
-      <w:pPr>
-        <w:pStyle w:val="ListParagraph"/>
-        <w:numPr>
-          <w:ilvl w:val="0"/>
-          <w:numId w:val="2"/>
-        </w:numPr>
-        <w:rPr>
-          <w:lang w:val="en-US"/>
-        </w:rPr>
-      </w:pPr>
-      <w:hyperlink r:id="rId10" w:history="1">
         <w:r>
           <w:rPr>
             <w:rStyle w:val="Hyperlink"/>
@@ -551,7 +304,7 @@
           <w:lang w:val="en-US"/>
         </w:rPr>
       </w:pPr>
-      <w:hyperlink r:id="rId11" w:history="1">
+      <w:hyperlink r:id="rId6" w:history="1">
         <w:r>
           <w:rPr>
             <w:rStyle w:val="Hyperlink"/>
@@ -594,7 +347,6 @@
         <w:rPr>
           <w:lang w:val="en-US"/>
         </w:rPr>
-        <w:lastRenderedPageBreak/>
         <w:t>Email Github, chuẩn đàng hoàng</w:t>
       </w:r>
     </w:p>
@@ -609,7 +361,7 @@
           <w:lang w:val="en-US"/>
         </w:rPr>
       </w:pPr>
-      <w:hyperlink r:id="rId12" w:history="1">
+      <w:hyperlink r:id="rId7" w:history="1">
         <w:r>
           <w:rPr>
             <w:rStyle w:val="Hyperlink"/>
@@ -648,7 +400,7 @@
           <w:lang w:val="en-US"/>
         </w:rPr>
       </w:pPr>
-      <w:hyperlink r:id="rId13" w:history="1">
+      <w:hyperlink r:id="rId8" w:history="1">
         <w:r>
           <w:rPr>
             <w:rStyle w:val="Hyperlink"/>
@@ -753,7 +505,7 @@
           <w:lang w:val="en-US"/>
         </w:rPr>
       </w:pPr>
-      <w:hyperlink r:id="rId14" w:history="1">
+      <w:hyperlink r:id="rId9" w:history="1">
         <w:r>
           <w:rPr>
             <w:rStyle w:val="Hyperlink"/>
@@ -792,7 +544,7 @@
           <w:lang w:val="en-US"/>
         </w:rPr>
       </w:pPr>
-      <w:hyperlink r:id="rId15" w:history="1">
+      <w:hyperlink r:id="rId10" w:history="1">
         <w:r>
           <w:rPr>
             <w:rStyle w:val="Hyperlink"/>
@@ -834,7 +586,7 @@
           <w:lang w:val="en-US"/>
         </w:rPr>
       </w:pPr>
-      <w:hyperlink r:id="rId16" w:history="1">
+      <w:hyperlink r:id="rId11" w:history="1">
         <w:r>
           <w:rPr>
             <w:rStyle w:val="Hyperlink"/>
@@ -876,7 +628,7 @@
           <w:lang w:val="en-US"/>
         </w:rPr>
       </w:pPr>
-      <w:hyperlink r:id="rId17" w:history="1">
+      <w:hyperlink r:id="rId12" w:history="1">
         <w:r>
           <w:rPr>
             <w:rStyle w:val="Hyperlink"/>
@@ -915,7 +667,7 @@
           <w:lang w:val="en-US"/>
         </w:rPr>
       </w:pPr>
-      <w:hyperlink r:id="rId18" w:history="1">
+      <w:hyperlink r:id="rId13" w:history="1">
         <w:r>
           <w:rPr>
             <w:rStyle w:val="Hyperlink"/>
@@ -1048,6 +800,7 @@
         <w:rPr>
           <w:lang w:val="en-US"/>
         </w:rPr>
+        <w:lastRenderedPageBreak/>
         <w:t>Vào Link</w:t>
       </w:r>
     </w:p>
@@ -1062,7 +815,7 @@
           <w:lang w:val="en-US"/>
         </w:rPr>
       </w:pPr>
-      <w:hyperlink r:id="rId19" w:history="1">
+      <w:hyperlink r:id="rId14" w:history="1">
         <w:r>
           <w:rPr>
             <w:rStyle w:val="Hyperlink"/>
@@ -1388,7 +1141,6 @@
         <w:rPr>
           <w:lang w:val="en-US"/>
         </w:rPr>
-        <w:lastRenderedPageBreak/>
         <w:t>Google Sheet:</w:t>
       </w:r>
     </w:p>
@@ -1439,7 +1191,7 @@
           <w:lang w:val="en-US"/>
         </w:rPr>
       </w:pPr>
-      <w:hyperlink r:id="rId20" w:history="1">
+      <w:hyperlink r:id="rId15" w:history="1">
         <w:r>
           <w:rPr>
             <w:rStyle w:val="Hyperlink"/>
@@ -1670,6 +1422,7 @@
         <w:rPr>
           <w:lang w:val="en-US"/>
         </w:rPr>
+        <w:lastRenderedPageBreak/>
         <w:t>Cách Kết Nối Đến 1 Máy?</w:t>
       </w:r>
     </w:p>
@@ -1776,7 +1529,7 @@
           <w:lang w:val="en-US"/>
         </w:rPr>
       </w:pPr>
-      <w:hyperlink r:id="rId21" w:history="1">
+      <w:hyperlink r:id="rId16" w:history="1">
         <w:r>
           <w:rPr>
             <w:rStyle w:val="Hyperlink"/>
@@ -1841,7 +1594,7 @@
           <w:lang w:val="en-US"/>
         </w:rPr>
       </w:pPr>
-      <w:hyperlink r:id="rId22" w:history="1">
+      <w:hyperlink r:id="rId17" w:history="1">
         <w:r>
           <w:rPr>
             <w:rStyle w:val="Hyperlink"/>
@@ -1974,271 +1727,265 @@
         <w:rPr>
           <w:lang w:val="en-US"/>
         </w:rPr>
-        <w:t xml:space="preserve">Khi tùy chỉnh, tại thẻ “Map tools”, Tick chọn “Measure”, rồi Click tại 1 điểm nào đó trên bản đồ, Tick thêm lần nữa tại điểm khác, khi này ta sẽ đo được khoảng cách </w:t>
-      </w:r>
+        <w:t>Khi tùy chỉnh, tại thẻ “Map tools”, Tick chọn “Measure”, rồi Click tại 1 điểm nào đó trên bản đồ, Tick thêm lần nữa tại điểm khác, khi này ta sẽ đo được khoảng cách giữa 2 điểm, hiện ở mục “Total distance”, Click thêm tại những điểm khác nữa sẽ ra đường gấp khúc, ta sẽ đo được tổng chiều dài của đường gấp khúc này, nếu đường gấp khúc kín, ta đo được diện tích của nó ở mục “Total area”, để không đo nữa, bỏ Tick “Measure”</w:t>
+      </w:r>
+    </w:p>
+    <w:p>
+      <w:pPr>
+        <w:pStyle w:val="ListParagraph"/>
+        <w:numPr>
+          <w:ilvl w:val="0"/>
+          <w:numId w:val="2"/>
+        </w:numPr>
+        <w:rPr>
+          <w:lang w:val="en-US"/>
+        </w:rPr>
+      </w:pPr>
+      <w:r>
+        <w:rPr>
+          <w:lang w:val="en-US"/>
+        </w:rPr>
+        <w:t>Tick chọn “Globe view” để khi phóng to đủ, thì bạn sẽ thấy trái đất hình cầu, còn không thì phẳng</w:t>
+      </w:r>
+    </w:p>
+    <w:p>
+      <w:pPr>
+        <w:pStyle w:val="ListParagraph"/>
+        <w:numPr>
+          <w:ilvl w:val="0"/>
+          <w:numId w:val="2"/>
+        </w:numPr>
+        <w:rPr>
+          <w:lang w:val="en-US"/>
+        </w:rPr>
+      </w:pPr>
+      <w:r>
+        <w:rPr>
+          <w:lang w:val="en-US"/>
+        </w:rPr>
+        <w:t>Tick chọn “Labels” để hiện tên địa điểm</w:t>
+      </w:r>
+      <w:r>
+        <w:rPr>
+          <w:lang w:val="en-US"/>
+        </w:rPr>
+        <w:t xml:space="preserve"> trên bản đồ</w:t>
+      </w:r>
+      <w:r>
+        <w:rPr>
+          <w:lang w:val="en-US"/>
+        </w:rPr>
+        <w:t>, bỏ chọn để ẩn</w:t>
+      </w:r>
+    </w:p>
+    <w:p>
+      <w:pPr>
+        <w:pStyle w:val="ListParagraph"/>
+        <w:numPr>
+          <w:ilvl w:val="0"/>
+          <w:numId w:val="2"/>
+        </w:numPr>
+        <w:rPr>
+          <w:lang w:val="en-US"/>
+        </w:rPr>
+      </w:pPr>
+      <w:r>
+        <w:rPr>
+          <w:lang w:val="en-US"/>
+        </w:rPr>
+        <w:t>Kiểu bản đồ dễ nhìn nhất là bạn bỏ Tick tất cả, chọn mỗi “Satellite”, “Globe view” và “Labels”</w:t>
+      </w:r>
+    </w:p>
+    <w:p>
+      <w:pPr>
+        <w:pStyle w:val="ListParagraph"/>
+        <w:numPr>
+          <w:ilvl w:val="0"/>
+          <w:numId w:val="5"/>
+        </w:numPr>
+        <w:rPr>
+          <w:lang w:val="en-US"/>
+        </w:rPr>
+      </w:pPr>
+      <w:r>
+        <w:rPr>
+          <w:lang w:val="en-US"/>
+        </w:rPr>
+        <w:t xml:space="preserve">Chuyển </w:t>
+      </w:r>
+      <w:r>
+        <w:rPr>
+          <w:lang w:val="en-US"/>
+        </w:rPr>
+        <w:t>Sang Chế Độ Góc Nhìn Thứ Nhất?</w:t>
+      </w:r>
+    </w:p>
+    <w:p>
+      <w:pPr>
+        <w:pStyle w:val="ListParagraph"/>
+        <w:numPr>
+          <w:ilvl w:val="0"/>
+          <w:numId w:val="2"/>
+        </w:numPr>
+        <w:rPr>
+          <w:lang w:val="en-US"/>
+        </w:rPr>
+      </w:pPr>
+      <w:r>
+        <w:rPr>
+          <w:lang w:val="en-US"/>
+        </w:rPr>
+        <w:t>Click và giữ biểu tượng thằng người ở góc phải dưới rồi kéo thả tới 1 điểm trên 1 con đường hoặc điểm được đánh dấu hình chữ “O”</w:t>
+      </w:r>
+    </w:p>
+    <w:p>
+      <w:pPr>
+        <w:pStyle w:val="ListParagraph"/>
+        <w:numPr>
+          <w:ilvl w:val="0"/>
+          <w:numId w:val="2"/>
+        </w:numPr>
+        <w:rPr>
+          <w:lang w:val="en-US"/>
+        </w:rPr>
+      </w:pPr>
+      <w:r>
+        <w:rPr>
+          <w:lang w:val="en-US"/>
+        </w:rPr>
+        <w:t>Khi này bạn sẽ có tầm nhìn của thằng người đang đứng ở điểm đó</w:t>
+      </w:r>
+    </w:p>
+    <w:p>
+      <w:pPr>
+        <w:pStyle w:val="ListParagraph"/>
+        <w:numPr>
+          <w:ilvl w:val="0"/>
+          <w:numId w:val="2"/>
+        </w:numPr>
+        <w:rPr>
+          <w:lang w:val="en-US"/>
+        </w:rPr>
+      </w:pPr>
+      <w:r>
+        <w:rPr>
+          <w:lang w:val="en-US"/>
+        </w:rPr>
+        <w:t>Để cho thằng người tiến lên phía trước, Click trái chuột về phía trước, chỉ áp dụng nếu bạn thả nó trên đường</w:t>
+      </w:r>
+    </w:p>
+    <w:p>
+      <w:pPr>
+        <w:pStyle w:val="ListParagraph"/>
+        <w:numPr>
+          <w:ilvl w:val="0"/>
+          <w:numId w:val="2"/>
+        </w:numPr>
+        <w:rPr>
+          <w:lang w:val="en-US"/>
+        </w:rPr>
+      </w:pPr>
+      <w:r>
+        <w:rPr>
+          <w:lang w:val="en-US"/>
+        </w:rPr>
+        <w:t>Để thoát, Click “X”</w:t>
+      </w:r>
+    </w:p>
+    <w:p>
+      <w:pPr>
+        <w:pStyle w:val="ListParagraph"/>
+        <w:numPr>
+          <w:ilvl w:val="0"/>
+          <w:numId w:val="2"/>
+        </w:numPr>
+        <w:rPr>
+          <w:lang w:val="en-US"/>
+        </w:rPr>
+      </w:pPr>
+      <w:r>
+        <w:rPr>
+          <w:lang w:val="en-US"/>
+        </w:rPr>
+        <w:t xml:space="preserve">Để dễ dàng định hướng rằng mình đang nhìn vào </w:t>
+      </w:r>
+      <w:r>
+        <w:rPr>
+          <w:lang w:val="en-US"/>
+        </w:rPr>
+        <w:t>tòa nhà</w:t>
+      </w:r>
+      <w:r>
+        <w:rPr>
+          <w:lang w:val="en-US"/>
+        </w:rPr>
+        <w:t xml:space="preserve"> nào thì xem biểu tượng la bàn ở bên phải</w:t>
+      </w:r>
+      <w:r>
+        <w:rPr>
+          <w:lang w:val="en-US"/>
+        </w:rPr>
+        <w:t>, vì khi ở góc nhìn thứ 3 và 1 thì đều dùng chung 1 la bàn</w:t>
+      </w:r>
+    </w:p>
+    <w:p>
+      <w:pPr>
+        <w:pStyle w:val="ListParagraph"/>
+        <w:numPr>
+          <w:ilvl w:val="0"/>
+          <w:numId w:val="5"/>
+        </w:numPr>
+        <w:rPr>
+          <w:lang w:val="en-US"/>
+        </w:rPr>
+      </w:pPr>
+      <w:r>
+        <w:rPr>
+          <w:lang w:val="en-US"/>
+        </w:rPr>
+        <w:t xml:space="preserve">Hiện </w:t>
+      </w:r>
+      <w:r>
+        <w:rPr>
+          <w:lang w:val="en-US"/>
+        </w:rPr>
+        <w:t>1 Số Ảnh Tại Khu Vực Đang Xem?</w:t>
+      </w:r>
+    </w:p>
+    <w:p>
+      <w:pPr>
+        <w:pStyle w:val="ListParagraph"/>
+        <w:numPr>
+          <w:ilvl w:val="0"/>
+          <w:numId w:val="2"/>
+        </w:numPr>
+        <w:rPr>
+          <w:lang w:val="en-US"/>
+        </w:rPr>
+      </w:pPr>
+      <w:r>
+        <w:rPr>
+          <w:lang w:val="en-US"/>
+        </w:rPr>
+        <w:t>Click biểu tượng 2 mũi tên hướng lên ở góc phải dưới</w:t>
+      </w:r>
+    </w:p>
+    <w:p>
+      <w:pPr>
+        <w:pStyle w:val="ListParagraph"/>
+        <w:numPr>
+          <w:ilvl w:val="0"/>
+          <w:numId w:val="2"/>
+        </w:numPr>
+        <w:rPr>
+          <w:lang w:val="en-US"/>
+        </w:rPr>
+      </w:pPr>
       <w:r>
         <w:rPr>
           <w:lang w:val="en-US"/>
         </w:rPr>
         <w:lastRenderedPageBreak/>
-        <w:t>giữa 2 điểm, hiện ở mục “Total distance”, Click thêm tại những điểm khác nữa sẽ ra đường gấp khúc, ta sẽ đo được tổng chiều dài của đường gấp khúc này, nếu đường gấp khúc kín, ta đo được diện tích của nó ở mục “Total area”, để không đo nữa, bỏ Tick “Measure”</w:t>
-      </w:r>
-    </w:p>
-    <w:p>
-      <w:pPr>
-        <w:pStyle w:val="ListParagraph"/>
-        <w:numPr>
-          <w:ilvl w:val="0"/>
-          <w:numId w:val="2"/>
-        </w:numPr>
-        <w:rPr>
-          <w:lang w:val="en-US"/>
-        </w:rPr>
-      </w:pPr>
-      <w:r>
-        <w:rPr>
-          <w:lang w:val="en-US"/>
-        </w:rPr>
-        <w:t>Tick chọn “Globe view” để khi phóng to đủ, thì bạn sẽ thấy trái đất hình cầu, còn không thì phẳng</w:t>
-      </w:r>
-    </w:p>
-    <w:p>
-      <w:pPr>
-        <w:pStyle w:val="ListParagraph"/>
-        <w:numPr>
-          <w:ilvl w:val="0"/>
-          <w:numId w:val="2"/>
-        </w:numPr>
-        <w:rPr>
-          <w:lang w:val="en-US"/>
-        </w:rPr>
-      </w:pPr>
-      <w:r>
-        <w:rPr>
-          <w:lang w:val="en-US"/>
-        </w:rPr>
-        <w:t>Tick chọn “Labels” để hiện tên địa điểm</w:t>
-      </w:r>
-      <w:r>
-        <w:rPr>
-          <w:lang w:val="en-US"/>
-        </w:rPr>
-        <w:t xml:space="preserve"> trên bản đồ</w:t>
-      </w:r>
-      <w:r>
-        <w:rPr>
-          <w:lang w:val="en-US"/>
-        </w:rPr>
-        <w:t>, bỏ chọn để ẩn</w:t>
-      </w:r>
-    </w:p>
-    <w:p>
-      <w:pPr>
-        <w:pStyle w:val="ListParagraph"/>
-        <w:numPr>
-          <w:ilvl w:val="0"/>
-          <w:numId w:val="2"/>
-        </w:numPr>
-        <w:rPr>
-          <w:lang w:val="en-US"/>
-        </w:rPr>
-      </w:pPr>
-      <w:r>
-        <w:rPr>
-          <w:lang w:val="en-US"/>
-        </w:rPr>
-        <w:t>Kiểu bản đồ dễ nhìn nhất là bạn bỏ Tick tất cả, chọn mỗi “Satellite”, “Globe view” và “Labels”</w:t>
-      </w:r>
-    </w:p>
-    <w:p>
-      <w:pPr>
-        <w:pStyle w:val="ListParagraph"/>
-        <w:numPr>
-          <w:ilvl w:val="0"/>
-          <w:numId w:val="5"/>
-        </w:numPr>
-        <w:rPr>
-          <w:lang w:val="en-US"/>
-        </w:rPr>
-      </w:pPr>
-      <w:r>
-        <w:rPr>
-          <w:lang w:val="en-US"/>
-        </w:rPr>
-        <w:t xml:space="preserve">Chuyển </w:t>
-      </w:r>
-      <w:r>
-        <w:rPr>
-          <w:lang w:val="en-US"/>
-        </w:rPr>
-        <w:t>Sang Chế Độ Góc Nhìn Thứ Nhất?</w:t>
-      </w:r>
-    </w:p>
-    <w:p>
-      <w:pPr>
-        <w:pStyle w:val="ListParagraph"/>
-        <w:numPr>
-          <w:ilvl w:val="0"/>
-          <w:numId w:val="2"/>
-        </w:numPr>
-        <w:rPr>
-          <w:lang w:val="en-US"/>
-        </w:rPr>
-      </w:pPr>
-      <w:r>
-        <w:rPr>
-          <w:lang w:val="en-US"/>
-        </w:rPr>
-        <w:t>Click và giữ biểu tượng thằng người ở góc phải dưới rồi kéo thả tới 1 điểm trên 1 con đường hoặc điểm được đánh dấu hình chữ “O”</w:t>
-      </w:r>
-    </w:p>
-    <w:p>
-      <w:pPr>
-        <w:pStyle w:val="ListParagraph"/>
-        <w:numPr>
-          <w:ilvl w:val="0"/>
-          <w:numId w:val="2"/>
-        </w:numPr>
-        <w:rPr>
-          <w:lang w:val="en-US"/>
-        </w:rPr>
-      </w:pPr>
-      <w:r>
-        <w:rPr>
-          <w:lang w:val="en-US"/>
-        </w:rPr>
-        <w:t>Khi này bạn sẽ có tầm nhìn của thằng người đang đứng ở điểm đó</w:t>
-      </w:r>
-    </w:p>
-    <w:p>
-      <w:pPr>
-        <w:pStyle w:val="ListParagraph"/>
-        <w:numPr>
-          <w:ilvl w:val="0"/>
-          <w:numId w:val="2"/>
-        </w:numPr>
-        <w:rPr>
-          <w:lang w:val="en-US"/>
-        </w:rPr>
-      </w:pPr>
-      <w:r>
-        <w:rPr>
-          <w:lang w:val="en-US"/>
-        </w:rPr>
-        <w:t>Để cho thằng người tiến lên phía trước, Click trái chuột về phía trước, chỉ áp dụng nếu bạn thả nó trên đường</w:t>
-      </w:r>
-    </w:p>
-    <w:p>
-      <w:pPr>
-        <w:pStyle w:val="ListParagraph"/>
-        <w:numPr>
-          <w:ilvl w:val="0"/>
-          <w:numId w:val="2"/>
-        </w:numPr>
-        <w:rPr>
-          <w:lang w:val="en-US"/>
-        </w:rPr>
-      </w:pPr>
-      <w:r>
-        <w:rPr>
-          <w:lang w:val="en-US"/>
-        </w:rPr>
-        <w:t>Để thoát, Click “X”</w:t>
-      </w:r>
-    </w:p>
-    <w:p>
-      <w:pPr>
-        <w:pStyle w:val="ListParagraph"/>
-        <w:numPr>
-          <w:ilvl w:val="0"/>
-          <w:numId w:val="2"/>
-        </w:numPr>
-        <w:rPr>
-          <w:lang w:val="en-US"/>
-        </w:rPr>
-      </w:pPr>
-      <w:r>
-        <w:rPr>
-          <w:lang w:val="en-US"/>
-        </w:rPr>
-        <w:t xml:space="preserve">Để dễ dàng định hướng rằng mình đang nhìn vào </w:t>
-      </w:r>
-      <w:r>
-        <w:rPr>
-          <w:lang w:val="en-US"/>
-        </w:rPr>
-        <w:t>tòa nhà</w:t>
-      </w:r>
-      <w:r>
-        <w:rPr>
-          <w:lang w:val="en-US"/>
-        </w:rPr>
-        <w:t xml:space="preserve"> nào thì xem biểu tượng la bàn ở bên phải</w:t>
-      </w:r>
-      <w:r>
-        <w:rPr>
-          <w:lang w:val="en-US"/>
-        </w:rPr>
-        <w:t>, vì khi ở góc nhìn thứ 3 và 1 thì đều dùng chung 1 la bàn</w:t>
-      </w:r>
-    </w:p>
-    <w:p>
-      <w:pPr>
-        <w:pStyle w:val="ListParagraph"/>
-        <w:numPr>
-          <w:ilvl w:val="0"/>
-          <w:numId w:val="5"/>
-        </w:numPr>
-        <w:rPr>
-          <w:lang w:val="en-US"/>
-        </w:rPr>
-      </w:pPr>
-      <w:r>
-        <w:rPr>
-          <w:lang w:val="en-US"/>
-        </w:rPr>
-        <w:t xml:space="preserve">Hiện </w:t>
-      </w:r>
-      <w:r>
-        <w:rPr>
-          <w:lang w:val="en-US"/>
-        </w:rPr>
-        <w:t>1 Số Ảnh Tại Khu Vực Đang Xem?</w:t>
-      </w:r>
-    </w:p>
-    <w:p>
-      <w:pPr>
-        <w:pStyle w:val="ListParagraph"/>
-        <w:numPr>
-          <w:ilvl w:val="0"/>
-          <w:numId w:val="2"/>
-        </w:numPr>
-        <w:rPr>
-          <w:lang w:val="en-US"/>
-        </w:rPr>
-      </w:pPr>
-      <w:r>
-        <w:rPr>
-          <w:lang w:val="en-US"/>
-        </w:rPr>
-        <w:t>Click biểu tượng 2 mũi tên hướng lên ở góc phải dưới</w:t>
-      </w:r>
-    </w:p>
-    <w:p>
-      <w:pPr>
-        <w:pStyle w:val="ListParagraph"/>
-        <w:numPr>
-          <w:ilvl w:val="0"/>
-          <w:numId w:val="2"/>
-        </w:numPr>
-        <w:rPr>
-          <w:lang w:val="en-US"/>
-        </w:rPr>
-      </w:pPr>
-      <w:r>
-        <w:rPr>
-          <w:lang w:val="en-US"/>
-        </w:rPr>
         <w:t>Khi này 1 số hình ảnh tạ</w:t>
       </w:r>
       <w:r>

--- a/cloud.docx
+++ b/cloud.docx
@@ -1535,9 +1535,15 @@
             <w:rStyle w:val="Hyperlink"/>
             <w:lang w:val="en-US"/>
           </w:rPr>
-          <w:t>https://chat.chatgptdemo.net/</w:t>
+          <w:t>https://poe.com/</w:t>
         </w:r>
       </w:hyperlink>
+      <w:r>
+        <w:rPr>
+          <w:lang w:val="en-US"/>
+        </w:rPr>
+        <w:t xml:space="preserve"> </w:t>
+      </w:r>
     </w:p>
     <w:p>
       <w:pPr>

--- a/cloud.docx
+++ b/cloud.docx
@@ -1296,6 +1296,524 @@
         <w:rPr>
           <w:lang w:val="en-US"/>
         </w:rPr>
+        <w:t>Google Meet:</w:t>
+      </w:r>
+    </w:p>
+    <w:p>
+      <w:pPr>
+        <w:pStyle w:val="ListParagraph"/>
+        <w:numPr>
+          <w:ilvl w:val="0"/>
+          <w:numId w:val="11"/>
+        </w:numPr>
+        <w:rPr>
+          <w:lang w:val="en-US"/>
+        </w:rPr>
+      </w:pPr>
+      <w:r>
+        <w:rPr>
+          <w:lang w:val="en-US"/>
+        </w:rPr>
+        <w:t>Truy Cập?</w:t>
+      </w:r>
+    </w:p>
+    <w:p>
+      <w:pPr>
+        <w:pStyle w:val="ListParagraph"/>
+        <w:numPr>
+          <w:ilvl w:val="0"/>
+          <w:numId w:val="2"/>
+        </w:numPr>
+        <w:rPr>
+          <w:lang w:val="en-US"/>
+        </w:rPr>
+      </w:pPr>
+      <w:hyperlink r:id="rId16" w:history="1">
+        <w:r>
+          <w:rPr>
+            <w:rStyle w:val="Hyperlink"/>
+            <w:lang w:val="en-US"/>
+          </w:rPr>
+          <w:t>https://meet.google.com/</w:t>
+        </w:r>
+      </w:hyperlink>
+    </w:p>
+    <w:p>
+      <w:pPr>
+        <w:pStyle w:val="ListParagraph"/>
+        <w:numPr>
+          <w:ilvl w:val="0"/>
+          <w:numId w:val="2"/>
+        </w:numPr>
+        <w:rPr>
+          <w:lang w:val="en-US"/>
+        </w:rPr>
+      </w:pPr>
+      <w:r>
+        <w:rPr>
+          <w:lang w:val="en-US"/>
+        </w:rPr>
+        <w:t>Rồi đăng nhập = tài khoản Google</w:t>
+      </w:r>
+    </w:p>
+    <w:p>
+      <w:pPr>
+        <w:pStyle w:val="ListParagraph"/>
+        <w:numPr>
+          <w:ilvl w:val="0"/>
+          <w:numId w:val="11"/>
+        </w:numPr>
+        <w:rPr>
+          <w:lang w:val="en-US"/>
+        </w:rPr>
+      </w:pPr>
+      <w:r>
+        <w:rPr>
+          <w:lang w:val="en-US"/>
+        </w:rPr>
+        <w:t xml:space="preserve">Kiểm </w:t>
+      </w:r>
+      <w:r>
+        <w:rPr>
+          <w:lang w:val="en-US"/>
+        </w:rPr>
+        <w:t xml:space="preserve">Tra </w:t>
+      </w:r>
+      <w:r>
+        <w:rPr>
+          <w:lang w:val="en-US"/>
+        </w:rPr>
+        <w:t xml:space="preserve">Micro </w:t>
+      </w:r>
+      <w:r>
+        <w:rPr>
+          <w:lang w:val="en-US"/>
+        </w:rPr>
+        <w:t xml:space="preserve">Và </w:t>
+      </w:r>
+      <w:r>
+        <w:rPr>
+          <w:lang w:val="en-US"/>
+        </w:rPr>
+        <w:t>Camera</w:t>
+      </w:r>
+      <w:r>
+        <w:rPr>
+          <w:lang w:val="en-US"/>
+        </w:rPr>
+        <w:t>?</w:t>
+      </w:r>
+    </w:p>
+    <w:p>
+      <w:pPr>
+        <w:pStyle w:val="ListParagraph"/>
+        <w:numPr>
+          <w:ilvl w:val="0"/>
+          <w:numId w:val="2"/>
+        </w:numPr>
+        <w:rPr>
+          <w:lang w:val="en-US"/>
+        </w:rPr>
+      </w:pPr>
+      <w:r>
+        <w:rPr>
+          <w:lang w:val="en-US"/>
+        </w:rPr>
+        <w:t xml:space="preserve">Click biểu tượng “Cài đặt” góc phải trên + tại Tab “Âm thanh” + </w:t>
+      </w:r>
+      <w:r>
+        <w:rPr>
+          <w:lang w:val="en-US"/>
+        </w:rPr>
+        <w:t xml:space="preserve">tại mục “Micrô” sẽ hiện sóng âm đến Micro trên Laptop + tại mục “Loa” ấn “Kiểm tra” để nó chạy bài </w:t>
+      </w:r>
+      <w:r>
+        <w:rPr>
+          <w:lang w:val="en-US"/>
+        </w:rPr>
+        <w:lastRenderedPageBreak/>
+        <w:t>nhạc to vãi lồn trong vài giây + tại Tab “Video” + tại mục “Máy ảnh” nó sẽ hiện cái mặt lồn của bạn trước Camera</w:t>
+      </w:r>
+    </w:p>
+    <w:p>
+      <w:pPr>
+        <w:pStyle w:val="ListParagraph"/>
+        <w:numPr>
+          <w:ilvl w:val="0"/>
+          <w:numId w:val="11"/>
+        </w:numPr>
+        <w:rPr>
+          <w:lang w:val="en-US"/>
+        </w:rPr>
+      </w:pPr>
+      <w:r>
+        <w:rPr>
+          <w:lang w:val="en-US"/>
+        </w:rPr>
+        <w:t>Cơ Chế?</w:t>
+      </w:r>
+    </w:p>
+    <w:p>
+      <w:pPr>
+        <w:pStyle w:val="ListParagraph"/>
+        <w:numPr>
+          <w:ilvl w:val="0"/>
+          <w:numId w:val="2"/>
+        </w:numPr>
+        <w:rPr>
+          <w:lang w:val="en-US"/>
+        </w:rPr>
+      </w:pPr>
+      <w:r>
+        <w:rPr>
+          <w:lang w:val="en-US"/>
+        </w:rPr>
+        <w:t>Mỗi Google Meet Link sẽ thuộc về 1 tài khoản Google</w:t>
+      </w:r>
+    </w:p>
+    <w:p>
+      <w:pPr>
+        <w:pStyle w:val="ListParagraph"/>
+        <w:numPr>
+          <w:ilvl w:val="0"/>
+          <w:numId w:val="2"/>
+        </w:numPr>
+        <w:rPr>
+          <w:lang w:val="en-US"/>
+        </w:rPr>
+      </w:pPr>
+      <w:r>
+        <w:rPr>
+          <w:lang w:val="en-US"/>
+        </w:rPr>
+        <w:t>Khi 1 thằng nào đó không sở hữu Google Meet Link nào đó sử dụng nó để tham gia cuộc họp, thì thằng chủ Link sẽ có quyền cho vào hoặc không, và thằng chủ Link được vào tự do</w:t>
+      </w:r>
+    </w:p>
+    <w:p>
+      <w:pPr>
+        <w:pStyle w:val="ListParagraph"/>
+        <w:numPr>
+          <w:ilvl w:val="0"/>
+          <w:numId w:val="2"/>
+        </w:numPr>
+        <w:rPr>
+          <w:lang w:val="en-US"/>
+        </w:rPr>
+      </w:pPr>
+      <w:r>
+        <w:rPr>
+          <w:lang w:val="en-US"/>
+        </w:rPr>
+        <w:t>Google Meet Link được tạo ra sẽ không thể xóa đi, nó tự mất sau 90 ngày</w:t>
+      </w:r>
+    </w:p>
+    <w:p>
+      <w:pPr>
+        <w:pStyle w:val="ListParagraph"/>
+        <w:numPr>
+          <w:ilvl w:val="0"/>
+          <w:numId w:val="2"/>
+        </w:numPr>
+        <w:rPr>
+          <w:lang w:val="en-US"/>
+        </w:rPr>
+      </w:pPr>
+      <w:r>
+        <w:rPr>
+          <w:lang w:val="en-US"/>
+        </w:rPr>
+        <w:t>Cấu trúc Google Meet Link</w:t>
+      </w:r>
+    </w:p>
+    <w:p>
+      <w:pPr>
+        <w:pStyle w:val="ListParagraph"/>
+        <w:pBdr>
+          <w:top w:val="single" w:sz="4" w:space="1" w:color="auto"/>
+          <w:left w:val="single" w:sz="4" w:space="4" w:color="auto"/>
+          <w:bottom w:val="single" w:sz="4" w:space="1" w:color="auto"/>
+          <w:right w:val="single" w:sz="4" w:space="4" w:color="auto"/>
+        </w:pBdr>
+        <w:ind w:left="1080"/>
+        <w:rPr>
+          <w:color w:val="000000" w:themeColor="text1"/>
+          <w:lang w:val="en-US"/>
+        </w:rPr>
+      </w:pPr>
+      <w:hyperlink r:id="rId17" w:history="1">
+        <w:r>
+          <w:rPr>
+            <w:rStyle w:val="Hyperlink"/>
+            <w:lang w:val="en-US"/>
+          </w:rPr>
+          <w:t>https://meet.google.com/</w:t>
+        </w:r>
+      </w:hyperlink>
+      <w:r>
+        <w:rPr>
+          <w:color w:val="000000" w:themeColor="text1"/>
+          <w:lang w:val="en-US"/>
+        </w:rPr>
+        <w:t>&lt;Mã&gt;</w:t>
+      </w:r>
+    </w:p>
+    <w:p>
+      <w:pPr>
+        <w:pStyle w:val="ListParagraph"/>
+        <w:numPr>
+          <w:ilvl w:val="0"/>
+          <w:numId w:val="2"/>
+        </w:numPr>
+        <w:rPr>
+          <w:lang w:val="en-US"/>
+        </w:rPr>
+      </w:pPr>
+      <w:r>
+        <w:rPr>
+          <w:lang w:val="en-US"/>
+        </w:rPr>
+        <w:t>&lt;Mã&gt; có dạng xxx-yyyy-zzz, ví dụ abc-defg-hjk</w:t>
+      </w:r>
+    </w:p>
+    <w:p>
+      <w:pPr>
+        <w:pStyle w:val="ListParagraph"/>
+        <w:numPr>
+          <w:ilvl w:val="0"/>
+          <w:numId w:val="11"/>
+        </w:numPr>
+        <w:rPr>
+          <w:lang w:val="en-US"/>
+        </w:rPr>
+      </w:pPr>
+      <w:r>
+        <w:rPr>
+          <w:lang w:val="en-US"/>
+        </w:rPr>
+        <w:t>Tạo 1 Google Meet Link mới?</w:t>
+      </w:r>
+    </w:p>
+    <w:p>
+      <w:pPr>
+        <w:pStyle w:val="ListParagraph"/>
+        <w:numPr>
+          <w:ilvl w:val="0"/>
+          <w:numId w:val="2"/>
+        </w:numPr>
+        <w:rPr>
+          <w:lang w:val="en-US"/>
+        </w:rPr>
+      </w:pPr>
+      <w:r>
+        <w:rPr>
+          <w:lang w:val="en-US"/>
+        </w:rPr>
+        <w:t>Click “Cuộc họp mới” + chọn “Tạo một cuộc họp để sử dụng sau” + khi này nó sẽ hiện cái Link ra, Copy nó và chia sẻ cho anh em</w:t>
+      </w:r>
+    </w:p>
+    <w:p>
+      <w:pPr>
+        <w:pStyle w:val="ListParagraph"/>
+        <w:numPr>
+          <w:ilvl w:val="0"/>
+          <w:numId w:val="11"/>
+        </w:numPr>
+        <w:rPr>
+          <w:lang w:val="en-US"/>
+        </w:rPr>
+      </w:pPr>
+      <w:r>
+        <w:rPr>
+          <w:lang w:val="en-US"/>
+        </w:rPr>
+        <w:t>Cách Vào Cuộc Họp Của Thằng Khác?</w:t>
+      </w:r>
+    </w:p>
+    <w:p>
+      <w:pPr>
+        <w:pStyle w:val="ListParagraph"/>
+        <w:numPr>
+          <w:ilvl w:val="0"/>
+          <w:numId w:val="2"/>
+        </w:numPr>
+        <w:rPr>
+          <w:lang w:val="en-US"/>
+        </w:rPr>
+      </w:pPr>
+      <w:r>
+        <w:rPr>
+          <w:lang w:val="en-US"/>
+        </w:rPr>
+        <w:t>Bước 1, vào Google Meet Link</w:t>
+      </w:r>
+    </w:p>
+    <w:p>
+      <w:pPr>
+        <w:pStyle w:val="ListParagraph"/>
+        <w:numPr>
+          <w:ilvl w:val="0"/>
+          <w:numId w:val="2"/>
+        </w:numPr>
+        <w:rPr>
+          <w:lang w:val="en-US"/>
+        </w:rPr>
+      </w:pPr>
+      <w:r>
+        <w:rPr>
+          <w:lang w:val="en-US"/>
+        </w:rPr>
+        <w:t>Bước 2, tắt bật Camera và Micro theo ý muốn</w:t>
+      </w:r>
+    </w:p>
+    <w:p>
+      <w:pPr>
+        <w:pStyle w:val="ListParagraph"/>
+        <w:numPr>
+          <w:ilvl w:val="0"/>
+          <w:numId w:val="2"/>
+        </w:numPr>
+        <w:rPr>
+          <w:lang w:val="en-US"/>
+        </w:rPr>
+      </w:pPr>
+      <w:r>
+        <w:rPr>
+          <w:lang w:val="en-US"/>
+        </w:rPr>
+        <w:t>Bước 3, nhấn “Yêu cầu tham gia” + chờ thằng chủ Link (nó đang trong Link) nhấn “Chấp nhận”</w:t>
+      </w:r>
+    </w:p>
+    <w:p>
+      <w:pPr>
+        <w:pStyle w:val="ListParagraph"/>
+        <w:numPr>
+          <w:ilvl w:val="0"/>
+          <w:numId w:val="11"/>
+        </w:numPr>
+        <w:rPr>
+          <w:lang w:val="en-US"/>
+        </w:rPr>
+      </w:pPr>
+      <w:r>
+        <w:rPr>
+          <w:lang w:val="en-US"/>
+        </w:rPr>
+        <w:t>Cấu Trúc Cửa Sổ?</w:t>
+      </w:r>
+    </w:p>
+    <w:p>
+      <w:pPr>
+        <w:pStyle w:val="ListParagraph"/>
+        <w:numPr>
+          <w:ilvl w:val="0"/>
+          <w:numId w:val="2"/>
+        </w:numPr>
+        <w:rPr>
+          <w:lang w:val="en-US"/>
+        </w:rPr>
+      </w:pPr>
+      <w:r>
+        <w:rPr>
+          <w:lang w:val="en-US"/>
+        </w:rPr>
+        <w:t>Gồm các ô tương ứng với các thành viên đang tham gia, khi 1 một thành viên chia sẻ màn hình, cái ô của thành viên đó sẽ hiển thị màn hình của thành viên đó</w:t>
+      </w:r>
+    </w:p>
+    <w:p>
+      <w:pPr>
+        <w:pStyle w:val="ListParagraph"/>
+        <w:numPr>
+          <w:ilvl w:val="0"/>
+          <w:numId w:val="2"/>
+        </w:numPr>
+        <w:rPr>
+          <w:lang w:val="en-US"/>
+        </w:rPr>
+      </w:pPr>
+      <w:r>
+        <w:rPr>
+          <w:lang w:val="en-US"/>
+        </w:rPr>
+        <w:t>Chỉ có tối đa 1 người được đưa cái ô của mình lên vị trí to nhất cho mọi người xem</w:t>
+      </w:r>
+    </w:p>
+    <w:p>
+      <w:pPr>
+        <w:pStyle w:val="ListParagraph"/>
+        <w:numPr>
+          <w:ilvl w:val="0"/>
+          <w:numId w:val="2"/>
+        </w:numPr>
+        <w:rPr>
+          <w:lang w:val="en-US"/>
+        </w:rPr>
+      </w:pPr>
+      <w:r>
+        <w:rPr>
+          <w:lang w:val="en-US"/>
+        </w:rPr>
+        <w:t>Để chia sẻ màn hình</w:t>
+      </w:r>
+    </w:p>
+    <w:p>
+      <w:pPr>
+        <w:pStyle w:val="ListParagraph"/>
+        <w:numPr>
+          <w:ilvl w:val="0"/>
+          <w:numId w:val="2"/>
+        </w:numPr>
+        <w:rPr>
+          <w:lang w:val="en-US"/>
+        </w:rPr>
+      </w:pPr>
+      <w:r>
+        <w:rPr>
+          <w:lang w:val="en-US"/>
+        </w:rPr>
+        <w:t>Click nút chữ nhật bên trong có mũi tên hướng lên + vào Tab “Entire Screen” + Click ô đầu tiên + Click “Share” + khi này sẽ có 1 thanh ở phía dưới cùng, để ẩn thanh này nhấn “Hide”, để ngừng chia sẻ nhấn “Stop sharing”</w:t>
+      </w:r>
+      <w:r>
+        <w:rPr>
+          <w:lang w:val="en-US"/>
+        </w:rPr>
+        <w:t xml:space="preserve"> hoặc Click “Dừng trình bày” góc phải trên cửa sổ họp</w:t>
+      </w:r>
+    </w:p>
+    <w:p>
+      <w:pPr>
+        <w:pStyle w:val="ListParagraph"/>
+        <w:numPr>
+          <w:ilvl w:val="0"/>
+          <w:numId w:val="2"/>
+        </w:numPr>
+        <w:rPr>
+          <w:lang w:val="en-US"/>
+        </w:rPr>
+      </w:pPr>
+      <w:r>
+        <w:rPr>
+          <w:lang w:val="en-US"/>
+        </w:rPr>
+        <w:t>Để thoát thì chỉ cần đóng Tab trình duyệt, có thể vô lại trong vòng 90 ngày</w:t>
+      </w:r>
+    </w:p>
+    <w:p>
+      <w:pPr>
+        <w:rPr>
+          <w:lang w:val="en-US"/>
+        </w:rPr>
+      </w:pPr>
+    </w:p>
+    <w:p>
+      <w:pPr>
+        <w:rPr>
+          <w:lang w:val="en-US"/>
+        </w:rPr>
+      </w:pPr>
+      <w:r>
+        <w:rPr>
+          <w:lang w:val="en-US"/>
+        </w:rPr>
         <w:t>Team Viewer:</w:t>
       </w:r>
     </w:p>
@@ -1422,81 +1940,81 @@
         <w:rPr>
           <w:lang w:val="en-US"/>
         </w:rPr>
+        <w:t>Cách Kết Nối Đến 1 Máy?</w:t>
+      </w:r>
+    </w:p>
+    <w:p>
+      <w:pPr>
+        <w:pStyle w:val="ListParagraph"/>
+        <w:numPr>
+          <w:ilvl w:val="0"/>
+          <w:numId w:val="2"/>
+        </w:numPr>
+        <w:rPr>
+          <w:lang w:val="en-US"/>
+        </w:rPr>
+      </w:pPr>
+      <w:r>
+        <w:rPr>
+          <w:lang w:val="en-US"/>
+        </w:rPr>
+        <w:t>Tại giao diện ban đầu của Team Viewer, nhập ID máy muốn điều khiển vào ô “Search and Connect” + nhập mật khẩu tương ứng</w:t>
+      </w:r>
+    </w:p>
+    <w:p>
+      <w:pPr>
+        <w:pStyle w:val="ListParagraph"/>
+        <w:numPr>
+          <w:ilvl w:val="0"/>
+          <w:numId w:val="8"/>
+        </w:numPr>
+        <w:rPr>
+          <w:lang w:val="en-US"/>
+        </w:rPr>
+      </w:pPr>
+      <w:r>
+        <w:rPr>
+          <w:lang w:val="en-US"/>
+        </w:rPr>
+        <w:t>Cách Xem ID Và Mật Khẩu Máy Mình?</w:t>
+      </w:r>
+    </w:p>
+    <w:p>
+      <w:pPr>
+        <w:pStyle w:val="ListParagraph"/>
+        <w:numPr>
+          <w:ilvl w:val="0"/>
+          <w:numId w:val="2"/>
+        </w:numPr>
+        <w:rPr>
+          <w:lang w:val="en-US"/>
+        </w:rPr>
+      </w:pPr>
+      <w:r>
+        <w:rPr>
+          <w:lang w:val="en-US"/>
+        </w:rPr>
+        <w:t>Tại giao diện Team Viewer, vào Tab có biểu tượng 2 mũi tên ngược nhau</w:t>
+      </w:r>
+    </w:p>
+    <w:p>
+      <w:pPr>
+        <w:rPr>
+          <w:lang w:val="en-US"/>
+        </w:rPr>
+      </w:pPr>
+    </w:p>
+    <w:p>
+      <w:pPr>
+        <w:rPr>
+          <w:lang w:val="en-US"/>
+        </w:rPr>
+      </w:pPr>
+      <w:r>
+        <w:rPr>
+          <w:lang w:val="en-US"/>
+        </w:rPr>
         <w:lastRenderedPageBreak/>
-        <w:t>Cách Kết Nối Đến 1 Máy?</w:t>
-      </w:r>
-    </w:p>
-    <w:p>
-      <w:pPr>
-        <w:pStyle w:val="ListParagraph"/>
-        <w:numPr>
-          <w:ilvl w:val="0"/>
-          <w:numId w:val="2"/>
-        </w:numPr>
-        <w:rPr>
-          <w:lang w:val="en-US"/>
-        </w:rPr>
-      </w:pPr>
-      <w:r>
-        <w:rPr>
-          <w:lang w:val="en-US"/>
-        </w:rPr>
-        <w:t>Tại giao diện ban đầu của Team Viewer, nhập ID máy muốn điều khiển vào ô “Search and Connect” + nhập mật khẩu tương ứng</w:t>
-      </w:r>
-    </w:p>
-    <w:p>
-      <w:pPr>
-        <w:pStyle w:val="ListParagraph"/>
-        <w:numPr>
-          <w:ilvl w:val="0"/>
-          <w:numId w:val="8"/>
-        </w:numPr>
-        <w:rPr>
-          <w:lang w:val="en-US"/>
-        </w:rPr>
-      </w:pPr>
-      <w:r>
-        <w:rPr>
-          <w:lang w:val="en-US"/>
-        </w:rPr>
-        <w:t>Cách Xem ID Và Mật Khẩu Máy Mình?</w:t>
-      </w:r>
-    </w:p>
-    <w:p>
-      <w:pPr>
-        <w:pStyle w:val="ListParagraph"/>
-        <w:numPr>
-          <w:ilvl w:val="0"/>
-          <w:numId w:val="2"/>
-        </w:numPr>
-        <w:rPr>
-          <w:lang w:val="en-US"/>
-        </w:rPr>
-      </w:pPr>
-      <w:r>
-        <w:rPr>
-          <w:lang w:val="en-US"/>
-        </w:rPr>
-        <w:t>Tại giao diện Team Viewer, vào Tab có biểu tượng 2 mũi tên ngược nhau</w:t>
-      </w:r>
-    </w:p>
-    <w:p>
-      <w:pPr>
-        <w:rPr>
-          <w:lang w:val="en-US"/>
-        </w:rPr>
-      </w:pPr>
-    </w:p>
-    <w:p>
-      <w:pPr>
-        <w:rPr>
-          <w:lang w:val="en-US"/>
-        </w:rPr>
-      </w:pPr>
-      <w:r>
-        <w:rPr>
-          <w:lang w:val="en-US"/>
-        </w:rPr>
         <w:t>Chat GPT:</w:t>
       </w:r>
     </w:p>
@@ -1529,7 +2047,7 @@
           <w:lang w:val="en-US"/>
         </w:rPr>
       </w:pPr>
-      <w:hyperlink r:id="rId16" w:history="1">
+      <w:hyperlink r:id="rId18" w:history="1">
         <w:r>
           <w:rPr>
             <w:rStyle w:val="Hyperlink"/>
@@ -1600,7 +2118,7 @@
           <w:lang w:val="en-US"/>
         </w:rPr>
       </w:pPr>
-      <w:hyperlink r:id="rId17" w:history="1">
+      <w:hyperlink r:id="rId19" w:history="1">
         <w:r>
           <w:rPr>
             <w:rStyle w:val="Hyperlink"/>
@@ -1991,115 +2509,115 @@
         <w:rPr>
           <w:lang w:val="en-US"/>
         </w:rPr>
+        <w:t>Khi này 1 số hình ảnh tạ</w:t>
+      </w:r>
+      <w:r>
+        <w:rPr>
+          <w:lang w:val="en-US"/>
+        </w:rPr>
+        <w:t xml:space="preserve">i khu </w:t>
+      </w:r>
+      <w:r>
+        <w:rPr>
+          <w:lang w:val="en-US"/>
+        </w:rPr>
+        <w:t>vực đang xem sẽ hiện lên, Click vào tấm ảnh bất kì để xem rõ, Click “X” để đóng ảnh</w:t>
+      </w:r>
+    </w:p>
+    <w:p>
+      <w:pPr>
+        <w:pStyle w:val="ListParagraph"/>
+        <w:numPr>
+          <w:ilvl w:val="0"/>
+          <w:numId w:val="2"/>
+        </w:numPr>
+        <w:rPr>
+          <w:lang w:val="en-US"/>
+        </w:rPr>
+      </w:pPr>
+      <w:r>
+        <w:rPr>
+          <w:lang w:val="en-US"/>
+        </w:rPr>
+        <w:t>Click “Explore” để ẩn lại các ảnh</w:t>
+      </w:r>
+    </w:p>
+    <w:p>
+      <w:pPr>
+        <w:pStyle w:val="ListParagraph"/>
+        <w:numPr>
+          <w:ilvl w:val="0"/>
+          <w:numId w:val="5"/>
+        </w:numPr>
+        <w:rPr>
+          <w:lang w:val="en-US"/>
+        </w:rPr>
+      </w:pPr>
+      <w:r>
+        <w:rPr>
+          <w:lang w:val="en-US"/>
+        </w:rPr>
+        <w:t xml:space="preserve">Cách </w:t>
+      </w:r>
+      <w:r>
+        <w:rPr>
+          <w:lang w:val="en-US"/>
+        </w:rPr>
+        <w:t>Tìm Kiếm Địa Điểm?</w:t>
+      </w:r>
+    </w:p>
+    <w:p>
+      <w:pPr>
+        <w:pStyle w:val="ListParagraph"/>
+        <w:numPr>
+          <w:ilvl w:val="0"/>
+          <w:numId w:val="2"/>
+        </w:numPr>
+        <w:rPr>
+          <w:lang w:val="en-US"/>
+        </w:rPr>
+      </w:pPr>
+      <w:r>
+        <w:rPr>
+          <w:lang w:val="en-US"/>
+        </w:rPr>
+        <w:t>Nhập thông tin vào thanh tìm kiếm rồi “Enter”, nếu thông tin mơ hồ thì nó sẽ hiện ra các địa điểm liên quan</w:t>
+      </w:r>
+    </w:p>
+    <w:p>
+      <w:pPr>
+        <w:pStyle w:val="ListParagraph"/>
+        <w:numPr>
+          <w:ilvl w:val="0"/>
+          <w:numId w:val="2"/>
+        </w:numPr>
+        <w:rPr>
+          <w:lang w:val="en-US"/>
+        </w:rPr>
+      </w:pPr>
+      <w:r>
+        <w:rPr>
+          <w:lang w:val="en-US"/>
+        </w:rPr>
+        <w:t>Click vào 1 địa điểm sẽ di chuyển tầm nhìn của bạn tới địa điểm đó, đồng thời ảnh và thông tin của nó sẽ hiện ra</w:t>
+      </w:r>
+    </w:p>
+    <w:p>
+      <w:pPr>
+        <w:pStyle w:val="ListParagraph"/>
+        <w:numPr>
+          <w:ilvl w:val="0"/>
+          <w:numId w:val="2"/>
+        </w:numPr>
+        <w:rPr>
+          <w:lang w:val="en-US"/>
+        </w:rPr>
+      </w:pPr>
+      <w:r>
+        <w:rPr>
+          <w:lang w:val="en-US"/>
+        </w:rPr>
         <w:lastRenderedPageBreak/>
-        <w:t>Khi này 1 số hình ảnh tạ</w:t>
-      </w:r>
-      <w:r>
-        <w:rPr>
-          <w:lang w:val="en-US"/>
-        </w:rPr>
-        <w:t xml:space="preserve">i khu </w:t>
-      </w:r>
-      <w:r>
-        <w:rPr>
-          <w:lang w:val="en-US"/>
-        </w:rPr>
-        <w:t>vực đang xem sẽ hiện lên, Click vào tấm ảnh bất kì để xem rõ, Click “X” để đóng ảnh</w:t>
-      </w:r>
-    </w:p>
-    <w:p>
-      <w:pPr>
-        <w:pStyle w:val="ListParagraph"/>
-        <w:numPr>
-          <w:ilvl w:val="0"/>
-          <w:numId w:val="2"/>
-        </w:numPr>
-        <w:rPr>
-          <w:lang w:val="en-US"/>
-        </w:rPr>
-      </w:pPr>
-      <w:r>
-        <w:rPr>
-          <w:lang w:val="en-US"/>
-        </w:rPr>
-        <w:t>Click “Explore” để ẩn lại các ảnh</w:t>
-      </w:r>
-    </w:p>
-    <w:p>
-      <w:pPr>
-        <w:pStyle w:val="ListParagraph"/>
-        <w:numPr>
-          <w:ilvl w:val="0"/>
-          <w:numId w:val="5"/>
-        </w:numPr>
-        <w:rPr>
-          <w:lang w:val="en-US"/>
-        </w:rPr>
-      </w:pPr>
-      <w:r>
-        <w:rPr>
-          <w:lang w:val="en-US"/>
-        </w:rPr>
-        <w:t xml:space="preserve">Cách </w:t>
-      </w:r>
-      <w:r>
-        <w:rPr>
-          <w:lang w:val="en-US"/>
-        </w:rPr>
-        <w:t>Tìm Kiếm Địa Điểm?</w:t>
-      </w:r>
-    </w:p>
-    <w:p>
-      <w:pPr>
-        <w:pStyle w:val="ListParagraph"/>
-        <w:numPr>
-          <w:ilvl w:val="0"/>
-          <w:numId w:val="2"/>
-        </w:numPr>
-        <w:rPr>
-          <w:lang w:val="en-US"/>
-        </w:rPr>
-      </w:pPr>
-      <w:r>
-        <w:rPr>
-          <w:lang w:val="en-US"/>
-        </w:rPr>
-        <w:t>Nhập thông tin vào thanh tìm kiếm rồi “Enter”, nếu thông tin mơ hồ thì nó sẽ hiện ra các địa điểm liên quan</w:t>
-      </w:r>
-    </w:p>
-    <w:p>
-      <w:pPr>
-        <w:pStyle w:val="ListParagraph"/>
-        <w:numPr>
-          <w:ilvl w:val="0"/>
-          <w:numId w:val="2"/>
-        </w:numPr>
-        <w:rPr>
-          <w:lang w:val="en-US"/>
-        </w:rPr>
-      </w:pPr>
-      <w:r>
-        <w:rPr>
-          <w:lang w:val="en-US"/>
-        </w:rPr>
-        <w:t>Click vào 1 địa điểm sẽ di chuyển tầm nhìn của bạn tới địa điểm đó, đồng thời ảnh và thông tin của nó sẽ hiện ra</w:t>
-      </w:r>
-    </w:p>
-    <w:p>
-      <w:pPr>
-        <w:pStyle w:val="ListParagraph"/>
-        <w:numPr>
-          <w:ilvl w:val="0"/>
-          <w:numId w:val="2"/>
-        </w:numPr>
-        <w:rPr>
-          <w:lang w:val="en-US"/>
-        </w:rPr>
-      </w:pPr>
-      <w:r>
-        <w:rPr>
-          <w:lang w:val="en-US"/>
-        </w:rPr>
         <w:t>Click vào “Directions” để xác định tuyến đường đến địa điểm này, tại ô “Choose starting point, or click on the map…”, nhập thông tin điểm xuất phát, sẽ có gợi ý hiện lên, chọn gợi ý mong muốn, khi này sẽ có 1 tuyến đường in đậm hiện ra từ địa điểm xuất phát đến địa điểm muốn tới</w:t>
       </w:r>
       <w:r>
@@ -2455,6 +2973,95 @@
     </w:lvl>
   </w:abstractNum>
   <w:abstractNum w:abstractNumId="2" w15:restartNumberingAfterBreak="0">
+    <w:nsid w:val="0DB87DFF"/>
+    <w:multiLevelType w:val="hybridMultilevel"/>
+    <w:tmpl w:val="C19AB75C"/>
+    <w:lvl w:ilvl="0" w:tplc="4A400344">
+      <w:start w:val="1"/>
+      <w:numFmt w:val="decimal"/>
+      <w:lvlText w:val="%1."/>
+      <w:lvlJc w:val="left"/>
+      <w:pPr>
+        <w:ind w:left="1080" w:hanging="360"/>
+      </w:pPr>
+      <w:rPr>
+        <w:rFonts w:hint="default"/>
+      </w:rPr>
+    </w:lvl>
+    <w:lvl w:ilvl="1" w:tplc="04090019" w:tentative="1">
+      <w:start w:val="1"/>
+      <w:numFmt w:val="lowerLetter"/>
+      <w:lvlText w:val="%2."/>
+      <w:lvlJc w:val="left"/>
+      <w:pPr>
+        <w:ind w:left="1800" w:hanging="360"/>
+      </w:pPr>
+    </w:lvl>
+    <w:lvl w:ilvl="2" w:tplc="0409001B" w:tentative="1">
+      <w:start w:val="1"/>
+      <w:numFmt w:val="lowerRoman"/>
+      <w:lvlText w:val="%3."/>
+      <w:lvlJc w:val="right"/>
+      <w:pPr>
+        <w:ind w:left="2520" w:hanging="180"/>
+      </w:pPr>
+    </w:lvl>
+    <w:lvl w:ilvl="3" w:tplc="0409000F" w:tentative="1">
+      <w:start w:val="1"/>
+      <w:numFmt w:val="decimal"/>
+      <w:lvlText w:val="%4."/>
+      <w:lvlJc w:val="left"/>
+      <w:pPr>
+        <w:ind w:left="3240" w:hanging="360"/>
+      </w:pPr>
+    </w:lvl>
+    <w:lvl w:ilvl="4" w:tplc="04090019" w:tentative="1">
+      <w:start w:val="1"/>
+      <w:numFmt w:val="lowerLetter"/>
+      <w:lvlText w:val="%5."/>
+      <w:lvlJc w:val="left"/>
+      <w:pPr>
+        <w:ind w:left="3960" w:hanging="360"/>
+      </w:pPr>
+    </w:lvl>
+    <w:lvl w:ilvl="5" w:tplc="0409001B" w:tentative="1">
+      <w:start w:val="1"/>
+      <w:numFmt w:val="lowerRoman"/>
+      <w:lvlText w:val="%6."/>
+      <w:lvlJc w:val="right"/>
+      <w:pPr>
+        <w:ind w:left="4680" w:hanging="180"/>
+      </w:pPr>
+    </w:lvl>
+    <w:lvl w:ilvl="6" w:tplc="0409000F" w:tentative="1">
+      <w:start w:val="1"/>
+      <w:numFmt w:val="decimal"/>
+      <w:lvlText w:val="%7."/>
+      <w:lvlJc w:val="left"/>
+      <w:pPr>
+        <w:ind w:left="5400" w:hanging="360"/>
+      </w:pPr>
+    </w:lvl>
+    <w:lvl w:ilvl="7" w:tplc="04090019" w:tentative="1">
+      <w:start w:val="1"/>
+      <w:numFmt w:val="lowerLetter"/>
+      <w:lvlText w:val="%8."/>
+      <w:lvlJc w:val="left"/>
+      <w:pPr>
+        <w:ind w:left="6120" w:hanging="360"/>
+      </w:pPr>
+    </w:lvl>
+    <w:lvl w:ilvl="8" w:tplc="0409001B" w:tentative="1">
+      <w:start w:val="1"/>
+      <w:numFmt w:val="lowerRoman"/>
+      <w:lvlText w:val="%9."/>
+      <w:lvlJc w:val="right"/>
+      <w:pPr>
+        <w:ind w:left="6840" w:hanging="180"/>
+      </w:pPr>
+    </w:lvl>
+  </w:abstractNum>
+  <w:abstractNum w:abstractNumId="3" w15:restartNumberingAfterBreak="0">
     <w:nsid w:val="11A47D9D"/>
     <w:multiLevelType w:val="hybridMultilevel"/>
     <w:tmpl w:val="7EE45760"/>
@@ -2543,7 +3150,7 @@
       </w:pPr>
     </w:lvl>
   </w:abstractNum>
-  <w:abstractNum w:abstractNumId="3" w15:restartNumberingAfterBreak="0">
+  <w:abstractNum w:abstractNumId="4" w15:restartNumberingAfterBreak="0">
     <w:nsid w:val="2F227041"/>
     <w:multiLevelType w:val="hybridMultilevel"/>
     <w:tmpl w:val="8A54273A"/>
@@ -2632,7 +3239,7 @@
       </w:pPr>
     </w:lvl>
   </w:abstractNum>
-  <w:abstractNum w:abstractNumId="4" w15:restartNumberingAfterBreak="0">
+  <w:abstractNum w:abstractNumId="5" w15:restartNumberingAfterBreak="0">
     <w:nsid w:val="507A207D"/>
     <w:multiLevelType w:val="hybridMultilevel"/>
     <w:tmpl w:val="70A04058"/>
@@ -2721,7 +3328,7 @@
       </w:pPr>
     </w:lvl>
   </w:abstractNum>
-  <w:abstractNum w:abstractNumId="5" w15:restartNumberingAfterBreak="0">
+  <w:abstractNum w:abstractNumId="6" w15:restartNumberingAfterBreak="0">
     <w:nsid w:val="644D2C28"/>
     <w:multiLevelType w:val="hybridMultilevel"/>
     <w:tmpl w:val="5CF81084"/>
@@ -2810,7 +3417,7 @@
       </w:pPr>
     </w:lvl>
   </w:abstractNum>
-  <w:abstractNum w:abstractNumId="6" w15:restartNumberingAfterBreak="0">
+  <w:abstractNum w:abstractNumId="7" w15:restartNumberingAfterBreak="0">
     <w:nsid w:val="6C735040"/>
     <w:multiLevelType w:val="hybridMultilevel"/>
     <w:tmpl w:val="1DBAF0E6"/>
@@ -2899,7 +3506,7 @@
       </w:pPr>
     </w:lvl>
   </w:abstractNum>
-  <w:abstractNum w:abstractNumId="7" w15:restartNumberingAfterBreak="0">
+  <w:abstractNum w:abstractNumId="8" w15:restartNumberingAfterBreak="0">
     <w:nsid w:val="6CA24F62"/>
     <w:multiLevelType w:val="hybridMultilevel"/>
     <w:tmpl w:val="63BC7E78"/>
@@ -2988,7 +3595,7 @@
       </w:pPr>
     </w:lvl>
   </w:abstractNum>
-  <w:abstractNum w:abstractNumId="8" w15:restartNumberingAfterBreak="0">
+  <w:abstractNum w:abstractNumId="9" w15:restartNumberingAfterBreak="0">
     <w:nsid w:val="7029222C"/>
     <w:multiLevelType w:val="hybridMultilevel"/>
     <w:tmpl w:val="BE9AD04E"/>
@@ -3077,7 +3684,7 @@
       </w:pPr>
     </w:lvl>
   </w:abstractNum>
-  <w:abstractNum w:abstractNumId="9" w15:restartNumberingAfterBreak="0">
+  <w:abstractNum w:abstractNumId="10" w15:restartNumberingAfterBreak="0">
     <w:nsid w:val="7F844A13"/>
     <w:multiLevelType w:val="hybridMultilevel"/>
     <w:tmpl w:val="6E842ABE"/>
@@ -3167,34 +3774,37 @@
     </w:lvl>
   </w:abstractNum>
   <w:num w:numId="1" w16cid:durableId="297688137">
-    <w:abstractNumId w:val="2"/>
+    <w:abstractNumId w:val="3"/>
   </w:num>
   <w:num w:numId="2" w16cid:durableId="1825467454">
     <w:abstractNumId w:val="1"/>
   </w:num>
   <w:num w:numId="3" w16cid:durableId="2146312829">
-    <w:abstractNumId w:val="3"/>
+    <w:abstractNumId w:val="4"/>
   </w:num>
   <w:num w:numId="4" w16cid:durableId="558398114">
     <w:abstractNumId w:val="0"/>
   </w:num>
   <w:num w:numId="5" w16cid:durableId="1976137868">
+    <w:abstractNumId w:val="9"/>
+  </w:num>
+  <w:num w:numId="6" w16cid:durableId="1918248400">
+    <w:abstractNumId w:val="10"/>
+  </w:num>
+  <w:num w:numId="7" w16cid:durableId="954559906">
+    <w:abstractNumId w:val="7"/>
+  </w:num>
+  <w:num w:numId="8" w16cid:durableId="577599504">
     <w:abstractNumId w:val="8"/>
   </w:num>
-  <w:num w:numId="6" w16cid:durableId="1918248400">
-    <w:abstractNumId w:val="9"/>
+  <w:num w:numId="9" w16cid:durableId="1288010185">
+    <w:abstractNumId w:val="5"/>
   </w:num>
-  <w:num w:numId="7" w16cid:durableId="954559906">
+  <w:num w:numId="10" w16cid:durableId="704872221">
     <w:abstractNumId w:val="6"/>
   </w:num>
-  <w:num w:numId="8" w16cid:durableId="577599504">
-    <w:abstractNumId w:val="7"/>
-  </w:num>
-  <w:num w:numId="9" w16cid:durableId="1288010185">
-    <w:abstractNumId w:val="4"/>
-  </w:num>
-  <w:num w:numId="10" w16cid:durableId="704872221">
-    <w:abstractNumId w:val="5"/>
+  <w:num w:numId="11" w16cid:durableId="171534263">
+    <w:abstractNumId w:val="2"/>
   </w:num>
 </w:numbering>
 </file>
